--- a/vajirarama_about_content.docx
+++ b/vajirarama_about_content.docx
@@ -18,7 +18,7 @@
         <w:t xml:space="preserve">Collected on: </w:t>
       </w:r>
       <w:r>
-        <w:t>2026-10-17 18:32 Sri Lanka Standard Time</w:t>
+        <w:t>2026-10-18 11:22 Sri Lanka Standard Time</w:t>
       </w:r>
     </w:p>
     <w:p>
@@ -34,7 +34,7 @@
             <w:color w:val="0563C1"/>
             <w:u w:val="single"/>
           </w:rPr>
-          <w:t>https://vajirarama.lk/about-us-2/</w:t>
+          <w:t>https://lib.vajirarama.lk/</w:t>
         </w:r>
       </w:hyperlink>
     </w:p>
@@ -52,7397 +52,6 @@
       </w:r>
     </w:p>
     <w:p>
-      <w:pPr>
-        <w:pStyle w:val="ListNumber"/>
-      </w:pPr>
-      <w:r>
-        <w:t xml:space="preserve">About Us – Siri Vajirarama Temple Colombo 04. Official Website — </w:t>
-      </w:r>
-      <w:hyperlink r:id="rId9">
-        <w:r>
-          <w:rPr>
-            <w:color w:val="0563C1"/>
-            <w:u w:val="single"/>
-          </w:rPr>
-          <w:t>https://vajirarama.lk/about-us-2/</w:t>
-        </w:r>
-      </w:hyperlink>
-    </w:p>
-    <w:p>
-      <w:pPr>
-        <w:pStyle w:val="ListNumber"/>
-      </w:pPr>
-      <w:r>
-        <w:t xml:space="preserve">Beginnings — </w:t>
-      </w:r>
-      <w:hyperlink r:id="rId10">
-        <w:r>
-          <w:rPr>
-            <w:color w:val="0563C1"/>
-            <w:u w:val="single"/>
-          </w:rPr>
-          <w:t>https://vajirarama.lk/about-us-2/beginnings/</w:t>
-        </w:r>
-      </w:hyperlink>
-    </w:p>
-    <w:p>
-      <w:pPr>
-        <w:pStyle w:val="ListNumber"/>
-      </w:pPr>
-      <w:r>
-        <w:t xml:space="preserve">Branches – Siri Vajirarama Temple Colombo 04. Official Website — </w:t>
-      </w:r>
-      <w:hyperlink r:id="rId11">
-        <w:r>
-          <w:rPr>
-            <w:color w:val="0563C1"/>
-            <w:u w:val="single"/>
-          </w:rPr>
-          <w:t>https://vajirarama.lk/about-us-2/branches/</w:t>
-        </w:r>
-      </w:hyperlink>
-    </w:p>
-    <w:p>
-      <w:pPr>
-        <w:pStyle w:val="ListNumber"/>
-      </w:pPr>
-      <w:r>
-        <w:t xml:space="preserve">Missionary Work — </w:t>
-      </w:r>
-      <w:hyperlink r:id="rId12">
-        <w:r>
-          <w:rPr>
-            <w:color w:val="0563C1"/>
-            <w:u w:val="single"/>
-          </w:rPr>
-          <w:t>https://vajirarama.lk/about-us-2/missionary-work/</w:t>
-        </w:r>
-      </w:hyperlink>
-    </w:p>
-    <w:p>
-      <w:pPr>
-        <w:pStyle w:val="ListNumber"/>
-      </w:pPr>
-      <w:r>
-        <w:t xml:space="preserve">Most Ven. Thrikunamale Ananda Maha Nayaka Thero — </w:t>
-      </w:r>
-      <w:hyperlink r:id="rId13">
-        <w:r>
-          <w:rPr>
-            <w:color w:val="0563C1"/>
-            <w:u w:val="single"/>
-          </w:rPr>
-          <w:t>https://vajirarama.lk/about-us-2/ven-thrikunamale-ananda-thero/</w:t>
-        </w:r>
-      </w:hyperlink>
-    </w:p>
-    <w:p>
-      <w:pPr>
-        <w:pStyle w:val="ListNumber"/>
-      </w:pPr>
-      <w:r>
-        <w:t xml:space="preserve">Renowned Monks — </w:t>
-      </w:r>
-      <w:hyperlink r:id="rId14">
-        <w:r>
-          <w:rPr>
-            <w:color w:val="0563C1"/>
-            <w:u w:val="single"/>
-          </w:rPr>
-          <w:t>https://vajirarama.lk/about-us-2/renowned-monks/</w:t>
-        </w:r>
-      </w:hyperlink>
-    </w:p>
-    <w:p>
-      <w:pPr>
-        <w:pStyle w:val="ListNumber"/>
-      </w:pPr>
-      <w:r>
-        <w:t xml:space="preserve">Vajirarama Tradition — </w:t>
-      </w:r>
-      <w:hyperlink r:id="rId15">
-        <w:r>
-          <w:rPr>
-            <w:color w:val="0563C1"/>
-            <w:u w:val="single"/>
-          </w:rPr>
-          <w:t>https://vajirarama.lk/about-us-2/vajirarama-tradition/</w:t>
-        </w:r>
-      </w:hyperlink>
-    </w:p>
-    <w:p>
-      <w:r>
-        <w:br w:type="page"/>
-      </w:r>
-    </w:p>
-    <w:p>
-      <w:pPr>
-        <w:pStyle w:val="Heading1"/>
-      </w:pPr>
-      <w:r>
-        <w:t>About Us – Siri Vajirarama Temple Colombo 04. Official Website</w:t>
-      </w:r>
-    </w:p>
-    <w:p>
-      <w:r>
-        <w:rPr>
-          <w:b/>
-        </w:rPr>
-        <w:t xml:space="preserve">Source URL: </w:t>
-      </w:r>
-      <w:hyperlink r:id="rId9">
-        <w:r>
-          <w:rPr>
-            <w:color w:val="0563C1"/>
-            <w:u w:val="single"/>
-          </w:rPr>
-          <w:t>https://vajirarama.lk/about-us-2/</w:t>
-        </w:r>
-      </w:hyperlink>
-    </w:p>
-    <w:p>
-      <w:pPr>
-        <w:pStyle w:val="ListBullet"/>
-      </w:pPr>
-      <w:r>
-        <w:t>ABOUT BEGINNINGS MISSIONARY WORK VAJIRARAMA TRADITION RENOWNED MONKS MOST VEN. THRIKUNAMALE ANANDA MAHA THERO READ MORE BRANCHERS SOCIETIES THE BOSAT NOTICEBOARD</w:t>
-      </w:r>
-    </w:p>
-    <w:p>
-      <w:pPr>
-        <w:pStyle w:val="ListBullet"/>
-      </w:pPr>
-      <w:r>
-        <w:t>BEGINNINGS</w:t>
-      </w:r>
-    </w:p>
-    <w:p>
-      <w:pPr>
-        <w:pStyle w:val="ListBullet"/>
-      </w:pPr>
-      <w:r>
-        <w:t>MISSIONARY WORK</w:t>
-      </w:r>
-    </w:p>
-    <w:p>
-      <w:pPr>
-        <w:pStyle w:val="ListBullet"/>
-      </w:pPr>
-      <w:r>
-        <w:t>VAJIRARAMA TRADITION</w:t>
-      </w:r>
-    </w:p>
-    <w:p>
-      <w:pPr>
-        <w:pStyle w:val="ListBullet"/>
-      </w:pPr>
-      <w:r>
-        <w:t>RENOWNED MONKS</w:t>
-      </w:r>
-    </w:p>
-    <w:p>
-      <w:pPr>
-        <w:pStyle w:val="ListBullet"/>
-      </w:pPr>
-      <w:r>
-        <w:t>MOST VEN. THRIKUNAMALE ANANDA MAHA THERO READ MORE</w:t>
-      </w:r>
-    </w:p>
-    <w:p>
-      <w:pPr>
-        <w:pStyle w:val="ListBullet"/>
-      </w:pPr>
-      <w:r>
-        <w:t>BRANCHERS</w:t>
-      </w:r>
-    </w:p>
-    <w:p>
-      <w:pPr>
-        <w:pStyle w:val="ListBullet"/>
-      </w:pPr>
-      <w:r>
-        <w:t>SOCIETIES</w:t>
-      </w:r>
-    </w:p>
-    <w:p>
-      <w:pPr>
-        <w:pStyle w:val="ListBullet"/>
-      </w:pPr>
-      <w:r>
-        <w:t>THE BOSAT</w:t>
-      </w:r>
-    </w:p>
-    <w:p>
-      <w:pPr>
-        <w:pStyle w:val="ListBullet"/>
-      </w:pPr>
-      <w:r>
-        <w:t>NOTICEBOARD</w:t>
-      </w:r>
-    </w:p>
-    <w:p>
-      <w:pPr>
-        <w:pStyle w:val="ListBullet"/>
-      </w:pPr>
-      <w:r>
-        <w:t>LIBRARY</w:t>
-      </w:r>
-    </w:p>
-    <w:p>
-      <w:pPr>
-        <w:pStyle w:val="ListBullet"/>
-      </w:pPr>
-      <w:r>
-        <w:t>DHAMMA SCHOOL HISTORY STAFF PREFECTS FACILITIES PROGRAMS AND ACTIVITIES NOTICEBOARD</w:t>
-      </w:r>
-    </w:p>
-    <w:p>
-      <w:pPr>
-        <w:pStyle w:val="ListBullet"/>
-      </w:pPr>
-      <w:r>
-        <w:t>HISTORY</w:t>
-      </w:r>
-    </w:p>
-    <w:p>
-      <w:pPr>
-        <w:pStyle w:val="ListBullet"/>
-      </w:pPr>
-      <w:r>
-        <w:t>STAFF</w:t>
-      </w:r>
-    </w:p>
-    <w:p>
-      <w:pPr>
-        <w:pStyle w:val="ListBullet"/>
-      </w:pPr>
-      <w:r>
-        <w:t>PREFECTS</w:t>
-      </w:r>
-    </w:p>
-    <w:p>
-      <w:pPr>
-        <w:pStyle w:val="ListBullet"/>
-      </w:pPr>
-      <w:r>
-        <w:t>FACILITIES</w:t>
-      </w:r>
-    </w:p>
-    <w:p>
-      <w:pPr>
-        <w:pStyle w:val="ListBullet"/>
-      </w:pPr>
-      <w:r>
-        <w:t>PROGRAMS AND ACTIVITIES</w:t>
-      </w:r>
-    </w:p>
-    <w:p>
-      <w:pPr>
-        <w:pStyle w:val="ListBullet"/>
-      </w:pPr>
-      <w:r>
-        <w:t>NOTICEBOARD</w:t>
-      </w:r>
-    </w:p>
-    <w:p>
-      <w:pPr>
-        <w:pStyle w:val="ListBullet"/>
-      </w:pPr>
-      <w:r>
-        <w:t>NEWS MAHA NAYAKA THERO</w:t>
-      </w:r>
-    </w:p>
-    <w:p>
-      <w:pPr>
-        <w:pStyle w:val="ListBullet"/>
-      </w:pPr>
-      <w:r>
-        <w:t>MAHA NAYAKA THERO</w:t>
-      </w:r>
-    </w:p>
-    <w:p>
-      <w:pPr>
-        <w:pStyle w:val="ListBullet"/>
-      </w:pPr>
-      <w:r>
-        <w:t>PROJECTS</w:t>
-      </w:r>
-    </w:p>
-    <w:p>
-      <w:pPr>
-        <w:pStyle w:val="ListBullet"/>
-      </w:pPr>
-      <w:r>
-        <w:t>SERVICES DHAMMA DESHANA PUBLICATIONS OTHER PUBLICATIONS</w:t>
-      </w:r>
-    </w:p>
-    <w:p>
-      <w:pPr>
-        <w:pStyle w:val="ListBullet"/>
-      </w:pPr>
-      <w:r>
-        <w:t>DHAMMA DESHANA</w:t>
-      </w:r>
-    </w:p>
-    <w:p>
-      <w:pPr>
-        <w:pStyle w:val="ListBullet"/>
-      </w:pPr>
-      <w:r>
-        <w:t>PUBLICATIONS</w:t>
-      </w:r>
-    </w:p>
-    <w:p>
-      <w:pPr>
-        <w:pStyle w:val="ListBullet"/>
-      </w:pPr>
-      <w:r>
-        <w:t>OTHER PUBLICATIONS</w:t>
-      </w:r>
-    </w:p>
-    <w:p>
-      <w:pPr>
-        <w:pStyle w:val="ListBullet"/>
-      </w:pPr>
-      <w:r>
-        <w:t>GALLERY</w:t>
-      </w:r>
-    </w:p>
-    <w:p>
-      <w:pPr>
-        <w:pStyle w:val="ListBullet"/>
-      </w:pPr>
-      <w:r>
-        <w:t>CONTACT</w:t>
-      </w:r>
-    </w:p>
-    <w:p>
-      <w:pPr>
-        <w:pStyle w:val="Heading4"/>
-      </w:pPr>
-      <w:r>
-        <w:t>ABOUT —————————</w:t>
-      </w:r>
-    </w:p>
-    <w:p>
-      <w:pPr>
-        <w:pStyle w:val="ListBullet"/>
-      </w:pPr>
-      <w:r>
-        <w:t>About Us Beginnings Renowned Monks Most Ven. Thrikunamale Ananda Maha Nayaka Thero Missionary Work Vajirarama Tradition</w:t>
-      </w:r>
-    </w:p>
-    <w:p>
-      <w:pPr>
-        <w:pStyle w:val="ListBullet"/>
-      </w:pPr>
-      <w:r>
-        <w:t>Beginnings</w:t>
-      </w:r>
-    </w:p>
-    <w:p>
-      <w:pPr>
-        <w:pStyle w:val="ListBullet"/>
-      </w:pPr>
-      <w:r>
-        <w:t>Renowned Monks</w:t>
-      </w:r>
-    </w:p>
-    <w:p>
-      <w:pPr>
-        <w:pStyle w:val="ListBullet"/>
-      </w:pPr>
-      <w:r>
-        <w:t>Most Ven. Thrikunamale Ananda Maha Nayaka Thero</w:t>
-      </w:r>
-    </w:p>
-    <w:p>
-      <w:pPr>
-        <w:pStyle w:val="ListBullet"/>
-      </w:pPr>
-      <w:r>
-        <w:t>Missionary Work</w:t>
-      </w:r>
-    </w:p>
-    <w:p>
-      <w:pPr>
-        <w:pStyle w:val="ListBullet"/>
-      </w:pPr>
-      <w:r>
-        <w:t>Vajirarama Tradition</w:t>
-      </w:r>
-    </w:p>
-    <w:p>
-      <w:r>
-        <w:t>RENOWNED MONKS</w:t>
-      </w:r>
-    </w:p>
-    <w:p>
-      <w:pPr>
-        <w:pStyle w:val="Heading4"/>
-      </w:pPr>
-      <w:r>
-        <w:t>CONTACT INFO</w:t>
-      </w:r>
-    </w:p>
-    <w:p>
-      <w:r>
-        <w:t>Siri Vajiraramaya is arguably the best known Sri Lankan Buddhist temple throughout the world due to the renowned resident monks who spread the teaching of the Buddha worldwide. Ven Narada and Ven Piyadassi were household names in many parts of the world.</w:t>
-      </w:r>
-    </w:p>
-    <w:p>
-      <w:r>
-        <w:t>The temple in the heart of the capital city of Colombo was founded in 1901 by the erudite monk from South Sri Lanka, the Most Venerable Pelene Siri Vajirajana Maha Nayaka Thera. It has been declared a Sacred Site by the State on 6 September 2009.</w:t>
-      </w:r>
-    </w:p>
-    <w:p>
-      <w:r>
-        <w:t>In addition to educated youth and prominent personalities in Sri Lanka, several foreign students of Buddhism too sought the refuge of the scholarly monk to embrace the religion moving away from their faith.</w:t>
-      </w:r>
-    </w:p>
-    <w:p>
-      <w:r>
-        <w:t>Ven Nanamoli best known for his translation of ‘Visuddhi Magga’ (The Path of Purification), ‘Majjhima Nikaya” and more from Pali to English, and Ven Gnanavira also well versed in the Dhamma with several articles to his credit were among them.</w:t>
-      </w:r>
-    </w:p>
-    <w:p>
-      <w:r>
-        <w:t>The Daham Pasala where weekly Buddhist classes were held for the benefit of children on Sundays moulded the young ones to a Buddhist way of life while imparting the knowledge of the Dhamma continuously for over a century. Many are the innovative methods adopted by the Siri Vajiramaya to spread the word of the Buddha. The tradition continues.</w:t>
-      </w:r>
-    </w:p>
-    <w:p>
-      <w:pPr>
-        <w:pStyle w:val="Heading4"/>
-      </w:pPr>
-      <w:r>
-        <w:t>Our Services</w:t>
-      </w:r>
-    </w:p>
-    <w:p>
-      <w:pPr>
-        <w:pStyle w:val="Heading4"/>
-      </w:pPr>
-      <w:r>
-        <w:t>Library (පුස්තකාලය)</w:t>
-      </w:r>
-    </w:p>
-    <w:p>
-      <w:r>
-        <w:t>Vajirarama temple furbished and holds a vast selection of books for readers in search for spiritual enlightenment.</w:t>
-      </w:r>
-    </w:p>
-    <w:p>
-      <w:pPr>
-        <w:pStyle w:val="Heading4"/>
-      </w:pPr>
-      <w:r>
-        <w:t>Sunday School (දහම්පාසල)</w:t>
-      </w:r>
-    </w:p>
-    <w:p>
-      <w:r>
-        <w:t>Thousands of eager young minds are nourished and cultured under the expertise of vajirarama dhamma school.</w:t>
-      </w:r>
-    </w:p>
-    <w:p>
-      <w:pPr>
-        <w:pStyle w:val="Heading4"/>
-      </w:pPr>
-      <w:r>
-        <w:t>Our Projects (දහම් ව්‍යාපෘති)</w:t>
-      </w:r>
-    </w:p>
-    <w:p>
-      <w:r>
-        <w:t>Numerous amounts of projects and donations in search for needed, marking social wellbeing our corner stone.</w:t>
-      </w:r>
-    </w:p>
-    <w:p>
-      <w:pPr>
-        <w:pStyle w:val="Heading4"/>
-      </w:pPr>
-      <w:r>
-        <w:t>Meditation School (සති දහම්පාසල)</w:t>
-      </w:r>
-    </w:p>
-    <w:p>
-      <w:r>
-        <w:t>Touch your inner sense of peace and get a drip of spiritualism in to your day to day life.</w:t>
-      </w:r>
-    </w:p>
-    <w:p>
-      <w:pPr>
-        <w:pStyle w:val="Heading4"/>
-      </w:pPr>
-      <w:r>
-        <w:t>Publications (දහම් ප්‍රකාශන)</w:t>
-      </w:r>
-    </w:p>
-    <w:p>
-      <w:r>
-        <w:t>Books published by renowned monks and Dhamma School hold a special place in cultivating society with its essence.</w:t>
-      </w:r>
-    </w:p>
-    <w:p>
-      <w:pPr>
-        <w:pStyle w:val="Heading4"/>
-      </w:pPr>
-      <w:r>
-        <w:t>Preachings (ධර්ම දේශනා)</w:t>
-      </w:r>
-    </w:p>
-    <w:p>
-      <w:r>
-        <w:t>Throughout history preaching’s of our renowned monks marked their names with it sound of truth and sincerity.</w:t>
-      </w:r>
-    </w:p>
-    <w:p>
-      <w:pPr>
-        <w:pStyle w:val="Heading4"/>
-      </w:pPr>
-      <w:r>
-        <w:t>Pohoya Programs (පෝදින වැඩසටහන්)</w:t>
-      </w:r>
-    </w:p>
-    <w:p>
-      <w:r>
-        <w:t>Monthly Poya programs of our temple is a successful event planned carefully to ensure maximum gain of peacefulness to your mind.</w:t>
-      </w:r>
-    </w:p>
-    <w:p>
-      <w:pPr>
-        <w:pStyle w:val="Heading4"/>
-      </w:pPr>
-      <w:r>
-        <w:t>Children's Programs (ළමා වැඩසටහන්)</w:t>
-      </w:r>
-    </w:p>
-    <w:p>
-      <w:r>
-        <w:t>Specially designed and programed for children to improve insight to life and to address young minds.</w:t>
-      </w:r>
-    </w:p>
-    <w:p>
-      <w:pPr>
-        <w:pStyle w:val="Heading4"/>
-      </w:pPr>
-      <w:r>
-        <w:t>Dhamma Programs (ආගමික වැඩසටහන්)</w:t>
-      </w:r>
-    </w:p>
-    <w:p>
-      <w:r>
-        <w:t>Dhamma discussions, Programs and many more</w:t>
-      </w:r>
-    </w:p>
-    <w:p>
-      <w:r>
-        <w:t>Siri Vajiraramaya is arguably the best known Sri Lankan Buddhist temple throughout the world due to the renowned resident monks who spread the teaching of the Buddha worldwide.</w:t>
-      </w:r>
-    </w:p>
-    <w:p>
-      <w:pPr>
-        <w:pStyle w:val="Heading4"/>
-      </w:pPr>
-      <w:r>
-        <w:t>Media Gallery</w:t>
-      </w:r>
-    </w:p>
-    <w:p>
-      <w:pPr>
-        <w:pStyle w:val="Heading4"/>
-      </w:pPr>
-      <w:r>
-        <w:t>Contact</w:t>
-      </w:r>
-    </w:p>
-    <w:p>
-      <w:pPr>
-        <w:pStyle w:val="Heading4"/>
-      </w:pPr>
-      <w:r>
-        <w:t>E-Mail Newsletter</w:t>
-      </w:r>
-    </w:p>
-    <w:p>
-      <w:pPr>
-        <w:pStyle w:val="Heading2"/>
-      </w:pPr>
-      <w:r>
-        <w:t>Images referenced on this page</w:t>
-      </w:r>
-    </w:p>
-    <w:p>
-      <w:pPr>
-        <w:pStyle w:val="ListBullet"/>
-      </w:pPr>
-      <w:r>
-        <w:t xml:space="preserve">Image (no caption/alt text supplied) — </w:t>
-      </w:r>
-      <w:hyperlink r:id="rId16">
-        <w:r>
-          <w:rPr>
-            <w:color w:val="0563C1"/>
-            <w:u w:val="single"/>
-          </w:rPr>
-          <w:t>https://vajirarama.lk/wp-content/uploads/logo-02.png</w:t>
-        </w:r>
-      </w:hyperlink>
-    </w:p>
-    <w:p>
-      <w:pPr>
-        <w:pStyle w:val="ListBullet"/>
-      </w:pPr>
-      <w:r>
-        <w:t xml:space="preserve">Image (no caption/alt text supplied) — </w:t>
-      </w:r>
-      <w:hyperlink r:id="rId17">
-        <w:r>
-          <w:rPr>
-            <w:color w:val="0563C1"/>
-            <w:u w:val="single"/>
-          </w:rPr>
-          <w:t>https://www.vajirarama.lk/wp-content/uploads/photo-140.jpg</w:t>
-        </w:r>
-      </w:hyperlink>
-    </w:p>
-    <w:p>
-      <w:pPr>
-        <w:pStyle w:val="ListBullet"/>
-      </w:pPr>
-      <w:r>
-        <w:t xml:space="preserve">Image (no caption/alt text supplied) — </w:t>
-      </w:r>
-      <w:hyperlink r:id="rId18">
-        <w:r>
-          <w:rPr>
-            <w:color w:val="0563C1"/>
-            <w:u w:val="single"/>
-          </w:rPr>
-          <w:t>https://www.vajirarama.lk/wp-content/uploads/photo-022.jpg</w:t>
-        </w:r>
-      </w:hyperlink>
-    </w:p>
-    <w:p>
-      <w:pPr>
-        <w:pStyle w:val="ListBullet"/>
-      </w:pPr>
-      <w:r>
-        <w:t xml:space="preserve">Image (no caption/alt text supplied) — </w:t>
-      </w:r>
-      <w:hyperlink r:id="rId19">
-        <w:r>
-          <w:rPr>
-            <w:color w:val="0563C1"/>
-            <w:u w:val="single"/>
-          </w:rPr>
-          <w:t>https://www.vajirarama.lk/wp-content/uploads/photo-139.jpg</w:t>
-        </w:r>
-      </w:hyperlink>
-    </w:p>
-    <w:p>
-      <w:pPr>
-        <w:pStyle w:val="ListBullet"/>
-      </w:pPr>
-      <w:r>
-        <w:t xml:space="preserve">Image (no caption/alt text supplied) — </w:t>
-      </w:r>
-      <w:hyperlink r:id="rId20">
-        <w:r>
-          <w:rPr>
-            <w:color w:val="0563C1"/>
-            <w:u w:val="single"/>
-          </w:rPr>
-          <w:t>https://www.vajirarama.lk/wp-content/uploads/photo-138.jpg</w:t>
-        </w:r>
-      </w:hyperlink>
-    </w:p>
-    <w:p>
-      <w:pPr>
-        <w:pStyle w:val="ListBullet"/>
-      </w:pPr>
-      <w:r>
-        <w:t xml:space="preserve">Image (no caption/alt text supplied) — </w:t>
-      </w:r>
-      <w:hyperlink r:id="rId21">
-        <w:r>
-          <w:rPr>
-            <w:color w:val="0563C1"/>
-            <w:u w:val="single"/>
-          </w:rPr>
-          <w:t>https://www.vajirarama.lk/wp-content/uploads/pic-007-e1515243001489.jpg</w:t>
-        </w:r>
-      </w:hyperlink>
-    </w:p>
-    <w:p>
-      <w:pPr>
-        <w:pStyle w:val="ListBullet"/>
-      </w:pPr>
-      <w:r>
-        <w:t xml:space="preserve">Image (no caption/alt text supplied) — </w:t>
-      </w:r>
-      <w:hyperlink r:id="rId22">
-        <w:r>
-          <w:rPr>
-            <w:color w:val="0563C1"/>
-            <w:u w:val="single"/>
-          </w:rPr>
-          <w:t>https://vajirarama.lk/wp-content/uploads/branchers-set-001.jpg</w:t>
-        </w:r>
-      </w:hyperlink>
-    </w:p>
-    <w:p>
-      <w:pPr>
-        <w:pStyle w:val="ListBullet"/>
-      </w:pPr>
-      <w:r>
-        <w:t xml:space="preserve">Image (no caption/alt text supplied) — </w:t>
-      </w:r>
-      <w:hyperlink r:id="rId23">
-        <w:r>
-          <w:rPr>
-            <w:color w:val="0563C1"/>
-            <w:u w:val="single"/>
-          </w:rPr>
-          <w:t>https://www.vajirarama.lk/wp-content/uploads/news-2015.06.23-01.jpg</w:t>
-        </w:r>
-      </w:hyperlink>
-    </w:p>
-    <w:p>
-      <w:pPr>
-        <w:pStyle w:val="ListBullet"/>
-      </w:pPr>
-      <w:r>
-        <w:t xml:space="preserve">Image (no caption/alt text supplied) — </w:t>
-      </w:r>
-      <w:hyperlink r:id="rId24">
-        <w:r>
-          <w:rPr>
-            <w:color w:val="0563C1"/>
-            <w:u w:val="single"/>
-          </w:rPr>
-          <w:t>https://www.vajirarama.lk/wp-content/uploads/pic-008.jpg</w:t>
-        </w:r>
-      </w:hyperlink>
-    </w:p>
-    <w:p>
-      <w:pPr>
-        <w:pStyle w:val="ListBullet"/>
-      </w:pPr>
-      <w:r>
-        <w:t xml:space="preserve">Image (no caption/alt text supplied) — </w:t>
-      </w:r>
-      <w:hyperlink r:id="rId25">
-        <w:r>
-          <w:rPr>
-            <w:color w:val="0563C1"/>
-            <w:u w:val="single"/>
-          </w:rPr>
-          <w:t>https://www.vajirarama.lk/wp-content/uploads/pic-004.jpg</w:t>
-        </w:r>
-      </w:hyperlink>
-    </w:p>
-    <w:p>
-      <w:pPr>
-        <w:pStyle w:val="ListBullet"/>
-      </w:pPr>
-      <w:r>
-        <w:t xml:space="preserve">Image (no caption/alt text supplied) — </w:t>
-      </w:r>
-      <w:hyperlink r:id="rId26">
-        <w:r>
-          <w:rPr>
-            <w:color w:val="0563C1"/>
-            <w:u w:val="single"/>
-          </w:rPr>
-          <w:t>https://www.vajirarama.lk/wp-content/uploads/photo-035.jpg</w:t>
-        </w:r>
-      </w:hyperlink>
-    </w:p>
-    <w:p>
-      <w:pPr>
-        <w:pStyle w:val="ListBullet"/>
-      </w:pPr>
-      <w:r>
-        <w:t xml:space="preserve">Image (no caption/alt text supplied) — </w:t>
-      </w:r>
-      <w:hyperlink r:id="rId27">
-        <w:r>
-          <w:rPr>
-            <w:color w:val="0563C1"/>
-            <w:u w:val="single"/>
-          </w:rPr>
-          <w:t>https://www.vajirarama.lk/wp-content/uploads/photo-060.jpg</w:t>
-        </w:r>
-      </w:hyperlink>
-    </w:p>
-    <w:p>
-      <w:pPr>
-        <w:pStyle w:val="ListBullet"/>
-      </w:pPr>
-      <w:r>
-        <w:t xml:space="preserve">Image (no caption/alt text supplied) — </w:t>
-      </w:r>
-      <w:hyperlink r:id="rId28">
-        <w:r>
-          <w:rPr>
-            <w:color w:val="0563C1"/>
-            <w:u w:val="single"/>
-          </w:rPr>
-          <w:t>https://www.vajirarama.lk/wp-content/uploads/photo-127.jpg</w:t>
-        </w:r>
-      </w:hyperlink>
-    </w:p>
-    <w:p>
-      <w:pPr>
-        <w:pStyle w:val="ListBullet"/>
-      </w:pPr>
-      <w:r>
-        <w:t xml:space="preserve">Image (no caption/alt text supplied) — </w:t>
-      </w:r>
-      <w:hyperlink r:id="rId29">
-        <w:r>
-          <w:rPr>
-            <w:color w:val="0563C1"/>
-            <w:u w:val="single"/>
-          </w:rPr>
-          <w:t>https://www.vajirarama.lk/wp-content/uploads/photo-137.jpg</w:t>
-        </w:r>
-      </w:hyperlink>
-    </w:p>
-    <w:p>
-      <w:pPr>
-        <w:pStyle w:val="ListBullet"/>
-      </w:pPr>
-      <w:r>
-        <w:t xml:space="preserve">Image (no caption/alt text supplied) — </w:t>
-      </w:r>
-      <w:hyperlink r:id="rId30">
-        <w:r>
-          <w:rPr>
-            <w:color w:val="0563C1"/>
-            <w:u w:val="single"/>
-          </w:rPr>
-          <w:t>https://www.vajirarama.lk/wp-content/uploads/photo-128.jpg</w:t>
-        </w:r>
-      </w:hyperlink>
-    </w:p>
-    <w:p>
-      <w:pPr>
-        <w:pStyle w:val="ListBullet"/>
-      </w:pPr>
-      <w:r>
-        <w:t xml:space="preserve">reno-monks-vajiragnana — </w:t>
-      </w:r>
-      <w:hyperlink r:id="rId31">
-        <w:r>
-          <w:rPr>
-            <w:color w:val="0563C1"/>
-            <w:u w:val="single"/>
-          </w:rPr>
-          <w:t>https://vajirarama.lk/wp-content/uploads/reno-monks-vajiragnana-82x82.jpg</w:t>
-        </w:r>
-      </w:hyperlink>
-    </w:p>
-    <w:p>
-      <w:pPr>
-        <w:pStyle w:val="ListBullet"/>
-      </w:pPr>
-      <w:r>
-        <w:t xml:space="preserve">reno-monks-narada — </w:t>
-      </w:r>
-      <w:hyperlink r:id="rId32">
-        <w:r>
-          <w:rPr>
-            <w:color w:val="0563C1"/>
-            <w:u w:val="single"/>
-          </w:rPr>
-          <w:t>https://vajirarama.lk/wp-content/uploads/reno-monks-narada-82x82.jpg</w:t>
-        </w:r>
-      </w:hyperlink>
-    </w:p>
-    <w:p>
-      <w:pPr>
-        <w:pStyle w:val="ListBullet"/>
-      </w:pPr>
-      <w:r>
-        <w:t xml:space="preserve">reno-monks-piyadassi — </w:t>
-      </w:r>
-      <w:hyperlink r:id="rId33">
-        <w:r>
-          <w:rPr>
-            <w:color w:val="0563C1"/>
-            <w:u w:val="single"/>
-          </w:rPr>
-          <w:t>https://vajirarama.lk/wp-content/uploads/reno-monks-piyadassi-82x82.jpg</w:t>
-        </w:r>
-      </w:hyperlink>
-    </w:p>
-    <w:p>
-      <w:pPr>
-        <w:pStyle w:val="ListBullet"/>
-      </w:pPr>
-      <w:r>
-        <w:t xml:space="preserve">reno-monks-madihe — </w:t>
-      </w:r>
-      <w:hyperlink r:id="rId34">
-        <w:r>
-          <w:rPr>
-            <w:color w:val="0563C1"/>
-            <w:u w:val="single"/>
-          </w:rPr>
-          <w:t>https://vajirarama.lk/wp-content/uploads/reno-monks-madihe-82x82.jpg</w:t>
-        </w:r>
-      </w:hyperlink>
-    </w:p>
-    <w:p>
-      <w:pPr>
-        <w:pStyle w:val="ListBullet"/>
-      </w:pPr>
-      <w:r>
-        <w:t xml:space="preserve">reno-monks-d-mahinda — </w:t>
-      </w:r>
-      <w:hyperlink r:id="rId35">
-        <w:r>
-          <w:rPr>
-            <w:color w:val="0563C1"/>
-            <w:u w:val="single"/>
-          </w:rPr>
-          <w:t>https://vajirarama.lk/wp-content/uploads/reno-monks-d-mahinda-e1514530479337-82x82.jpg</w:t>
-        </w:r>
-      </w:hyperlink>
-    </w:p>
-    <w:p>
-      <w:pPr>
-        <w:pStyle w:val="ListBullet"/>
-      </w:pPr>
-      <w:r>
-        <w:t xml:space="preserve">reno-monks-soma — </w:t>
-      </w:r>
-      <w:hyperlink r:id="rId36">
-        <w:r>
-          <w:rPr>
-            <w:color w:val="0563C1"/>
-            <w:u w:val="single"/>
-          </w:rPr>
-          <w:t>https://vajirarama.lk/wp-content/uploads/reno-monks-soma-82x82.jpg</w:t>
-        </w:r>
-      </w:hyperlink>
-    </w:p>
-    <w:p>
-      <w:pPr>
-        <w:pStyle w:val="ListBullet"/>
-      </w:pPr>
-      <w:r>
-        <w:t xml:space="preserve">Image (no caption/alt text supplied) — </w:t>
-      </w:r>
-      <w:hyperlink r:id="rId37">
-        <w:r>
-          <w:rPr>
-            <w:color w:val="0563C1"/>
-            <w:u w:val="single"/>
-          </w:rPr>
-          <w:t>https://vajirarama.lk/wp-content/uploads/photo-141.jpg</w:t>
-        </w:r>
-      </w:hyperlink>
-    </w:p>
-    <w:p>
-      <w:pPr>
-        <w:pStyle w:val="ListBullet"/>
-      </w:pPr>
-      <w:r>
-        <w:t xml:space="preserve">icon-013 — </w:t>
-      </w:r>
-      <w:hyperlink r:id="rId38">
-        <w:r>
-          <w:rPr>
-            <w:color w:val="0563C1"/>
-            <w:u w:val="single"/>
-          </w:rPr>
-          <w:t>https://vajirarama.lk/wp-content/uploads/icon-013-80x80.png</w:t>
-        </w:r>
-      </w:hyperlink>
-    </w:p>
-    <w:p>
-      <w:pPr>
-        <w:pStyle w:val="ListBullet"/>
-      </w:pPr>
-      <w:r>
-        <w:t xml:space="preserve">icon-017 — </w:t>
-      </w:r>
-      <w:hyperlink r:id="rId39">
-        <w:r>
-          <w:rPr>
-            <w:color w:val="0563C1"/>
-            <w:u w:val="single"/>
-          </w:rPr>
-          <w:t>https://vajirarama.lk/wp-content/uploads/icon-017-80x80.png</w:t>
-        </w:r>
-      </w:hyperlink>
-    </w:p>
-    <w:p>
-      <w:pPr>
-        <w:pStyle w:val="ListBullet"/>
-      </w:pPr>
-      <w:r>
-        <w:t xml:space="preserve">icon-007 — </w:t>
-      </w:r>
-      <w:hyperlink r:id="rId40">
-        <w:r>
-          <w:rPr>
-            <w:color w:val="0563C1"/>
-            <w:u w:val="single"/>
-          </w:rPr>
-          <w:t>https://vajirarama.lk/wp-content/uploads/icon-007-80x80.png</w:t>
-        </w:r>
-      </w:hyperlink>
-    </w:p>
-    <w:p>
-      <w:pPr>
-        <w:pStyle w:val="ListBullet"/>
-      </w:pPr>
-      <w:r>
-        <w:t xml:space="preserve">icon-019 — </w:t>
-      </w:r>
-      <w:hyperlink r:id="rId41">
-        <w:r>
-          <w:rPr>
-            <w:color w:val="0563C1"/>
-            <w:u w:val="single"/>
-          </w:rPr>
-          <w:t>https://vajirarama.lk/wp-content/uploads/icon-019-80x80.png</w:t>
-        </w:r>
-      </w:hyperlink>
-    </w:p>
-    <w:p>
-      <w:pPr>
-        <w:pStyle w:val="ListBullet"/>
-      </w:pPr>
-      <w:r>
-        <w:t xml:space="preserve">icon-015 — </w:t>
-      </w:r>
-      <w:hyperlink r:id="rId42">
-        <w:r>
-          <w:rPr>
-            <w:color w:val="0563C1"/>
-            <w:u w:val="single"/>
-          </w:rPr>
-          <w:t>https://vajirarama.lk/wp-content/uploads/icon-015-80x80.png</w:t>
-        </w:r>
-      </w:hyperlink>
-    </w:p>
-    <w:p>
-      <w:pPr>
-        <w:pStyle w:val="ListBullet"/>
-      </w:pPr>
-      <w:r>
-        <w:t xml:space="preserve">icon-009 — </w:t>
-      </w:r>
-      <w:hyperlink r:id="rId43">
-        <w:r>
-          <w:rPr>
-            <w:color w:val="0563C1"/>
-            <w:u w:val="single"/>
-          </w:rPr>
-          <w:t>https://vajirarama.lk/wp-content/uploads/icon-009-80x80.png</w:t>
-        </w:r>
-      </w:hyperlink>
-    </w:p>
-    <w:p>
-      <w:pPr>
-        <w:pStyle w:val="ListBullet"/>
-      </w:pPr>
-      <w:r>
-        <w:t xml:space="preserve">icon-016 — </w:t>
-      </w:r>
-      <w:hyperlink r:id="rId44">
-        <w:r>
-          <w:rPr>
-            <w:color w:val="0563C1"/>
-            <w:u w:val="single"/>
-          </w:rPr>
-          <w:t>https://vajirarama.lk/wp-content/uploads/icon-016-80x80.png</w:t>
-        </w:r>
-      </w:hyperlink>
-    </w:p>
-    <w:p>
-      <w:pPr>
-        <w:pStyle w:val="ListBullet"/>
-      </w:pPr>
-      <w:r>
-        <w:t xml:space="preserve">icon-018 — </w:t>
-      </w:r>
-      <w:hyperlink r:id="rId45">
-        <w:r>
-          <w:rPr>
-            <w:color w:val="0563C1"/>
-            <w:u w:val="single"/>
-          </w:rPr>
-          <w:t>https://vajirarama.lk/wp-content/uploads/icon-018-80x80.png</w:t>
-        </w:r>
-      </w:hyperlink>
-    </w:p>
-    <w:p>
-      <w:pPr>
-        <w:pStyle w:val="ListBullet"/>
-      </w:pPr>
-      <w:r>
-        <w:t xml:space="preserve">icon-006 — </w:t>
-      </w:r>
-      <w:hyperlink r:id="rId46">
-        <w:r>
-          <w:rPr>
-            <w:color w:val="0563C1"/>
-            <w:u w:val="single"/>
-          </w:rPr>
-          <w:t>https://vajirarama.lk/wp-content/uploads/icon-006-80x80.png</w:t>
-        </w:r>
-      </w:hyperlink>
-    </w:p>
-    <w:p>
-      <w:pPr>
-        <w:pStyle w:val="ListBullet"/>
-      </w:pPr>
-      <w:r>
-        <w:t xml:space="preserve">Image (no caption/alt text supplied) — </w:t>
-      </w:r>
-      <w:hyperlink r:id="rId47">
-        <w:r>
-          <w:rPr>
-            <w:color w:val="0563C1"/>
-            <w:u w:val="single"/>
-          </w:rPr>
-          <w:t>https://vajirarama.lk/wp-content/uploads/logo320x100-2.png</w:t>
-        </w:r>
-      </w:hyperlink>
-    </w:p>
-    <w:p>
-      <w:pPr>
-        <w:pStyle w:val="ListBullet"/>
-      </w:pPr>
-      <w:r>
-        <w:t xml:space="preserve">news-2022_06_14 — </w:t>
-      </w:r>
-      <w:hyperlink r:id="rId48">
-        <w:r>
-          <w:rPr>
-            <w:color w:val="0563C1"/>
-            <w:u w:val="single"/>
-          </w:rPr>
-          <w:t>https://vajirarama.lk/wp-content/uploads/news-2022_06_14-75x75.jpg</w:t>
-        </w:r>
-      </w:hyperlink>
-    </w:p>
-    <w:p>
-      <w:pPr>
-        <w:pStyle w:val="ListBullet"/>
-      </w:pPr>
-      <w:r>
-        <w:t xml:space="preserve">news-2022_06_12 — </w:t>
-      </w:r>
-      <w:hyperlink r:id="rId49">
-        <w:r>
-          <w:rPr>
-            <w:color w:val="0563C1"/>
-            <w:u w:val="single"/>
-          </w:rPr>
-          <w:t>https://vajirarama.lk/wp-content/uploads/news-2022_06_12-75x75.jpg</w:t>
-        </w:r>
-      </w:hyperlink>
-    </w:p>
-    <w:p>
-      <w:pPr>
-        <w:pStyle w:val="ListBullet"/>
-      </w:pPr>
-      <w:r>
-        <w:t xml:space="preserve">news-2022_06_11 — </w:t>
-      </w:r>
-      <w:hyperlink r:id="rId50">
-        <w:r>
-          <w:rPr>
-            <w:color w:val="0563C1"/>
-            <w:u w:val="single"/>
-          </w:rPr>
-          <w:t>https://vajirarama.lk/wp-content/uploads/news-2022_06_11-75x75.jpg</w:t>
-        </w:r>
-      </w:hyperlink>
-    </w:p>
-    <w:p>
-      <w:pPr>
-        <w:pStyle w:val="ListBullet"/>
-      </w:pPr>
-      <w:r>
-        <w:t xml:space="preserve">news-2020_09_06 — </w:t>
-      </w:r>
-      <w:hyperlink r:id="rId51">
-        <w:r>
-          <w:rPr>
-            <w:color w:val="0563C1"/>
-            <w:u w:val="single"/>
-          </w:rPr>
-          <w:t>https://vajirarama.lk/wp-content/uploads/news-2020_09_06-75x75.jpg</w:t>
-        </w:r>
-      </w:hyperlink>
-    </w:p>
-    <w:p>
-      <w:pPr>
-        <w:pStyle w:val="ListBullet"/>
-      </w:pPr>
-      <w:r>
-        <w:t xml:space="preserve">news-2020_09_05 — </w:t>
-      </w:r>
-      <w:hyperlink r:id="rId52">
-        <w:r>
-          <w:rPr>
-            <w:color w:val="0563C1"/>
-            <w:u w:val="single"/>
-          </w:rPr>
-          <w:t>https://vajirarama.lk/wp-content/uploads/news-2020_09_05-75x75.jpg</w:t>
-        </w:r>
-      </w:hyperlink>
-    </w:p>
-    <w:p>
-      <w:pPr>
-        <w:pStyle w:val="ListBullet"/>
-      </w:pPr>
-      <w:r>
-        <w:t xml:space="preserve">news-2020_08_30 — </w:t>
-      </w:r>
-      <w:hyperlink r:id="rId53">
-        <w:r>
-          <w:rPr>
-            <w:color w:val="0563C1"/>
-            <w:u w:val="single"/>
-          </w:rPr>
-          <w:t>https://vajirarama.lk/wp-content/uploads/news-2020_08_30-75x75.jpg</w:t>
-        </w:r>
-      </w:hyperlink>
-    </w:p>
-    <w:p>
-      <w:r>
-        <w:br w:type="page"/>
-      </w:r>
-    </w:p>
-    <w:p>
-      <w:pPr>
-        <w:pStyle w:val="Heading1"/>
-      </w:pPr>
-      <w:r>
-        <w:t>Beginnings</w:t>
-      </w:r>
-    </w:p>
-    <w:p>
-      <w:r>
-        <w:rPr>
-          <w:b/>
-        </w:rPr>
-        <w:t xml:space="preserve">Source URL: </w:t>
-      </w:r>
-      <w:hyperlink r:id="rId10">
-        <w:r>
-          <w:rPr>
-            <w:color w:val="0563C1"/>
-            <w:u w:val="single"/>
-          </w:rPr>
-          <w:t>https://vajirarama.lk/about-us-2/beginnings/</w:t>
-        </w:r>
-      </w:hyperlink>
-    </w:p>
-    <w:p>
-      <w:pPr>
-        <w:pStyle w:val="ListBullet"/>
-      </w:pPr>
-      <w:r>
-        <w:t>ABOUT BEGINNINGS MISSIONARY WORK VAJIRARAMA TRADITION RENOWNED MONKS MOST VEN. THRIKUNAMALE ANANDA MAHA THERO READ MORE BRANCHERS SOCIETIES THE BOSAT NOTICEBOARD</w:t>
-      </w:r>
-    </w:p>
-    <w:p>
-      <w:pPr>
-        <w:pStyle w:val="ListBullet"/>
-      </w:pPr>
-      <w:r>
-        <w:t>BEGINNINGS</w:t>
-      </w:r>
-    </w:p>
-    <w:p>
-      <w:pPr>
-        <w:pStyle w:val="ListBullet"/>
-      </w:pPr>
-      <w:r>
-        <w:t>MISSIONARY WORK</w:t>
-      </w:r>
-    </w:p>
-    <w:p>
-      <w:pPr>
-        <w:pStyle w:val="ListBullet"/>
-      </w:pPr>
-      <w:r>
-        <w:t>VAJIRARAMA TRADITION</w:t>
-      </w:r>
-    </w:p>
-    <w:p>
-      <w:pPr>
-        <w:pStyle w:val="ListBullet"/>
-      </w:pPr>
-      <w:r>
-        <w:t>RENOWNED MONKS</w:t>
-      </w:r>
-    </w:p>
-    <w:p>
-      <w:pPr>
-        <w:pStyle w:val="ListBullet"/>
-      </w:pPr>
-      <w:r>
-        <w:t>MOST VEN. THRIKUNAMALE ANANDA MAHA THERO READ MORE</w:t>
-      </w:r>
-    </w:p>
-    <w:p>
-      <w:pPr>
-        <w:pStyle w:val="ListBullet"/>
-      </w:pPr>
-      <w:r>
-        <w:t>BRANCHERS</w:t>
-      </w:r>
-    </w:p>
-    <w:p>
-      <w:pPr>
-        <w:pStyle w:val="ListBullet"/>
-      </w:pPr>
-      <w:r>
-        <w:t>SOCIETIES</w:t>
-      </w:r>
-    </w:p>
-    <w:p>
-      <w:pPr>
-        <w:pStyle w:val="ListBullet"/>
-      </w:pPr>
-      <w:r>
-        <w:t>THE BOSAT</w:t>
-      </w:r>
-    </w:p>
-    <w:p>
-      <w:pPr>
-        <w:pStyle w:val="ListBullet"/>
-      </w:pPr>
-      <w:r>
-        <w:t>NOTICEBOARD</w:t>
-      </w:r>
-    </w:p>
-    <w:p>
-      <w:pPr>
-        <w:pStyle w:val="ListBullet"/>
-      </w:pPr>
-      <w:r>
-        <w:t>LIBRARY</w:t>
-      </w:r>
-    </w:p>
-    <w:p>
-      <w:pPr>
-        <w:pStyle w:val="ListBullet"/>
-      </w:pPr>
-      <w:r>
-        <w:t>DHAMMA SCHOOL HISTORY STAFF PREFECTS FACILITIES PROGRAMS AND ACTIVITIES NOTICEBOARD</w:t>
-      </w:r>
-    </w:p>
-    <w:p>
-      <w:pPr>
-        <w:pStyle w:val="ListBullet"/>
-      </w:pPr>
-      <w:r>
-        <w:t>HISTORY</w:t>
-      </w:r>
-    </w:p>
-    <w:p>
-      <w:pPr>
-        <w:pStyle w:val="ListBullet"/>
-      </w:pPr>
-      <w:r>
-        <w:t>STAFF</w:t>
-      </w:r>
-    </w:p>
-    <w:p>
-      <w:pPr>
-        <w:pStyle w:val="ListBullet"/>
-      </w:pPr>
-      <w:r>
-        <w:t>PREFECTS</w:t>
-      </w:r>
-    </w:p>
-    <w:p>
-      <w:pPr>
-        <w:pStyle w:val="ListBullet"/>
-      </w:pPr>
-      <w:r>
-        <w:t>FACILITIES</w:t>
-      </w:r>
-    </w:p>
-    <w:p>
-      <w:pPr>
-        <w:pStyle w:val="ListBullet"/>
-      </w:pPr>
-      <w:r>
-        <w:t>PROGRAMS AND ACTIVITIES</w:t>
-      </w:r>
-    </w:p>
-    <w:p>
-      <w:pPr>
-        <w:pStyle w:val="ListBullet"/>
-      </w:pPr>
-      <w:r>
-        <w:t>NOTICEBOARD</w:t>
-      </w:r>
-    </w:p>
-    <w:p>
-      <w:pPr>
-        <w:pStyle w:val="ListBullet"/>
-      </w:pPr>
-      <w:r>
-        <w:t>NEWS MAHA NAYAKA THERO</w:t>
-      </w:r>
-    </w:p>
-    <w:p>
-      <w:pPr>
-        <w:pStyle w:val="ListBullet"/>
-      </w:pPr>
-      <w:r>
-        <w:t>MAHA NAYAKA THERO</w:t>
-      </w:r>
-    </w:p>
-    <w:p>
-      <w:pPr>
-        <w:pStyle w:val="ListBullet"/>
-      </w:pPr>
-      <w:r>
-        <w:t>PROJECTS</w:t>
-      </w:r>
-    </w:p>
-    <w:p>
-      <w:pPr>
-        <w:pStyle w:val="ListBullet"/>
-      </w:pPr>
-      <w:r>
-        <w:t>SERVICES DHAMMA DESHANA PUBLICATIONS OTHER PUBLICATIONS</w:t>
-      </w:r>
-    </w:p>
-    <w:p>
-      <w:pPr>
-        <w:pStyle w:val="ListBullet"/>
-      </w:pPr>
-      <w:r>
-        <w:t>DHAMMA DESHANA</w:t>
-      </w:r>
-    </w:p>
-    <w:p>
-      <w:pPr>
-        <w:pStyle w:val="ListBullet"/>
-      </w:pPr>
-      <w:r>
-        <w:t>PUBLICATIONS</w:t>
-      </w:r>
-    </w:p>
-    <w:p>
-      <w:pPr>
-        <w:pStyle w:val="ListBullet"/>
-      </w:pPr>
-      <w:r>
-        <w:t>OTHER PUBLICATIONS</w:t>
-      </w:r>
-    </w:p>
-    <w:p>
-      <w:pPr>
-        <w:pStyle w:val="ListBullet"/>
-      </w:pPr>
-      <w:r>
-        <w:t>GALLERY</w:t>
-      </w:r>
-    </w:p>
-    <w:p>
-      <w:pPr>
-        <w:pStyle w:val="ListBullet"/>
-      </w:pPr>
-      <w:r>
-        <w:t>CONTACT</w:t>
-      </w:r>
-    </w:p>
-    <w:p>
-      <w:pPr>
-        <w:pStyle w:val="Heading2"/>
-      </w:pPr>
-      <w:r>
-        <w:t>Beginnings</w:t>
-      </w:r>
-    </w:p>
-    <w:p>
-      <w:pPr>
-        <w:pStyle w:val="Heading4"/>
-      </w:pPr>
-      <w:r>
-        <w:t>ABOUT —————————</w:t>
-      </w:r>
-    </w:p>
-    <w:p>
-      <w:pPr>
-        <w:pStyle w:val="ListBullet"/>
-      </w:pPr>
-      <w:r>
-        <w:t>About Us Beginnings Renowned Monks Most Ven. Thrikunamale Ananda Maha Nayaka Thero Missionary Work Vajirarama Tradition</w:t>
-      </w:r>
-    </w:p>
-    <w:p>
-      <w:pPr>
-        <w:pStyle w:val="ListBullet"/>
-      </w:pPr>
-      <w:r>
-        <w:t>Beginnings</w:t>
-      </w:r>
-    </w:p>
-    <w:p>
-      <w:pPr>
-        <w:pStyle w:val="ListBullet"/>
-      </w:pPr>
-      <w:r>
-        <w:t>Renowned Monks</w:t>
-      </w:r>
-    </w:p>
-    <w:p>
-      <w:pPr>
-        <w:pStyle w:val="ListBullet"/>
-      </w:pPr>
-      <w:r>
-        <w:t>Most Ven. Thrikunamale Ananda Maha Nayaka Thero</w:t>
-      </w:r>
-    </w:p>
-    <w:p>
-      <w:pPr>
-        <w:pStyle w:val="ListBullet"/>
-      </w:pPr>
-      <w:r>
-        <w:t>Missionary Work</w:t>
-      </w:r>
-    </w:p>
-    <w:p>
-      <w:pPr>
-        <w:pStyle w:val="ListBullet"/>
-      </w:pPr>
-      <w:r>
-        <w:t>Vajirarama Tradition</w:t>
-      </w:r>
-    </w:p>
-    <w:p>
-      <w:r>
-        <w:t>RENOWNED MONKS</w:t>
-      </w:r>
-    </w:p>
-    <w:p>
-      <w:pPr>
-        <w:pStyle w:val="Heading4"/>
-      </w:pPr>
-      <w:r>
-        <w:t>CONTACT INFO</w:t>
-      </w:r>
-    </w:p>
-    <w:p>
-      <w:pPr>
-        <w:pStyle w:val="ListBullet"/>
-      </w:pPr>
-      <w:r>
-        <w:t>Year 1878 The origin of Palene Siri Vajiranana Thero A third son is born to a family of a distinguished scholar in a village close to Matara in South Sri Lanka. He gets the rare opportunity of associating learned Buddhist monks from his very young days. His keen interest in the religion sees him getting ordained when he was 17. He is given the name Palene Siri Vajiranana - Pelena being the place of his birth. (It is customary for Buddhist monks to be identified by the name of the place of birth along with the name given to him by the tutor monk).</w:t>
-      </w:r>
-    </w:p>
-    <w:p>
-      <w:pPr>
-        <w:pStyle w:val="Heading4"/>
-      </w:pPr>
-      <w:r>
-        <w:t>The origin of Palene Siri Vajiranana Thero</w:t>
-      </w:r>
-    </w:p>
-    <w:p>
-      <w:r>
-        <w:t>A third son is born to a family of a distinguished scholar in a village close to Matara in South Sri Lanka. He gets the rare opportunity of associating learned Buddhist monks from his very young days. His keen interest in the religion sees him getting ordained when he was 17. He is given the name Palene Siri Vajiranana - Pelena being the place of his birth. (It is customary for Buddhist monks to be identified by the name of the place of birth along with the name given to him by the tutor monk).</w:t>
-      </w:r>
-    </w:p>
-    <w:p>
-      <w:pPr>
-        <w:pStyle w:val="ListBullet"/>
-      </w:pPr>
-      <w:r>
-        <w:t>Year 1897 The young monk became the best student The young monk gets admitted to Vidyodaya Pirivena, the pioneer institute of Buddhist learning at Maligakanda in the capital city of Colombo founded in 1873. He is awarded the prize for the Best Student in 1900 when he completed the ten year course in just three years. His student days are spent at two temples in the vicinity of the capital city - at Dehiwala and Wellawatta.</w:t>
-      </w:r>
-    </w:p>
-    <w:p>
-      <w:pPr>
-        <w:pStyle w:val="Heading4"/>
-      </w:pPr>
-      <w:r>
-        <w:t>The young monk became the best student</w:t>
-      </w:r>
-    </w:p>
-    <w:p>
-      <w:r>
-        <w:t>The young monk gets admitted to Vidyodaya Pirivena, the pioneer institute of Buddhist learning at Maligakanda in the capital city of Colombo founded in 1873. He is awarded the prize for the Best Student in 1900 when he completed the ten year course in just three years. His student days are spent at two temples in the vicinity of the capital city - at Dehiwala and Wellawatta.</w:t>
-      </w:r>
-    </w:p>
-    <w:p>
-      <w:pPr>
-        <w:pStyle w:val="ListBullet"/>
-      </w:pPr>
-      <w:r>
-        <w:t>Year 1901 Beginning of Vajiraramaya The monk is invited to occupy a newly built temple in Bambalapitiya, the village adjoining Wellawatta where he was residing. It had originated as a preaching hall where sermons were held by a Buddhist society called 'Dharma Samagama' established in the 1880's by the Buddhists of Bambalapitya during the Buddhist revival.</w:t>
-      </w:r>
-    </w:p>
-    <w:p>
-      <w:pPr>
-        <w:pStyle w:val="Heading4"/>
-      </w:pPr>
-      <w:r>
-        <w:t>Beginning of Vajiraramaya</w:t>
-      </w:r>
-    </w:p>
-    <w:p>
-      <w:r>
-        <w:t>The monk is invited to occupy a newly built temple in Bambalapitiya, the village adjoining Wellawatta where he was residing. It had originated as a preaching hall where sermons were held by a Buddhist society called 'Dharma Samagama' established in the 1880's by the Buddhists of Bambalapitya during the Buddhist revival.</w:t>
-      </w:r>
-    </w:p>
-    <w:p>
-      <w:r>
-        <w:t>The monk accepts the invitation and is brought in procession to the ‘bana saalawa’ as the preaching hall was identified. He occupies the single room in the premises. A few of his students are given shelter in cubicles separated by robes worn by them.</w:t>
-      </w:r>
-    </w:p>
-    <w:p>
-      <w:r>
-        <w:t>‘Vajiraramaya’ is thus born, named after the resident monk, Venerable Pelene Siri Vajiranana who had obtained higher ordination ‘(upasampada’) the previous year (1900). The road is named Vajira Road.</w:t>
-      </w:r>
-    </w:p>
-    <w:p>
-      <w:r>
-        <w:t>The donation of a block of land by Muhandiram (a title conferred by the then British colonial administration on personalities who were leaders in the community) P J Kulatilleka in 1909 with two rooms and a library provide a little more space for the monks to reside and do their studies under the chief monk.</w:t>
-      </w:r>
-    </w:p>
-    <w:p>
-      <w:r>
-        <w:t>The story of Vajiraramaya is synonymous with Venerable Pelene Vajirgnana – how he transformed a preaching hall to a world renowned Buddhist institution, how he built up a community of monks who became Buddhist missionaries spreading the teachings of the Buddha worldwide, how he nurtured the Buddhists to be a pious, devoted and committed part of society, how he he guided the younger generation to be useful citizens, and how he moulded the society to follow virtuous lives through his writings and sermons.</w:t>
-      </w:r>
-    </w:p>
-    <w:p>
-      <w:r>
-        <w:t>There are three main Orders (Nikaya) of the Sangha in Sri Lanka. They are Siyamopali Maha Nikaya, Sri Lanka Amarapura Nikaya and Sri Lanka Ramanna Maha Nikaya. There are sub-orders under these main orders.</w:t>
-      </w:r>
-    </w:p>
-    <w:p>
-      <w:r>
-        <w:t>Having got ordained under a monk in the Amarapura Nikaya, Venerable Pelene Vajiranana Thera belonged to that Nikaya. Amarapura Nikaya has 23 sub-orders and the venerable monk belonged to the Amarapura Sri Dharmarakshita Nikaya. Taking his erudition and seniority into account, Pelene Thera was made the patron of his sub-order and the following year he was appointed Maha Nayaka Thera (Chief Prelate).</w:t>
-      </w:r>
-    </w:p>
-    <w:p>
-      <w:r>
-        <w:t>Siri Vajiraramaya is arguably the best known Sri Lankan Buddhist temple throughout the world due to the renowned resident monks who spread the teaching of the Buddha worldwide.</w:t>
-      </w:r>
-    </w:p>
-    <w:p>
-      <w:pPr>
-        <w:pStyle w:val="Heading4"/>
-      </w:pPr>
-      <w:r>
-        <w:t>Media Gallery</w:t>
-      </w:r>
-    </w:p>
-    <w:p>
-      <w:pPr>
-        <w:pStyle w:val="Heading4"/>
-      </w:pPr>
-      <w:r>
-        <w:t>Contact</w:t>
-      </w:r>
-    </w:p>
-    <w:p>
-      <w:pPr>
-        <w:pStyle w:val="Heading4"/>
-      </w:pPr>
-      <w:r>
-        <w:t>E-Mail Newsletter</w:t>
-      </w:r>
-    </w:p>
-    <w:p>
-      <w:pPr>
-        <w:pStyle w:val="Heading2"/>
-      </w:pPr>
-      <w:r>
-        <w:t>Images referenced on this page</w:t>
-      </w:r>
-    </w:p>
-    <w:p>
-      <w:pPr>
-        <w:pStyle w:val="ListBullet"/>
-      </w:pPr>
-      <w:r>
-        <w:t xml:space="preserve">Image (no caption/alt text supplied) — </w:t>
-      </w:r>
-      <w:hyperlink r:id="rId16">
-        <w:r>
-          <w:rPr>
-            <w:color w:val="0563C1"/>
-            <w:u w:val="single"/>
-          </w:rPr>
-          <w:t>https://vajirarama.lk/wp-content/uploads/logo-02.png</w:t>
-        </w:r>
-      </w:hyperlink>
-    </w:p>
-    <w:p>
-      <w:pPr>
-        <w:pStyle w:val="ListBullet"/>
-      </w:pPr>
-      <w:r>
-        <w:t xml:space="preserve">Image (no caption/alt text supplied) — </w:t>
-      </w:r>
-      <w:hyperlink r:id="rId17">
-        <w:r>
-          <w:rPr>
-            <w:color w:val="0563C1"/>
-            <w:u w:val="single"/>
-          </w:rPr>
-          <w:t>https://www.vajirarama.lk/wp-content/uploads/photo-140.jpg</w:t>
-        </w:r>
-      </w:hyperlink>
-    </w:p>
-    <w:p>
-      <w:pPr>
-        <w:pStyle w:val="ListBullet"/>
-      </w:pPr>
-      <w:r>
-        <w:t xml:space="preserve">Image (no caption/alt text supplied) — </w:t>
-      </w:r>
-      <w:hyperlink r:id="rId18">
-        <w:r>
-          <w:rPr>
-            <w:color w:val="0563C1"/>
-            <w:u w:val="single"/>
-          </w:rPr>
-          <w:t>https://www.vajirarama.lk/wp-content/uploads/photo-022.jpg</w:t>
-        </w:r>
-      </w:hyperlink>
-    </w:p>
-    <w:p>
-      <w:pPr>
-        <w:pStyle w:val="ListBullet"/>
-      </w:pPr>
-      <w:r>
-        <w:t xml:space="preserve">Image (no caption/alt text supplied) — </w:t>
-      </w:r>
-      <w:hyperlink r:id="rId19">
-        <w:r>
-          <w:rPr>
-            <w:color w:val="0563C1"/>
-            <w:u w:val="single"/>
-          </w:rPr>
-          <w:t>https://www.vajirarama.lk/wp-content/uploads/photo-139.jpg</w:t>
-        </w:r>
-      </w:hyperlink>
-    </w:p>
-    <w:p>
-      <w:pPr>
-        <w:pStyle w:val="ListBullet"/>
-      </w:pPr>
-      <w:r>
-        <w:t xml:space="preserve">Image (no caption/alt text supplied) — </w:t>
-      </w:r>
-      <w:hyperlink r:id="rId20">
-        <w:r>
-          <w:rPr>
-            <w:color w:val="0563C1"/>
-            <w:u w:val="single"/>
-          </w:rPr>
-          <w:t>https://www.vajirarama.lk/wp-content/uploads/photo-138.jpg</w:t>
-        </w:r>
-      </w:hyperlink>
-    </w:p>
-    <w:p>
-      <w:pPr>
-        <w:pStyle w:val="ListBullet"/>
-      </w:pPr>
-      <w:r>
-        <w:t xml:space="preserve">Image (no caption/alt text supplied) — </w:t>
-      </w:r>
-      <w:hyperlink r:id="rId21">
-        <w:r>
-          <w:rPr>
-            <w:color w:val="0563C1"/>
-            <w:u w:val="single"/>
-          </w:rPr>
-          <w:t>https://www.vajirarama.lk/wp-content/uploads/pic-007-e1515243001489.jpg</w:t>
-        </w:r>
-      </w:hyperlink>
-    </w:p>
-    <w:p>
-      <w:pPr>
-        <w:pStyle w:val="ListBullet"/>
-      </w:pPr>
-      <w:r>
-        <w:t xml:space="preserve">Image (no caption/alt text supplied) — </w:t>
-      </w:r>
-      <w:hyperlink r:id="rId22">
-        <w:r>
-          <w:rPr>
-            <w:color w:val="0563C1"/>
-            <w:u w:val="single"/>
-          </w:rPr>
-          <w:t>https://vajirarama.lk/wp-content/uploads/branchers-set-001.jpg</w:t>
-        </w:r>
-      </w:hyperlink>
-    </w:p>
-    <w:p>
-      <w:pPr>
-        <w:pStyle w:val="ListBullet"/>
-      </w:pPr>
-      <w:r>
-        <w:t xml:space="preserve">Image (no caption/alt text supplied) — </w:t>
-      </w:r>
-      <w:hyperlink r:id="rId23">
-        <w:r>
-          <w:rPr>
-            <w:color w:val="0563C1"/>
-            <w:u w:val="single"/>
-          </w:rPr>
-          <w:t>https://www.vajirarama.lk/wp-content/uploads/news-2015.06.23-01.jpg</w:t>
-        </w:r>
-      </w:hyperlink>
-    </w:p>
-    <w:p>
-      <w:pPr>
-        <w:pStyle w:val="ListBullet"/>
-      </w:pPr>
-      <w:r>
-        <w:t xml:space="preserve">Image (no caption/alt text supplied) — </w:t>
-      </w:r>
-      <w:hyperlink r:id="rId24">
-        <w:r>
-          <w:rPr>
-            <w:color w:val="0563C1"/>
-            <w:u w:val="single"/>
-          </w:rPr>
-          <w:t>https://www.vajirarama.lk/wp-content/uploads/pic-008.jpg</w:t>
-        </w:r>
-      </w:hyperlink>
-    </w:p>
-    <w:p>
-      <w:pPr>
-        <w:pStyle w:val="ListBullet"/>
-      </w:pPr>
-      <w:r>
-        <w:t xml:space="preserve">Image (no caption/alt text supplied) — </w:t>
-      </w:r>
-      <w:hyperlink r:id="rId25">
-        <w:r>
-          <w:rPr>
-            <w:color w:val="0563C1"/>
-            <w:u w:val="single"/>
-          </w:rPr>
-          <w:t>https://www.vajirarama.lk/wp-content/uploads/pic-004.jpg</w:t>
-        </w:r>
-      </w:hyperlink>
-    </w:p>
-    <w:p>
-      <w:pPr>
-        <w:pStyle w:val="ListBullet"/>
-      </w:pPr>
-      <w:r>
-        <w:t xml:space="preserve">Image (no caption/alt text supplied) — </w:t>
-      </w:r>
-      <w:hyperlink r:id="rId26">
-        <w:r>
-          <w:rPr>
-            <w:color w:val="0563C1"/>
-            <w:u w:val="single"/>
-          </w:rPr>
-          <w:t>https://www.vajirarama.lk/wp-content/uploads/photo-035.jpg</w:t>
-        </w:r>
-      </w:hyperlink>
-    </w:p>
-    <w:p>
-      <w:pPr>
-        <w:pStyle w:val="ListBullet"/>
-      </w:pPr>
-      <w:r>
-        <w:t xml:space="preserve">Image (no caption/alt text supplied) — </w:t>
-      </w:r>
-      <w:hyperlink r:id="rId27">
-        <w:r>
-          <w:rPr>
-            <w:color w:val="0563C1"/>
-            <w:u w:val="single"/>
-          </w:rPr>
-          <w:t>https://www.vajirarama.lk/wp-content/uploads/photo-060.jpg</w:t>
-        </w:r>
-      </w:hyperlink>
-    </w:p>
-    <w:p>
-      <w:pPr>
-        <w:pStyle w:val="ListBullet"/>
-      </w:pPr>
-      <w:r>
-        <w:t xml:space="preserve">Image (no caption/alt text supplied) — </w:t>
-      </w:r>
-      <w:hyperlink r:id="rId28">
-        <w:r>
-          <w:rPr>
-            <w:color w:val="0563C1"/>
-            <w:u w:val="single"/>
-          </w:rPr>
-          <w:t>https://www.vajirarama.lk/wp-content/uploads/photo-127.jpg</w:t>
-        </w:r>
-      </w:hyperlink>
-    </w:p>
-    <w:p>
-      <w:pPr>
-        <w:pStyle w:val="ListBullet"/>
-      </w:pPr>
-      <w:r>
-        <w:t xml:space="preserve">Image (no caption/alt text supplied) — </w:t>
-      </w:r>
-      <w:hyperlink r:id="rId29">
-        <w:r>
-          <w:rPr>
-            <w:color w:val="0563C1"/>
-            <w:u w:val="single"/>
-          </w:rPr>
-          <w:t>https://www.vajirarama.lk/wp-content/uploads/photo-137.jpg</w:t>
-        </w:r>
-      </w:hyperlink>
-    </w:p>
-    <w:p>
-      <w:pPr>
-        <w:pStyle w:val="ListBullet"/>
-      </w:pPr>
-      <w:r>
-        <w:t xml:space="preserve">Image (no caption/alt text supplied) — </w:t>
-      </w:r>
-      <w:hyperlink r:id="rId30">
-        <w:r>
-          <w:rPr>
-            <w:color w:val="0563C1"/>
-            <w:u w:val="single"/>
-          </w:rPr>
-          <w:t>https://www.vajirarama.lk/wp-content/uploads/photo-128.jpg</w:t>
-        </w:r>
-      </w:hyperlink>
-    </w:p>
-    <w:p>
-      <w:pPr>
-        <w:pStyle w:val="ListBullet"/>
-      </w:pPr>
-      <w:r>
-        <w:t xml:space="preserve">reno-monks-vajiragnana — </w:t>
-      </w:r>
-      <w:hyperlink r:id="rId31">
-        <w:r>
-          <w:rPr>
-            <w:color w:val="0563C1"/>
-            <w:u w:val="single"/>
-          </w:rPr>
-          <w:t>https://vajirarama.lk/wp-content/uploads/reno-monks-vajiragnana-82x82.jpg</w:t>
-        </w:r>
-      </w:hyperlink>
-    </w:p>
-    <w:p>
-      <w:pPr>
-        <w:pStyle w:val="ListBullet"/>
-      </w:pPr>
-      <w:r>
-        <w:t xml:space="preserve">reno-monks-narada — </w:t>
-      </w:r>
-      <w:hyperlink r:id="rId32">
-        <w:r>
-          <w:rPr>
-            <w:color w:val="0563C1"/>
-            <w:u w:val="single"/>
-          </w:rPr>
-          <w:t>https://vajirarama.lk/wp-content/uploads/reno-monks-narada-82x82.jpg</w:t>
-        </w:r>
-      </w:hyperlink>
-    </w:p>
-    <w:p>
-      <w:pPr>
-        <w:pStyle w:val="ListBullet"/>
-      </w:pPr>
-      <w:r>
-        <w:t xml:space="preserve">reno-monks-piyadassi — </w:t>
-      </w:r>
-      <w:hyperlink r:id="rId33">
-        <w:r>
-          <w:rPr>
-            <w:color w:val="0563C1"/>
-            <w:u w:val="single"/>
-          </w:rPr>
-          <w:t>https://vajirarama.lk/wp-content/uploads/reno-monks-piyadassi-82x82.jpg</w:t>
-        </w:r>
-      </w:hyperlink>
-    </w:p>
-    <w:p>
-      <w:pPr>
-        <w:pStyle w:val="ListBullet"/>
-      </w:pPr>
-      <w:r>
-        <w:t xml:space="preserve">reno-monks-madihe — </w:t>
-      </w:r>
-      <w:hyperlink r:id="rId34">
-        <w:r>
-          <w:rPr>
-            <w:color w:val="0563C1"/>
-            <w:u w:val="single"/>
-          </w:rPr>
-          <w:t>https://vajirarama.lk/wp-content/uploads/reno-monks-madihe-82x82.jpg</w:t>
-        </w:r>
-      </w:hyperlink>
-    </w:p>
-    <w:p>
-      <w:pPr>
-        <w:pStyle w:val="ListBullet"/>
-      </w:pPr>
-      <w:r>
-        <w:t xml:space="preserve">reno-monks-d-mahinda — </w:t>
-      </w:r>
-      <w:hyperlink r:id="rId35">
-        <w:r>
-          <w:rPr>
-            <w:color w:val="0563C1"/>
-            <w:u w:val="single"/>
-          </w:rPr>
-          <w:t>https://vajirarama.lk/wp-content/uploads/reno-monks-d-mahinda-e1514530479337-82x82.jpg</w:t>
-        </w:r>
-      </w:hyperlink>
-    </w:p>
-    <w:p>
-      <w:pPr>
-        <w:pStyle w:val="ListBullet"/>
-      </w:pPr>
-      <w:r>
-        <w:t xml:space="preserve">reno-monks-soma — </w:t>
-      </w:r>
-      <w:hyperlink r:id="rId36">
-        <w:r>
-          <w:rPr>
-            <w:color w:val="0563C1"/>
-            <w:u w:val="single"/>
-          </w:rPr>
-          <w:t>https://vajirarama.lk/wp-content/uploads/reno-monks-soma-82x82.jpg</w:t>
-        </w:r>
-      </w:hyperlink>
-    </w:p>
-    <w:p>
-      <w:pPr>
-        <w:pStyle w:val="ListBullet"/>
-      </w:pPr>
-      <w:r>
-        <w:t xml:space="preserve">photo-006 — </w:t>
-      </w:r>
-      <w:hyperlink r:id="rId54">
-        <w:r>
-          <w:rPr>
-            <w:color w:val="0563C1"/>
-            <w:u w:val="single"/>
-          </w:rPr>
-          <w:t>https://vajirarama.lk/wp-content/uploads/photo-006-832x240.jpg</w:t>
-        </w:r>
-      </w:hyperlink>
-    </w:p>
-    <w:p>
-      <w:pPr>
-        <w:pStyle w:val="ListBullet"/>
-      </w:pPr>
-      <w:r>
-        <w:t xml:space="preserve">Image (no caption/alt text supplied) — </w:t>
-      </w:r>
-      <w:hyperlink r:id="rId55">
-        <w:r>
-          <w:rPr>
-            <w:color w:val="0563C1"/>
-            <w:u w:val="single"/>
-          </w:rPr>
-          <w:t>https://www.vajirarama.lk/wp-content/uploads/photo-003.jpg</w:t>
-        </w:r>
-      </w:hyperlink>
-    </w:p>
-    <w:p>
-      <w:pPr>
-        <w:pStyle w:val="ListBullet"/>
-      </w:pPr>
-      <w:r>
-        <w:t xml:space="preserve">Image (no caption/alt text supplied) — </w:t>
-      </w:r>
-      <w:hyperlink r:id="rId47">
-        <w:r>
-          <w:rPr>
-            <w:color w:val="0563C1"/>
-            <w:u w:val="single"/>
-          </w:rPr>
-          <w:t>https://vajirarama.lk/wp-content/uploads/logo320x100-2.png</w:t>
-        </w:r>
-      </w:hyperlink>
-    </w:p>
-    <w:p>
-      <w:pPr>
-        <w:pStyle w:val="ListBullet"/>
-      </w:pPr>
-      <w:r>
-        <w:t xml:space="preserve">news-2022_06_14 — </w:t>
-      </w:r>
-      <w:hyperlink r:id="rId48">
-        <w:r>
-          <w:rPr>
-            <w:color w:val="0563C1"/>
-            <w:u w:val="single"/>
-          </w:rPr>
-          <w:t>https://vajirarama.lk/wp-content/uploads/news-2022_06_14-75x75.jpg</w:t>
-        </w:r>
-      </w:hyperlink>
-    </w:p>
-    <w:p>
-      <w:pPr>
-        <w:pStyle w:val="ListBullet"/>
-      </w:pPr>
-      <w:r>
-        <w:t xml:space="preserve">news-2022_06_12 — </w:t>
-      </w:r>
-      <w:hyperlink r:id="rId49">
-        <w:r>
-          <w:rPr>
-            <w:color w:val="0563C1"/>
-            <w:u w:val="single"/>
-          </w:rPr>
-          <w:t>https://vajirarama.lk/wp-content/uploads/news-2022_06_12-75x75.jpg</w:t>
-        </w:r>
-      </w:hyperlink>
-    </w:p>
-    <w:p>
-      <w:pPr>
-        <w:pStyle w:val="ListBullet"/>
-      </w:pPr>
-      <w:r>
-        <w:t xml:space="preserve">news-2022_06_11 — </w:t>
-      </w:r>
-      <w:hyperlink r:id="rId50">
-        <w:r>
-          <w:rPr>
-            <w:color w:val="0563C1"/>
-            <w:u w:val="single"/>
-          </w:rPr>
-          <w:t>https://vajirarama.lk/wp-content/uploads/news-2022_06_11-75x75.jpg</w:t>
-        </w:r>
-      </w:hyperlink>
-    </w:p>
-    <w:p>
-      <w:pPr>
-        <w:pStyle w:val="ListBullet"/>
-      </w:pPr>
-      <w:r>
-        <w:t xml:space="preserve">news-2020_09_06 — </w:t>
-      </w:r>
-      <w:hyperlink r:id="rId51">
-        <w:r>
-          <w:rPr>
-            <w:color w:val="0563C1"/>
-            <w:u w:val="single"/>
-          </w:rPr>
-          <w:t>https://vajirarama.lk/wp-content/uploads/news-2020_09_06-75x75.jpg</w:t>
-        </w:r>
-      </w:hyperlink>
-    </w:p>
-    <w:p>
-      <w:pPr>
-        <w:pStyle w:val="ListBullet"/>
-      </w:pPr>
-      <w:r>
-        <w:t xml:space="preserve">news-2020_09_05 — </w:t>
-      </w:r>
-      <w:hyperlink r:id="rId52">
-        <w:r>
-          <w:rPr>
-            <w:color w:val="0563C1"/>
-            <w:u w:val="single"/>
-          </w:rPr>
-          <w:t>https://vajirarama.lk/wp-content/uploads/news-2020_09_05-75x75.jpg</w:t>
-        </w:r>
-      </w:hyperlink>
-    </w:p>
-    <w:p>
-      <w:pPr>
-        <w:pStyle w:val="ListBullet"/>
-      </w:pPr>
-      <w:r>
-        <w:t xml:space="preserve">news-2020_08_30 — </w:t>
-      </w:r>
-      <w:hyperlink r:id="rId53">
-        <w:r>
-          <w:rPr>
-            <w:color w:val="0563C1"/>
-            <w:u w:val="single"/>
-          </w:rPr>
-          <w:t>https://vajirarama.lk/wp-content/uploads/news-2020_08_30-75x75.jpg</w:t>
-        </w:r>
-      </w:hyperlink>
-    </w:p>
-    <w:p>
-      <w:r>
-        <w:br w:type="page"/>
-      </w:r>
-    </w:p>
-    <w:p>
-      <w:pPr>
-        <w:pStyle w:val="Heading1"/>
-      </w:pPr>
-      <w:r>
-        <w:t>Branches – Siri Vajirarama Temple Colombo 04. Official Website</w:t>
-      </w:r>
-    </w:p>
-    <w:p>
-      <w:r>
-        <w:rPr>
-          <w:b/>
-        </w:rPr>
-        <w:t xml:space="preserve">Source URL: </w:t>
-      </w:r>
-      <w:hyperlink r:id="rId11">
-        <w:r>
-          <w:rPr>
-            <w:color w:val="0563C1"/>
-            <w:u w:val="single"/>
-          </w:rPr>
-          <w:t>https://vajirarama.lk/about-us-2/branches/</w:t>
-        </w:r>
-      </w:hyperlink>
-    </w:p>
-    <w:p>
-      <w:pPr>
-        <w:pStyle w:val="ListBullet"/>
-      </w:pPr>
-      <w:r>
-        <w:t>ABOUT BEGINNINGS MISSIONARY WORK VAJIRARAMA TRADITION RENOWNED MONKS MOST VEN. THRIKUNAMALE ANANDA MAHA THERO READ MORE BRANCHERS SOCIETIES THE BOSAT NOTICEBOARD</w:t>
-      </w:r>
-    </w:p>
-    <w:p>
-      <w:pPr>
-        <w:pStyle w:val="ListBullet"/>
-      </w:pPr>
-      <w:r>
-        <w:t>BEGINNINGS</w:t>
-      </w:r>
-    </w:p>
-    <w:p>
-      <w:pPr>
-        <w:pStyle w:val="ListBullet"/>
-      </w:pPr>
-      <w:r>
-        <w:t>MISSIONARY WORK</w:t>
-      </w:r>
-    </w:p>
-    <w:p>
-      <w:pPr>
-        <w:pStyle w:val="ListBullet"/>
-      </w:pPr>
-      <w:r>
-        <w:t>VAJIRARAMA TRADITION</w:t>
-      </w:r>
-    </w:p>
-    <w:p>
-      <w:pPr>
-        <w:pStyle w:val="ListBullet"/>
-      </w:pPr>
-      <w:r>
-        <w:t>RENOWNED MONKS</w:t>
-      </w:r>
-    </w:p>
-    <w:p>
-      <w:pPr>
-        <w:pStyle w:val="ListBullet"/>
-      </w:pPr>
-      <w:r>
-        <w:t>MOST VEN. THRIKUNAMALE ANANDA MAHA THERO READ MORE</w:t>
-      </w:r>
-    </w:p>
-    <w:p>
-      <w:pPr>
-        <w:pStyle w:val="ListBullet"/>
-      </w:pPr>
-      <w:r>
-        <w:t>BRANCHERS</w:t>
-      </w:r>
-    </w:p>
-    <w:p>
-      <w:pPr>
-        <w:pStyle w:val="ListBullet"/>
-      </w:pPr>
-      <w:r>
-        <w:t>SOCIETIES</w:t>
-      </w:r>
-    </w:p>
-    <w:p>
-      <w:pPr>
-        <w:pStyle w:val="ListBullet"/>
-      </w:pPr>
-      <w:r>
-        <w:t>THE BOSAT</w:t>
-      </w:r>
-    </w:p>
-    <w:p>
-      <w:pPr>
-        <w:pStyle w:val="ListBullet"/>
-      </w:pPr>
-      <w:r>
-        <w:t>NOTICEBOARD</w:t>
-      </w:r>
-    </w:p>
-    <w:p>
-      <w:pPr>
-        <w:pStyle w:val="ListBullet"/>
-      </w:pPr>
-      <w:r>
-        <w:t>LIBRARY</w:t>
-      </w:r>
-    </w:p>
-    <w:p>
-      <w:pPr>
-        <w:pStyle w:val="ListBullet"/>
-      </w:pPr>
-      <w:r>
-        <w:t>DHAMMA SCHOOL HISTORY STAFF PREFECTS FACILITIES PROGRAMS AND ACTIVITIES NOTICEBOARD</w:t>
-      </w:r>
-    </w:p>
-    <w:p>
-      <w:pPr>
-        <w:pStyle w:val="ListBullet"/>
-      </w:pPr>
-      <w:r>
-        <w:t>HISTORY</w:t>
-      </w:r>
-    </w:p>
-    <w:p>
-      <w:pPr>
-        <w:pStyle w:val="ListBullet"/>
-      </w:pPr>
-      <w:r>
-        <w:t>STAFF</w:t>
-      </w:r>
-    </w:p>
-    <w:p>
-      <w:pPr>
-        <w:pStyle w:val="ListBullet"/>
-      </w:pPr>
-      <w:r>
-        <w:t>PREFECTS</w:t>
-      </w:r>
-    </w:p>
-    <w:p>
-      <w:pPr>
-        <w:pStyle w:val="ListBullet"/>
-      </w:pPr>
-      <w:r>
-        <w:t>FACILITIES</w:t>
-      </w:r>
-    </w:p>
-    <w:p>
-      <w:pPr>
-        <w:pStyle w:val="ListBullet"/>
-      </w:pPr>
-      <w:r>
-        <w:t>PROGRAMS AND ACTIVITIES</w:t>
-      </w:r>
-    </w:p>
-    <w:p>
-      <w:pPr>
-        <w:pStyle w:val="ListBullet"/>
-      </w:pPr>
-      <w:r>
-        <w:t>NOTICEBOARD</w:t>
-      </w:r>
-    </w:p>
-    <w:p>
-      <w:pPr>
-        <w:pStyle w:val="ListBullet"/>
-      </w:pPr>
-      <w:r>
-        <w:t>NEWS MAHA NAYAKA THERO</w:t>
-      </w:r>
-    </w:p>
-    <w:p>
-      <w:pPr>
-        <w:pStyle w:val="ListBullet"/>
-      </w:pPr>
-      <w:r>
-        <w:t>MAHA NAYAKA THERO</w:t>
-      </w:r>
-    </w:p>
-    <w:p>
-      <w:pPr>
-        <w:pStyle w:val="ListBullet"/>
-      </w:pPr>
-      <w:r>
-        <w:t>PROJECTS</w:t>
-      </w:r>
-    </w:p>
-    <w:p>
-      <w:pPr>
-        <w:pStyle w:val="ListBullet"/>
-      </w:pPr>
-      <w:r>
-        <w:t>SERVICES DHAMMA DESHANA PUBLICATIONS OTHER PUBLICATIONS</w:t>
-      </w:r>
-    </w:p>
-    <w:p>
-      <w:pPr>
-        <w:pStyle w:val="ListBullet"/>
-      </w:pPr>
-      <w:r>
-        <w:t>DHAMMA DESHANA</w:t>
-      </w:r>
-    </w:p>
-    <w:p>
-      <w:pPr>
-        <w:pStyle w:val="ListBullet"/>
-      </w:pPr>
-      <w:r>
-        <w:t>PUBLICATIONS</w:t>
-      </w:r>
-    </w:p>
-    <w:p>
-      <w:pPr>
-        <w:pStyle w:val="ListBullet"/>
-      </w:pPr>
-      <w:r>
-        <w:t>OTHER PUBLICATIONS</w:t>
-      </w:r>
-    </w:p>
-    <w:p>
-      <w:pPr>
-        <w:pStyle w:val="ListBullet"/>
-      </w:pPr>
-      <w:r>
-        <w:t>GALLERY</w:t>
-      </w:r>
-    </w:p>
-    <w:p>
-      <w:pPr>
-        <w:pStyle w:val="ListBullet"/>
-      </w:pPr>
-      <w:r>
-        <w:t>CONTACT</w:t>
-      </w:r>
-    </w:p>
-    <w:p>
-      <w:pPr>
-        <w:pStyle w:val="Heading2"/>
-      </w:pPr>
-      <w:r>
-        <w:t>BRANCHES</w:t>
-      </w:r>
-    </w:p>
-    <w:p>
-      <w:pPr>
-        <w:pStyle w:val="Heading2"/>
-      </w:pPr>
-      <w:r>
-        <w:t>Founders &amp; Directors</w:t>
-      </w:r>
-    </w:p>
-    <w:p>
-      <w:pPr>
-        <w:pStyle w:val="Heading2"/>
-      </w:pPr>
-      <w:r>
-        <w:t>Late Most Ven. Madihe Pannasiha Maha Nayaka Thero</w:t>
-      </w:r>
-    </w:p>
-    <w:p>
-      <w:r>
-        <w:t>Head of the United Amarapura Maha Nikaya. Co-founder of Siri Vajiragnana Daharmayathanaya. Director to all branches of the Sri Dhammarakshitha Chapter in Amarapura Maha Nikaya.</w:t>
-      </w:r>
-    </w:p>
-    <w:p>
-      <w:pPr>
-        <w:pStyle w:val="Heading2"/>
-      </w:pPr>
-      <w:r>
-        <w:t>Most Ven. Ampitiye Rahula Maha Nayaka Thero</w:t>
-      </w:r>
-    </w:p>
-    <w:p>
-      <w:r>
-        <w:t>Co-founder of Siri Vajiragnana Daharmayathanaya and the adviser to the branches of the Sri Dhammarakshitha Chapter in Amarapura Maha Nikaya.</w:t>
-      </w:r>
-    </w:p>
-    <w:p>
-      <w:pPr>
-        <w:pStyle w:val="Heading2"/>
-      </w:pPr>
-      <w:r>
-        <w:t>Most Ven. Thirikunamale Ananda Maha Nayaka Thero</w:t>
-      </w:r>
-    </w:p>
-    <w:p>
-      <w:r>
-        <w:t>Head of the Sri Dhammarakshitha Chapter in Amarapura Maha Nikaya. Director of the temples attached to Sri Dhammarakshitha Chapter in Amarapura Maha Nikaya.</w:t>
-      </w:r>
-    </w:p>
-    <w:p>
-      <w:pPr>
-        <w:pStyle w:val="Heading2"/>
-      </w:pPr>
-      <w:r>
-        <w:t>VISIT OUR TEMLPLES AROUND SRI LANKA</w:t>
-      </w:r>
-    </w:p>
-    <w:p>
-      <w:pPr>
-        <w:pStyle w:val="Heading2"/>
-      </w:pPr>
-      <w:r>
-        <w:t>TO REVEAL YOUR KNOWLEDGE ABOUT THE THERAVADA BUDDHISM</w:t>
-      </w:r>
-    </w:p>
-    <w:p>
-      <w:pPr>
-        <w:pStyle w:val="Heading2"/>
-      </w:pPr>
-      <w:r>
-        <w:t>Branches List</w:t>
-      </w:r>
-    </w:p>
-    <w:p>
-      <w:pPr>
-        <w:pStyle w:val="Heading2"/>
-      </w:pPr>
-      <w:r>
-        <w:t>Siri Vajiragnana Dharmayathanaya</w:t>
-      </w:r>
-    </w:p>
-    <w:p>
-      <w:pPr>
-        <w:pStyle w:val="Heading2"/>
-      </w:pPr>
-      <w:r>
-        <w:t>Siri Vajirarama Bodhigiri Viharaya</w:t>
-      </w:r>
-    </w:p>
-    <w:p>
-      <w:pPr>
-        <w:pStyle w:val="Heading2"/>
-      </w:pPr>
-      <w:r>
-        <w:t>Ashokaramaya</w:t>
-      </w:r>
-    </w:p>
-    <w:p>
-      <w:pPr>
-        <w:pStyle w:val="Heading2"/>
-      </w:pPr>
-      <w:r>
-        <w:t>Samarasingharamaya</w:t>
-      </w:r>
-    </w:p>
-    <w:p>
-      <w:pPr>
-        <w:pStyle w:val="Heading2"/>
-      </w:pPr>
-      <w:r>
-        <w:t>Siri Vajiragnana Dharmayathanaya</w:t>
-      </w:r>
-    </w:p>
-    <w:p>
-      <w:pPr>
-        <w:pStyle w:val="Heading2"/>
-      </w:pPr>
-      <w:r>
-        <w:t>Vajiraramaya</w:t>
-      </w:r>
-    </w:p>
-    <w:p>
-      <w:pPr>
-        <w:pStyle w:val="Heading2"/>
-      </w:pPr>
-      <w:r>
-        <w:t>Sri Bodhirajaramaya</w:t>
-      </w:r>
-    </w:p>
-    <w:p>
-      <w:pPr>
-        <w:pStyle w:val="Heading2"/>
-      </w:pPr>
-      <w:r>
-        <w:t>Vajiraramaya - Meditation Center</w:t>
-      </w:r>
-    </w:p>
-    <w:p>
-      <w:pPr>
-        <w:pStyle w:val="Heading2"/>
-      </w:pPr>
-      <w:r>
-        <w:t>Siri Vajiragnana Dharmayathanaya</w:t>
-      </w:r>
-    </w:p>
-    <w:p>
-      <w:pPr>
-        <w:pStyle w:val="Heading2"/>
-      </w:pPr>
-      <w:r>
-        <w:t>Shakyamuni Sambuddha Viharaya - Australia</w:t>
-      </w:r>
-    </w:p>
-    <w:p>
-      <w:r>
-        <w:t>Shakyamuni Sambuddha Vihara was first established in 2002. Ven. Soma Thero’s notion aspiration was, that one day the Vihara should become a center for Buddhist Education, Research, Information &amp; Culture. Today, the Vihara is equipped with an international library containing a wide range of books about Buddhist philosophy, culture and other religions. There are over 300 children attending Sakyamuni Sambuddha Vihara language &amp; cultural school which originated in Noble Park Victoria. Shakyamuni Sambuddha Vihara is also affiliated with to the Buddhist University of Sri Lanka.</w:t>
-      </w:r>
-    </w:p>
-    <w:p>
-      <w:pPr>
-        <w:pStyle w:val="Heading2"/>
-      </w:pPr>
-      <w:r>
-        <w:t>Washington Buddhist Viharaya - USA</w:t>
-      </w:r>
-    </w:p>
-    <w:p>
-      <w:r>
-        <w:t>5017 16th Street NW, Washington DC 20011</w:t>
-      </w:r>
-    </w:p>
-    <w:p>
-      <w:r>
-        <w:t>The Washington D.C. Buddhist Vihara was founded in 1965 and incorporated as a Society in 1966 under the patronage of the Most Venerable Madihe Pannasiha Mahanayaka Thera. The Washington D.C. Buddhist Vihara was the first Theravada Buddhist monastic community in the United States.</w:t>
-      </w:r>
-    </w:p>
-    <w:p>
-      <w:pPr>
-        <w:pStyle w:val="Heading3"/>
-      </w:pPr>
-      <w:r>
-        <w:t>හැදියාව හදන වෑයම දීපව්‍යාප්ත ව…</w:t>
-      </w:r>
-    </w:p>
-    <w:p>
-      <w:pPr>
-        <w:pStyle w:val="Heading2"/>
-      </w:pPr>
-      <w:r>
-        <w:t>රත්නපුර පැල්වාඩිය සිරි වජිරාරාම බෝධිගිරි විහාරස්ථ මහානාම දහම් පාසල</w:t>
-      </w:r>
-    </w:p>
-    <w:p>
-      <w:r>
-        <w:t>1929 දී ඇරැඹුණු රත්නපුර පැල්වාඩිය සිරි වජිරාරාම බෝධිගිරි විහාරයෙහි 1972 පැල්වාඩිය බෝධිගිරි විහාරාධිකාරීව වැඩ සිටි කඹුරුගමුවේ මහානාම ස්වාමීන්ද්‍රයන් වහන්සේ නමින් ශිෂ්‍ය ශිෂ්‍යාවන් 211 දෙනෙකුගෙන් හා ආචාර්ය මණ්ඩලය 8 දෙනෙකුගෙන් 1972 මැයි 28 වන දා ඇරඹුණු සිරි මහානාම දහම් පාසල වර්තමානයේ ආචාර්ය මණ්ඩලය 17 දෙනෙකුගෙන් සහ ශිෂ්‍ය ශිෂ්‍යයාවන් 400කට අධික පිරිසකගෙන් යුතු වෙයි. ප්‍රධානාචාර්යයන් වහන්සේ ලෙස ක්‍රියා කරන්නාහු බෝධිගිරි විහාරාධිකාරි ගෞරවාර්හ යක්කලමුල්ලේ පවර ස්වාමීන්ද්‍රයෝය.</w:t>
-      </w:r>
-    </w:p>
-    <w:p>
-      <w:pPr>
-        <w:pStyle w:val="Heading2"/>
-      </w:pPr>
-      <w:r>
-        <w:t>වජිරාරාම අරණ්‍ය සේනාසනය - බෝවලවත්ත, මහනුවර</w:t>
-      </w:r>
-    </w:p>
-    <w:p>
-      <w:pPr>
-        <w:pStyle w:val="Heading2"/>
-      </w:pPr>
-      <w:r>
-        <w:t>“සදහම සවිමත් පරම්පරාවක් - මිනිසි දහම් සරු සිරි ලංකාවක්”</w:t>
-      </w:r>
-    </w:p>
-    <w:p>
-      <w:r>
-        <w:t>සිරි වජිරාරාම සියවස් සමරුව (1918-2018)</w:t>
-      </w:r>
-    </w:p>
-    <w:p>
-      <w:r>
-        <w:t>බු.ව. 2462 නිකිණි මස 18 වන රිවි දින, ‘ධර්ම පන්තියක්’ ලෙස ඇරඹුණු සිරි වජිරාරාම දහම් පාසල අතිපුජ්‍ය පැලෑණේ සිරි වජිරඤාණ නාහිමිපානන්වහන්සේගේ අනුශාසකත්වයෙන් සිදු වුවකි. මෙවර සියවසක් සමරන සිරි වජිරාරාම දහම් පාසලේ මූලාරම්භය එසේ සිදු විය.</w:t>
-      </w:r>
-    </w:p>
-    <w:p>
-      <w:r>
-        <w:t>Siri Vajiraramaya is arguably the best known Sri Lankan Buddhist temple throughout the world due to the renowned resident monks who spread the teaching of the Buddha worldwide.</w:t>
-      </w:r>
-    </w:p>
-    <w:p>
-      <w:pPr>
-        <w:pStyle w:val="Heading4"/>
-      </w:pPr>
-      <w:r>
-        <w:t>Media Gallery</w:t>
-      </w:r>
-    </w:p>
-    <w:p>
-      <w:pPr>
-        <w:pStyle w:val="Heading4"/>
-      </w:pPr>
-      <w:r>
-        <w:t>Contact</w:t>
-      </w:r>
-    </w:p>
-    <w:p>
-      <w:pPr>
-        <w:pStyle w:val="Heading4"/>
-      </w:pPr>
-      <w:r>
-        <w:t>E-Mail Newsletter</w:t>
-      </w:r>
-    </w:p>
-    <w:p>
-      <w:pPr>
-        <w:pStyle w:val="Heading2"/>
-      </w:pPr>
-      <w:r>
-        <w:t>Images referenced on this page</w:t>
-      </w:r>
-    </w:p>
-    <w:p>
-      <w:pPr>
-        <w:pStyle w:val="ListBullet"/>
-      </w:pPr>
-      <w:r>
-        <w:t xml:space="preserve">Image (no caption/alt text supplied) — </w:t>
-      </w:r>
-      <w:hyperlink r:id="rId16">
-        <w:r>
-          <w:rPr>
-            <w:color w:val="0563C1"/>
-            <w:u w:val="single"/>
-          </w:rPr>
-          <w:t>https://vajirarama.lk/wp-content/uploads/logo-02.png</w:t>
-        </w:r>
-      </w:hyperlink>
-    </w:p>
-    <w:p>
-      <w:pPr>
-        <w:pStyle w:val="ListBullet"/>
-      </w:pPr>
-      <w:r>
-        <w:t xml:space="preserve">Image (no caption/alt text supplied) — </w:t>
-      </w:r>
-      <w:hyperlink r:id="rId17">
-        <w:r>
-          <w:rPr>
-            <w:color w:val="0563C1"/>
-            <w:u w:val="single"/>
-          </w:rPr>
-          <w:t>https://www.vajirarama.lk/wp-content/uploads/photo-140.jpg</w:t>
-        </w:r>
-      </w:hyperlink>
-    </w:p>
-    <w:p>
-      <w:pPr>
-        <w:pStyle w:val="ListBullet"/>
-      </w:pPr>
-      <w:r>
-        <w:t xml:space="preserve">Image (no caption/alt text supplied) — </w:t>
-      </w:r>
-      <w:hyperlink r:id="rId18">
-        <w:r>
-          <w:rPr>
-            <w:color w:val="0563C1"/>
-            <w:u w:val="single"/>
-          </w:rPr>
-          <w:t>https://www.vajirarama.lk/wp-content/uploads/photo-022.jpg</w:t>
-        </w:r>
-      </w:hyperlink>
-    </w:p>
-    <w:p>
-      <w:pPr>
-        <w:pStyle w:val="ListBullet"/>
-      </w:pPr>
-      <w:r>
-        <w:t xml:space="preserve">Image (no caption/alt text supplied) — </w:t>
-      </w:r>
-      <w:hyperlink r:id="rId19">
-        <w:r>
-          <w:rPr>
-            <w:color w:val="0563C1"/>
-            <w:u w:val="single"/>
-          </w:rPr>
-          <w:t>https://www.vajirarama.lk/wp-content/uploads/photo-139.jpg</w:t>
-        </w:r>
-      </w:hyperlink>
-    </w:p>
-    <w:p>
-      <w:pPr>
-        <w:pStyle w:val="ListBullet"/>
-      </w:pPr>
-      <w:r>
-        <w:t xml:space="preserve">Image (no caption/alt text supplied) — </w:t>
-      </w:r>
-      <w:hyperlink r:id="rId20">
-        <w:r>
-          <w:rPr>
-            <w:color w:val="0563C1"/>
-            <w:u w:val="single"/>
-          </w:rPr>
-          <w:t>https://www.vajirarama.lk/wp-content/uploads/photo-138.jpg</w:t>
-        </w:r>
-      </w:hyperlink>
-    </w:p>
-    <w:p>
-      <w:pPr>
-        <w:pStyle w:val="ListBullet"/>
-      </w:pPr>
-      <w:r>
-        <w:t xml:space="preserve">Image (no caption/alt text supplied) — </w:t>
-      </w:r>
-      <w:hyperlink r:id="rId21">
-        <w:r>
-          <w:rPr>
-            <w:color w:val="0563C1"/>
-            <w:u w:val="single"/>
-          </w:rPr>
-          <w:t>https://www.vajirarama.lk/wp-content/uploads/pic-007-e1515243001489.jpg</w:t>
-        </w:r>
-      </w:hyperlink>
-    </w:p>
-    <w:p>
-      <w:pPr>
-        <w:pStyle w:val="ListBullet"/>
-      </w:pPr>
-      <w:r>
-        <w:t xml:space="preserve">Image (no caption/alt text supplied) — </w:t>
-      </w:r>
-      <w:hyperlink r:id="rId22">
-        <w:r>
-          <w:rPr>
-            <w:color w:val="0563C1"/>
-            <w:u w:val="single"/>
-          </w:rPr>
-          <w:t>https://vajirarama.lk/wp-content/uploads/branchers-set-001.jpg</w:t>
-        </w:r>
-      </w:hyperlink>
-    </w:p>
-    <w:p>
-      <w:pPr>
-        <w:pStyle w:val="ListBullet"/>
-      </w:pPr>
-      <w:r>
-        <w:t xml:space="preserve">Image (no caption/alt text supplied) — </w:t>
-      </w:r>
-      <w:hyperlink r:id="rId23">
-        <w:r>
-          <w:rPr>
-            <w:color w:val="0563C1"/>
-            <w:u w:val="single"/>
-          </w:rPr>
-          <w:t>https://www.vajirarama.lk/wp-content/uploads/news-2015.06.23-01.jpg</w:t>
-        </w:r>
-      </w:hyperlink>
-    </w:p>
-    <w:p>
-      <w:pPr>
-        <w:pStyle w:val="ListBullet"/>
-      </w:pPr>
-      <w:r>
-        <w:t xml:space="preserve">Image (no caption/alt text supplied) — </w:t>
-      </w:r>
-      <w:hyperlink r:id="rId24">
-        <w:r>
-          <w:rPr>
-            <w:color w:val="0563C1"/>
-            <w:u w:val="single"/>
-          </w:rPr>
-          <w:t>https://www.vajirarama.lk/wp-content/uploads/pic-008.jpg</w:t>
-        </w:r>
-      </w:hyperlink>
-    </w:p>
-    <w:p>
-      <w:pPr>
-        <w:pStyle w:val="ListBullet"/>
-      </w:pPr>
-      <w:r>
-        <w:t xml:space="preserve">Image (no caption/alt text supplied) — </w:t>
-      </w:r>
-      <w:hyperlink r:id="rId25">
-        <w:r>
-          <w:rPr>
-            <w:color w:val="0563C1"/>
-            <w:u w:val="single"/>
-          </w:rPr>
-          <w:t>https://www.vajirarama.lk/wp-content/uploads/pic-004.jpg</w:t>
-        </w:r>
-      </w:hyperlink>
-    </w:p>
-    <w:p>
-      <w:pPr>
-        <w:pStyle w:val="ListBullet"/>
-      </w:pPr>
-      <w:r>
-        <w:t xml:space="preserve">Image (no caption/alt text supplied) — </w:t>
-      </w:r>
-      <w:hyperlink r:id="rId26">
-        <w:r>
-          <w:rPr>
-            <w:color w:val="0563C1"/>
-            <w:u w:val="single"/>
-          </w:rPr>
-          <w:t>https://www.vajirarama.lk/wp-content/uploads/photo-035.jpg</w:t>
-        </w:r>
-      </w:hyperlink>
-    </w:p>
-    <w:p>
-      <w:pPr>
-        <w:pStyle w:val="ListBullet"/>
-      </w:pPr>
-      <w:r>
-        <w:t xml:space="preserve">Image (no caption/alt text supplied) — </w:t>
-      </w:r>
-      <w:hyperlink r:id="rId27">
-        <w:r>
-          <w:rPr>
-            <w:color w:val="0563C1"/>
-            <w:u w:val="single"/>
-          </w:rPr>
-          <w:t>https://www.vajirarama.lk/wp-content/uploads/photo-060.jpg</w:t>
-        </w:r>
-      </w:hyperlink>
-    </w:p>
-    <w:p>
-      <w:pPr>
-        <w:pStyle w:val="ListBullet"/>
-      </w:pPr>
-      <w:r>
-        <w:t xml:space="preserve">Image (no caption/alt text supplied) — </w:t>
-      </w:r>
-      <w:hyperlink r:id="rId28">
-        <w:r>
-          <w:rPr>
-            <w:color w:val="0563C1"/>
-            <w:u w:val="single"/>
-          </w:rPr>
-          <w:t>https://www.vajirarama.lk/wp-content/uploads/photo-127.jpg</w:t>
-        </w:r>
-      </w:hyperlink>
-    </w:p>
-    <w:p>
-      <w:pPr>
-        <w:pStyle w:val="ListBullet"/>
-      </w:pPr>
-      <w:r>
-        <w:t xml:space="preserve">Image (no caption/alt text supplied) — </w:t>
-      </w:r>
-      <w:hyperlink r:id="rId29">
-        <w:r>
-          <w:rPr>
-            <w:color w:val="0563C1"/>
-            <w:u w:val="single"/>
-          </w:rPr>
-          <w:t>https://www.vajirarama.lk/wp-content/uploads/photo-137.jpg</w:t>
-        </w:r>
-      </w:hyperlink>
-    </w:p>
-    <w:p>
-      <w:pPr>
-        <w:pStyle w:val="ListBullet"/>
-      </w:pPr>
-      <w:r>
-        <w:t xml:space="preserve">Image (no caption/alt text supplied) — </w:t>
-      </w:r>
-      <w:hyperlink r:id="rId30">
-        <w:r>
-          <w:rPr>
-            <w:color w:val="0563C1"/>
-            <w:u w:val="single"/>
-          </w:rPr>
-          <w:t>https://www.vajirarama.lk/wp-content/uploads/photo-128.jpg</w:t>
-        </w:r>
-      </w:hyperlink>
-    </w:p>
-    <w:p>
-      <w:pPr>
-        <w:pStyle w:val="ListBullet"/>
-      </w:pPr>
-      <w:r>
-        <w:t xml:space="preserve">null — </w:t>
-      </w:r>
-      <w:hyperlink r:id="rId56">
-        <w:r>
-          <w:rPr>
-            <w:color w:val="0563C1"/>
-            <w:u w:val="single"/>
-          </w:rPr>
-          <w:t>https://vajirarama.lk/wp-content/uploads/thumbs-006.png</w:t>
-        </w:r>
-      </w:hyperlink>
-    </w:p>
-    <w:p>
-      <w:pPr>
-        <w:pStyle w:val="ListBullet"/>
-      </w:pPr>
-      <w:r>
-        <w:t xml:space="preserve">null — </w:t>
-      </w:r>
-      <w:hyperlink r:id="rId57">
-        <w:r>
-          <w:rPr>
-            <w:color w:val="0563C1"/>
-            <w:u w:val="single"/>
-          </w:rPr>
-          <w:t>https://vajirarama.lk/wp-content/uploads/thumbs-007.png</w:t>
-        </w:r>
-      </w:hyperlink>
-    </w:p>
-    <w:p>
-      <w:pPr>
-        <w:pStyle w:val="ListBullet"/>
-      </w:pPr>
-      <w:r>
-        <w:t xml:space="preserve">null — </w:t>
-      </w:r>
-      <w:hyperlink r:id="rId58">
-        <w:r>
-          <w:rPr>
-            <w:color w:val="0563C1"/>
-            <w:u w:val="single"/>
-          </w:rPr>
-          <w:t>https://vajirarama.lk/wp-content/uploads/thumbs-001.png</w:t>
-        </w:r>
-      </w:hyperlink>
-    </w:p>
-    <w:p>
-      <w:pPr>
-        <w:pStyle w:val="ListBullet"/>
-      </w:pPr>
-      <w:r>
-        <w:t xml:space="preserve">Image (no caption/alt text supplied) — </w:t>
-      </w:r>
-      <w:hyperlink r:id="rId59">
-        <w:r>
-          <w:rPr>
-            <w:color w:val="0563C1"/>
-            <w:u w:val="single"/>
-          </w:rPr>
-          <w:t>https://vajirarama.lk/wp-content/uploads/landing_features_img1-5-e1539596325196.png</w:t>
-        </w:r>
-      </w:hyperlink>
-    </w:p>
-    <w:p>
-      <w:pPr>
-        <w:pStyle w:val="ListBullet"/>
-      </w:pPr>
-      <w:r>
-        <w:t xml:space="preserve">null — </w:t>
-      </w:r>
-      <w:hyperlink r:id="rId60">
-        <w:r>
-          <w:rPr>
-            <w:color w:val="0563C1"/>
-            <w:u w:val="single"/>
-          </w:rPr>
-          <w:t>https://vajirarama.lk/wp-content/uploads/branchers-set-002.jpg</w:t>
-        </w:r>
-      </w:hyperlink>
-    </w:p>
-    <w:p>
-      <w:pPr>
-        <w:pStyle w:val="ListBullet"/>
-      </w:pPr>
-      <w:r>
-        <w:t xml:space="preserve">null — </w:t>
-      </w:r>
-      <w:hyperlink r:id="rId61">
-        <w:r>
-          <w:rPr>
-            <w:color w:val="0563C1"/>
-            <w:u w:val="single"/>
-          </w:rPr>
-          <w:t>https://vajirarama.lk/wp-content/uploads/branchers-set-003.jpg</w:t>
-        </w:r>
-      </w:hyperlink>
-    </w:p>
-    <w:p>
-      <w:pPr>
-        <w:pStyle w:val="ListBullet"/>
-      </w:pPr>
-      <w:r>
-        <w:t xml:space="preserve">null — </w:t>
-      </w:r>
-      <w:hyperlink r:id="rId62">
-        <w:r>
-          <w:rPr>
-            <w:color w:val="0563C1"/>
-            <w:u w:val="single"/>
-          </w:rPr>
-          <w:t>https://vajirarama.lk/wp-content/uploads/branchers-set-004.jpg</w:t>
-        </w:r>
-      </w:hyperlink>
-    </w:p>
-    <w:p>
-      <w:pPr>
-        <w:pStyle w:val="ListBullet"/>
-      </w:pPr>
-      <w:r>
-        <w:t xml:space="preserve">null — </w:t>
-      </w:r>
-      <w:hyperlink r:id="rId63">
-        <w:r>
-          <w:rPr>
-            <w:color w:val="0563C1"/>
-            <w:u w:val="single"/>
-          </w:rPr>
-          <w:t>https://vajirarama.lk/wp-content/uploads/branchers-set-005.jpg</w:t>
-        </w:r>
-      </w:hyperlink>
-    </w:p>
-    <w:p>
-      <w:pPr>
-        <w:pStyle w:val="ListBullet"/>
-      </w:pPr>
-      <w:r>
-        <w:t xml:space="preserve">null — </w:t>
-      </w:r>
-      <w:hyperlink r:id="rId64">
-        <w:r>
-          <w:rPr>
-            <w:color w:val="0563C1"/>
-            <w:u w:val="single"/>
-          </w:rPr>
-          <w:t>https://vajirarama.lk/wp-content/uploads/branchers-set-006.jpg</w:t>
-        </w:r>
-      </w:hyperlink>
-    </w:p>
-    <w:p>
-      <w:pPr>
-        <w:pStyle w:val="ListBullet"/>
-      </w:pPr>
-      <w:r>
-        <w:t xml:space="preserve">null — </w:t>
-      </w:r>
-      <w:hyperlink r:id="rId65">
-        <w:r>
-          <w:rPr>
-            <w:color w:val="0563C1"/>
-            <w:u w:val="single"/>
-          </w:rPr>
-          <w:t>https://vajirarama.lk/wp-content/uploads/branchers-set-007.jpg</w:t>
-        </w:r>
-      </w:hyperlink>
-    </w:p>
-    <w:p>
-      <w:pPr>
-        <w:pStyle w:val="ListBullet"/>
-      </w:pPr>
-      <w:r>
-        <w:t xml:space="preserve">null — </w:t>
-      </w:r>
-      <w:hyperlink r:id="rId66">
-        <w:r>
-          <w:rPr>
-            <w:color w:val="0563C1"/>
-            <w:u w:val="single"/>
-          </w:rPr>
-          <w:t>https://vajirarama.lk/wp-content/uploads/branchers-set-008.jpg</w:t>
-        </w:r>
-      </w:hyperlink>
-    </w:p>
-    <w:p>
-      <w:pPr>
-        <w:pStyle w:val="ListBullet"/>
-      </w:pPr>
-      <w:r>
-        <w:t xml:space="preserve">null — </w:t>
-      </w:r>
-      <w:hyperlink r:id="rId67">
-        <w:r>
-          <w:rPr>
-            <w:color w:val="0563C1"/>
-            <w:u w:val="single"/>
-          </w:rPr>
-          <w:t>https://vajirarama.lk/wp-content/uploads/branchers-set-009.jpg</w:t>
-        </w:r>
-      </w:hyperlink>
-    </w:p>
-    <w:p>
-      <w:pPr>
-        <w:pStyle w:val="ListBullet"/>
-      </w:pPr>
-      <w:r>
-        <w:t xml:space="preserve">Image (no caption/alt text supplied) — </w:t>
-      </w:r>
-      <w:hyperlink r:id="rId68">
-        <w:r>
-          <w:rPr>
-            <w:color w:val="0563C1"/>
-            <w:u w:val="single"/>
-          </w:rPr>
-          <w:t>https://vajirarama.lk/wp-content/uploads/forign-branchers-001-e1539781989386.png</w:t>
-        </w:r>
-      </w:hyperlink>
-    </w:p>
-    <w:p>
-      <w:pPr>
-        <w:pStyle w:val="ListBullet"/>
-      </w:pPr>
-      <w:r>
-        <w:t xml:space="preserve">Image (no caption/alt text supplied) — </w:t>
-      </w:r>
-      <w:hyperlink r:id="rId69">
-        <w:r>
-          <w:rPr>
-            <w:color w:val="0563C1"/>
-            <w:u w:val="single"/>
-          </w:rPr>
-          <w:t>https://vajirarama.lk/wp-content/uploads/forign-branchers-002.png</w:t>
-        </w:r>
-      </w:hyperlink>
-    </w:p>
-    <w:p>
-      <w:pPr>
-        <w:pStyle w:val="ListBullet"/>
-      </w:pPr>
-      <w:r>
-        <w:t xml:space="preserve">null — </w:t>
-      </w:r>
-      <w:hyperlink r:id="rId70">
-        <w:r>
-          <w:rPr>
-            <w:color w:val="0563C1"/>
-            <w:u w:val="single"/>
-          </w:rPr>
-          <w:t>https://vajirarama.lk/wp-content/uploads/logo-thumb-d_school-e1537082718671.png</w:t>
-        </w:r>
-      </w:hyperlink>
-    </w:p>
-    <w:p>
-      <w:pPr>
-        <w:pStyle w:val="ListBullet"/>
-      </w:pPr>
-      <w:r>
-        <w:t xml:space="preserve">Image (no caption/alt text supplied) — </w:t>
-      </w:r>
-      <w:hyperlink r:id="rId47">
-        <w:r>
-          <w:rPr>
-            <w:color w:val="0563C1"/>
-            <w:u w:val="single"/>
-          </w:rPr>
-          <w:t>https://vajirarama.lk/wp-content/uploads/logo320x100-2.png</w:t>
-        </w:r>
-      </w:hyperlink>
-    </w:p>
-    <w:p>
-      <w:pPr>
-        <w:pStyle w:val="ListBullet"/>
-      </w:pPr>
-      <w:r>
-        <w:t xml:space="preserve">news-2022_06_14 — </w:t>
-      </w:r>
-      <w:hyperlink r:id="rId48">
-        <w:r>
-          <w:rPr>
-            <w:color w:val="0563C1"/>
-            <w:u w:val="single"/>
-          </w:rPr>
-          <w:t>https://vajirarama.lk/wp-content/uploads/news-2022_06_14-75x75.jpg</w:t>
-        </w:r>
-      </w:hyperlink>
-    </w:p>
-    <w:p>
-      <w:pPr>
-        <w:pStyle w:val="ListBullet"/>
-      </w:pPr>
-      <w:r>
-        <w:t xml:space="preserve">news-2022_06_12 — </w:t>
-      </w:r>
-      <w:hyperlink r:id="rId49">
-        <w:r>
-          <w:rPr>
-            <w:color w:val="0563C1"/>
-            <w:u w:val="single"/>
-          </w:rPr>
-          <w:t>https://vajirarama.lk/wp-content/uploads/news-2022_06_12-75x75.jpg</w:t>
-        </w:r>
-      </w:hyperlink>
-    </w:p>
-    <w:p>
-      <w:pPr>
-        <w:pStyle w:val="ListBullet"/>
-      </w:pPr>
-      <w:r>
-        <w:t xml:space="preserve">news-2022_06_11 — </w:t>
-      </w:r>
-      <w:hyperlink r:id="rId50">
-        <w:r>
-          <w:rPr>
-            <w:color w:val="0563C1"/>
-            <w:u w:val="single"/>
-          </w:rPr>
-          <w:t>https://vajirarama.lk/wp-content/uploads/news-2022_06_11-75x75.jpg</w:t>
-        </w:r>
-      </w:hyperlink>
-    </w:p>
-    <w:p>
-      <w:pPr>
-        <w:pStyle w:val="ListBullet"/>
-      </w:pPr>
-      <w:r>
-        <w:t xml:space="preserve">news-2020_09_06 — </w:t>
-      </w:r>
-      <w:hyperlink r:id="rId51">
-        <w:r>
-          <w:rPr>
-            <w:color w:val="0563C1"/>
-            <w:u w:val="single"/>
-          </w:rPr>
-          <w:t>https://vajirarama.lk/wp-content/uploads/news-2020_09_06-75x75.jpg</w:t>
-        </w:r>
-      </w:hyperlink>
-    </w:p>
-    <w:p>
-      <w:pPr>
-        <w:pStyle w:val="ListBullet"/>
-      </w:pPr>
-      <w:r>
-        <w:t xml:space="preserve">news-2020_09_05 — </w:t>
-      </w:r>
-      <w:hyperlink r:id="rId52">
-        <w:r>
-          <w:rPr>
-            <w:color w:val="0563C1"/>
-            <w:u w:val="single"/>
-          </w:rPr>
-          <w:t>https://vajirarama.lk/wp-content/uploads/news-2020_09_05-75x75.jpg</w:t>
-        </w:r>
-      </w:hyperlink>
-    </w:p>
-    <w:p>
-      <w:pPr>
-        <w:pStyle w:val="ListBullet"/>
-      </w:pPr>
-      <w:r>
-        <w:t xml:space="preserve">news-2020_08_30 — </w:t>
-      </w:r>
-      <w:hyperlink r:id="rId53">
-        <w:r>
-          <w:rPr>
-            <w:color w:val="0563C1"/>
-            <w:u w:val="single"/>
-          </w:rPr>
-          <w:t>https://vajirarama.lk/wp-content/uploads/news-2020_08_30-75x75.jpg</w:t>
-        </w:r>
-      </w:hyperlink>
-    </w:p>
-    <w:p>
-      <w:r>
-        <w:br w:type="page"/>
-      </w:r>
-    </w:p>
-    <w:p>
-      <w:pPr>
-        <w:pStyle w:val="Heading1"/>
-      </w:pPr>
-      <w:r>
-        <w:t>Missionary Work</w:t>
-      </w:r>
-    </w:p>
-    <w:p>
-      <w:r>
-        <w:rPr>
-          <w:b/>
-        </w:rPr>
-        <w:t xml:space="preserve">Source URL: </w:t>
-      </w:r>
-      <w:hyperlink r:id="rId12">
-        <w:r>
-          <w:rPr>
-            <w:color w:val="0563C1"/>
-            <w:u w:val="single"/>
-          </w:rPr>
-          <w:t>https://vajirarama.lk/about-us-2/missionary-work/</w:t>
-        </w:r>
-      </w:hyperlink>
-    </w:p>
-    <w:p>
-      <w:pPr>
-        <w:pStyle w:val="ListBullet"/>
-      </w:pPr>
-      <w:r>
-        <w:t>ABOUT BEGINNINGS MISSIONARY WORK VAJIRARAMA TRADITION RENOWNED MONKS MOST VEN. THRIKUNAMALE ANANDA MAHA THERO READ MORE BRANCHERS SOCIETIES THE BOSAT NOTICEBOARD</w:t>
-      </w:r>
-    </w:p>
-    <w:p>
-      <w:pPr>
-        <w:pStyle w:val="ListBullet"/>
-      </w:pPr>
-      <w:r>
-        <w:t>BEGINNINGS</w:t>
-      </w:r>
-    </w:p>
-    <w:p>
-      <w:pPr>
-        <w:pStyle w:val="ListBullet"/>
-      </w:pPr>
-      <w:r>
-        <w:t>MISSIONARY WORK</w:t>
-      </w:r>
-    </w:p>
-    <w:p>
-      <w:pPr>
-        <w:pStyle w:val="ListBullet"/>
-      </w:pPr>
-      <w:r>
-        <w:t>VAJIRARAMA TRADITION</w:t>
-      </w:r>
-    </w:p>
-    <w:p>
-      <w:pPr>
-        <w:pStyle w:val="ListBullet"/>
-      </w:pPr>
-      <w:r>
-        <w:t>RENOWNED MONKS</w:t>
-      </w:r>
-    </w:p>
-    <w:p>
-      <w:pPr>
-        <w:pStyle w:val="ListBullet"/>
-      </w:pPr>
-      <w:r>
-        <w:t>MOST VEN. THRIKUNAMALE ANANDA MAHA THERO READ MORE</w:t>
-      </w:r>
-    </w:p>
-    <w:p>
-      <w:pPr>
-        <w:pStyle w:val="ListBullet"/>
-      </w:pPr>
-      <w:r>
-        <w:t>BRANCHERS</w:t>
-      </w:r>
-    </w:p>
-    <w:p>
-      <w:pPr>
-        <w:pStyle w:val="ListBullet"/>
-      </w:pPr>
-      <w:r>
-        <w:t>SOCIETIES</w:t>
-      </w:r>
-    </w:p>
-    <w:p>
-      <w:pPr>
-        <w:pStyle w:val="ListBullet"/>
-      </w:pPr>
-      <w:r>
-        <w:t>THE BOSAT</w:t>
-      </w:r>
-    </w:p>
-    <w:p>
-      <w:pPr>
-        <w:pStyle w:val="ListBullet"/>
-      </w:pPr>
-      <w:r>
-        <w:t>NOTICEBOARD</w:t>
-      </w:r>
-    </w:p>
-    <w:p>
-      <w:pPr>
-        <w:pStyle w:val="ListBullet"/>
-      </w:pPr>
-      <w:r>
-        <w:t>LIBRARY</w:t>
-      </w:r>
-    </w:p>
-    <w:p>
-      <w:pPr>
-        <w:pStyle w:val="ListBullet"/>
-      </w:pPr>
-      <w:r>
-        <w:t>DHAMMA SCHOOL HISTORY STAFF PREFECTS FACILITIES PROGRAMS AND ACTIVITIES NOTICEBOARD</w:t>
-      </w:r>
-    </w:p>
-    <w:p>
-      <w:pPr>
-        <w:pStyle w:val="ListBullet"/>
-      </w:pPr>
-      <w:r>
-        <w:t>HISTORY</w:t>
-      </w:r>
-    </w:p>
-    <w:p>
-      <w:pPr>
-        <w:pStyle w:val="ListBullet"/>
-      </w:pPr>
-      <w:r>
-        <w:t>STAFF</w:t>
-      </w:r>
-    </w:p>
-    <w:p>
-      <w:pPr>
-        <w:pStyle w:val="ListBullet"/>
-      </w:pPr>
-      <w:r>
-        <w:t>PREFECTS</w:t>
-      </w:r>
-    </w:p>
-    <w:p>
-      <w:pPr>
-        <w:pStyle w:val="ListBullet"/>
-      </w:pPr>
-      <w:r>
-        <w:t>FACILITIES</w:t>
-      </w:r>
-    </w:p>
-    <w:p>
-      <w:pPr>
-        <w:pStyle w:val="ListBullet"/>
-      </w:pPr>
-      <w:r>
-        <w:t>PROGRAMS AND ACTIVITIES</w:t>
-      </w:r>
-    </w:p>
-    <w:p>
-      <w:pPr>
-        <w:pStyle w:val="ListBullet"/>
-      </w:pPr>
-      <w:r>
-        <w:t>NOTICEBOARD</w:t>
-      </w:r>
-    </w:p>
-    <w:p>
-      <w:pPr>
-        <w:pStyle w:val="ListBullet"/>
-      </w:pPr>
-      <w:r>
-        <w:t>NEWS MAHA NAYAKA THERO</w:t>
-      </w:r>
-    </w:p>
-    <w:p>
-      <w:pPr>
-        <w:pStyle w:val="ListBullet"/>
-      </w:pPr>
-      <w:r>
-        <w:t>MAHA NAYAKA THERO</w:t>
-      </w:r>
-    </w:p>
-    <w:p>
-      <w:pPr>
-        <w:pStyle w:val="ListBullet"/>
-      </w:pPr>
-      <w:r>
-        <w:t>PROJECTS</w:t>
-      </w:r>
-    </w:p>
-    <w:p>
-      <w:pPr>
-        <w:pStyle w:val="ListBullet"/>
-      </w:pPr>
-      <w:r>
-        <w:t>SERVICES DHAMMA DESHANA PUBLICATIONS OTHER PUBLICATIONS</w:t>
-      </w:r>
-    </w:p>
-    <w:p>
-      <w:pPr>
-        <w:pStyle w:val="ListBullet"/>
-      </w:pPr>
-      <w:r>
-        <w:t>DHAMMA DESHANA</w:t>
-      </w:r>
-    </w:p>
-    <w:p>
-      <w:pPr>
-        <w:pStyle w:val="ListBullet"/>
-      </w:pPr>
-      <w:r>
-        <w:t>PUBLICATIONS</w:t>
-      </w:r>
-    </w:p>
-    <w:p>
-      <w:pPr>
-        <w:pStyle w:val="ListBullet"/>
-      </w:pPr>
-      <w:r>
-        <w:t>OTHER PUBLICATIONS</w:t>
-      </w:r>
-    </w:p>
-    <w:p>
-      <w:pPr>
-        <w:pStyle w:val="ListBullet"/>
-      </w:pPr>
-      <w:r>
-        <w:t>GALLERY</w:t>
-      </w:r>
-    </w:p>
-    <w:p>
-      <w:pPr>
-        <w:pStyle w:val="ListBullet"/>
-      </w:pPr>
-      <w:r>
-        <w:t>CONTACT</w:t>
-      </w:r>
-    </w:p>
-    <w:p>
-      <w:pPr>
-        <w:pStyle w:val="Heading2"/>
-      </w:pPr>
-      <w:r>
-        <w:t>Missionary Work</w:t>
-      </w:r>
-    </w:p>
-    <w:p>
-      <w:pPr>
-        <w:pStyle w:val="Heading4"/>
-      </w:pPr>
-      <w:r>
-        <w:t>ABOUT —————————</w:t>
-      </w:r>
-    </w:p>
-    <w:p>
-      <w:pPr>
-        <w:pStyle w:val="ListBullet"/>
-      </w:pPr>
-      <w:r>
-        <w:t>About Us Beginnings Renowned Monks Most Ven. Thrikunamale Ananda Maha Nayaka Thero Missionary Work Vajirarama Tradition</w:t>
-      </w:r>
-    </w:p>
-    <w:p>
-      <w:pPr>
-        <w:pStyle w:val="ListBullet"/>
-      </w:pPr>
-      <w:r>
-        <w:t>Beginnings</w:t>
-      </w:r>
-    </w:p>
-    <w:p>
-      <w:pPr>
-        <w:pStyle w:val="ListBullet"/>
-      </w:pPr>
-      <w:r>
-        <w:t>Renowned Monks</w:t>
-      </w:r>
-    </w:p>
-    <w:p>
-      <w:pPr>
-        <w:pStyle w:val="ListBullet"/>
-      </w:pPr>
-      <w:r>
-        <w:t>Most Ven. Thrikunamale Ananda Maha Nayaka Thero</w:t>
-      </w:r>
-    </w:p>
-    <w:p>
-      <w:pPr>
-        <w:pStyle w:val="ListBullet"/>
-      </w:pPr>
-      <w:r>
-        <w:t>Missionary Work</w:t>
-      </w:r>
-    </w:p>
-    <w:p>
-      <w:pPr>
-        <w:pStyle w:val="ListBullet"/>
-      </w:pPr>
-      <w:r>
-        <w:t>Vajirarama Tradition</w:t>
-      </w:r>
-    </w:p>
-    <w:p>
-      <w:r>
-        <w:t>RENOWNED MONKS</w:t>
-      </w:r>
-    </w:p>
-    <w:p>
-      <w:pPr>
-        <w:pStyle w:val="Heading4"/>
-      </w:pPr>
-      <w:r>
-        <w:t>CONTACT INFO</w:t>
-      </w:r>
-    </w:p>
-    <w:p>
-      <w:r>
-        <w:t>The excellent command of the English language by monks who were ordained by Pelene Vajiranana Maha Nayaka Thera made them ideal ambassadors of Buddhism.</w:t>
-      </w:r>
-    </w:p>
-    <w:p>
-      <w:r>
-        <w:t>In 1929, Ven Narada was selected to represent Sri Lanka at the opening of a new vihara in Benares, India, where he served as a translator and there got his first taste of missionary work. In the years that followed, he traveled widely. By the time he passed away (1983), he had visited all continents, except the Antarctica. In many of the countries he was the first Theravada Buddhist monk to have set foot in recent times. In his travels he helped to establish Buddhist Societies in many countries. In the words of Olcott Gunasekera, Ven Narada had the erudition and the serenity, the gentleness and piety, and above all a perfect command of the English language to put across the most abstruse teachings of the Buddha in a simple, eloquent and persuasive manner. (See Ven Narada).</w:t>
-      </w:r>
-    </w:p>
-    <w:p>
-      <w:r>
-        <w:t>Ven Piydassi followed the footsteps of Ven Narada and travelled widely carrying the message of the Buddha both to the East and to the West. As a research student at the Center for the Study of World Religions at Harvard University, USA , he got an opportunity to discuss the Dhamma with members of other faiths and address audiences keen on studying Buddhism. Being a profound scholar, extraordinary skill at communications, and a charisma of personality that cements scholarship to communication skills were identified by Professor Raplh Buultjens as the three attributes Ven Piyadassi possessed to be a successful missionary. (See Ven Piyadassi).</w:t>
-      </w:r>
-    </w:p>
-    <w:p>
-      <w:r>
-        <w:t>Both Ven Narada and Ven Piyadassi wrote in English and their publications helped the English readership to get a fine grasp of the religion.</w:t>
-      </w:r>
-    </w:p>
-    <w:p>
-      <w:r>
-        <w:t>In the early years, there were other Vajirarama monks who travelled and made contacts with Buddhist clergy in other countries. Ven Soma ( he was Victor E P Pulle – a Sinhala Catholic – prior to becoming a monk) with his friend Ven Kheminda (G S Prelis was his lay name) went to Japan in 1934 wityh the help of a Japanese scholar, N R M Ehara. There they translated the Chinese version of Vimuttimagga into English and publsied it as ‘Path to Freedom’. In 1936 they left Japan and spent time in Burma studying under the meditation teacher Jetavana Sayadaw before returning to Sri Lanka the following year.</w:t>
-      </w:r>
-    </w:p>
-    <w:p>
-      <w:r>
-        <w:t>The first Theravada Buddhist group from Sri Lanka to Germany in 1957 comprised the Vajirarama monks Ven Soma, Ven Kheminda and Ven Vinitha.</w:t>
-      </w:r>
-    </w:p>
-    <w:p>
-      <w:r>
-        <w:t>Siri Vajiraramaya is arguably the best known Sri Lankan Buddhist temple throughout the world due to the renowned resident monks who spread the teaching of the Buddha worldwide.</w:t>
-      </w:r>
-    </w:p>
-    <w:p>
-      <w:pPr>
-        <w:pStyle w:val="Heading4"/>
-      </w:pPr>
-      <w:r>
-        <w:t>Media Gallery</w:t>
-      </w:r>
-    </w:p>
-    <w:p>
-      <w:pPr>
-        <w:pStyle w:val="Heading4"/>
-      </w:pPr>
-      <w:r>
-        <w:t>Contact</w:t>
-      </w:r>
-    </w:p>
-    <w:p>
-      <w:pPr>
-        <w:pStyle w:val="Heading4"/>
-      </w:pPr>
-      <w:r>
-        <w:t>E-Mail Newsletter</w:t>
-      </w:r>
-    </w:p>
-    <w:p>
-      <w:pPr>
-        <w:pStyle w:val="Heading2"/>
-      </w:pPr>
-      <w:r>
-        <w:t>Images referenced on this page</w:t>
-      </w:r>
-    </w:p>
-    <w:p>
-      <w:pPr>
-        <w:pStyle w:val="ListBullet"/>
-      </w:pPr>
-      <w:r>
-        <w:t xml:space="preserve">Image (no caption/alt text supplied) — </w:t>
-      </w:r>
-      <w:hyperlink r:id="rId16">
-        <w:r>
-          <w:rPr>
-            <w:color w:val="0563C1"/>
-            <w:u w:val="single"/>
-          </w:rPr>
-          <w:t>https://vajirarama.lk/wp-content/uploads/logo-02.png</w:t>
-        </w:r>
-      </w:hyperlink>
-    </w:p>
-    <w:p>
-      <w:pPr>
-        <w:pStyle w:val="ListBullet"/>
-      </w:pPr>
-      <w:r>
-        <w:t xml:space="preserve">Image (no caption/alt text supplied) — </w:t>
-      </w:r>
-      <w:hyperlink r:id="rId17">
-        <w:r>
-          <w:rPr>
-            <w:color w:val="0563C1"/>
-            <w:u w:val="single"/>
-          </w:rPr>
-          <w:t>https://www.vajirarama.lk/wp-content/uploads/photo-140.jpg</w:t>
-        </w:r>
-      </w:hyperlink>
-    </w:p>
-    <w:p>
-      <w:pPr>
-        <w:pStyle w:val="ListBullet"/>
-      </w:pPr>
-      <w:r>
-        <w:t xml:space="preserve">Image (no caption/alt text supplied) — </w:t>
-      </w:r>
-      <w:hyperlink r:id="rId18">
-        <w:r>
-          <w:rPr>
-            <w:color w:val="0563C1"/>
-            <w:u w:val="single"/>
-          </w:rPr>
-          <w:t>https://www.vajirarama.lk/wp-content/uploads/photo-022.jpg</w:t>
-        </w:r>
-      </w:hyperlink>
-    </w:p>
-    <w:p>
-      <w:pPr>
-        <w:pStyle w:val="ListBullet"/>
-      </w:pPr>
-      <w:r>
-        <w:t xml:space="preserve">Image (no caption/alt text supplied) — </w:t>
-      </w:r>
-      <w:hyperlink r:id="rId19">
-        <w:r>
-          <w:rPr>
-            <w:color w:val="0563C1"/>
-            <w:u w:val="single"/>
-          </w:rPr>
-          <w:t>https://www.vajirarama.lk/wp-content/uploads/photo-139.jpg</w:t>
-        </w:r>
-      </w:hyperlink>
-    </w:p>
-    <w:p>
-      <w:pPr>
-        <w:pStyle w:val="ListBullet"/>
-      </w:pPr>
-      <w:r>
-        <w:t xml:space="preserve">Image (no caption/alt text supplied) — </w:t>
-      </w:r>
-      <w:hyperlink r:id="rId20">
-        <w:r>
-          <w:rPr>
-            <w:color w:val="0563C1"/>
-            <w:u w:val="single"/>
-          </w:rPr>
-          <w:t>https://www.vajirarama.lk/wp-content/uploads/photo-138.jpg</w:t>
-        </w:r>
-      </w:hyperlink>
-    </w:p>
-    <w:p>
-      <w:pPr>
-        <w:pStyle w:val="ListBullet"/>
-      </w:pPr>
-      <w:r>
-        <w:t xml:space="preserve">Image (no caption/alt text supplied) — </w:t>
-      </w:r>
-      <w:hyperlink r:id="rId21">
-        <w:r>
-          <w:rPr>
-            <w:color w:val="0563C1"/>
-            <w:u w:val="single"/>
-          </w:rPr>
-          <w:t>https://www.vajirarama.lk/wp-content/uploads/pic-007-e1515243001489.jpg</w:t>
-        </w:r>
-      </w:hyperlink>
-    </w:p>
-    <w:p>
-      <w:pPr>
-        <w:pStyle w:val="ListBullet"/>
-      </w:pPr>
-      <w:r>
-        <w:t xml:space="preserve">Image (no caption/alt text supplied) — </w:t>
-      </w:r>
-      <w:hyperlink r:id="rId22">
-        <w:r>
-          <w:rPr>
-            <w:color w:val="0563C1"/>
-            <w:u w:val="single"/>
-          </w:rPr>
-          <w:t>https://vajirarama.lk/wp-content/uploads/branchers-set-001.jpg</w:t>
-        </w:r>
-      </w:hyperlink>
-    </w:p>
-    <w:p>
-      <w:pPr>
-        <w:pStyle w:val="ListBullet"/>
-      </w:pPr>
-      <w:r>
-        <w:t xml:space="preserve">Image (no caption/alt text supplied) — </w:t>
-      </w:r>
-      <w:hyperlink r:id="rId23">
-        <w:r>
-          <w:rPr>
-            <w:color w:val="0563C1"/>
-            <w:u w:val="single"/>
-          </w:rPr>
-          <w:t>https://www.vajirarama.lk/wp-content/uploads/news-2015.06.23-01.jpg</w:t>
-        </w:r>
-      </w:hyperlink>
-    </w:p>
-    <w:p>
-      <w:pPr>
-        <w:pStyle w:val="ListBullet"/>
-      </w:pPr>
-      <w:r>
-        <w:t xml:space="preserve">Image (no caption/alt text supplied) — </w:t>
-      </w:r>
-      <w:hyperlink r:id="rId24">
-        <w:r>
-          <w:rPr>
-            <w:color w:val="0563C1"/>
-            <w:u w:val="single"/>
-          </w:rPr>
-          <w:t>https://www.vajirarama.lk/wp-content/uploads/pic-008.jpg</w:t>
-        </w:r>
-      </w:hyperlink>
-    </w:p>
-    <w:p>
-      <w:pPr>
-        <w:pStyle w:val="ListBullet"/>
-      </w:pPr>
-      <w:r>
-        <w:t xml:space="preserve">Image (no caption/alt text supplied) — </w:t>
-      </w:r>
-      <w:hyperlink r:id="rId25">
-        <w:r>
-          <w:rPr>
-            <w:color w:val="0563C1"/>
-            <w:u w:val="single"/>
-          </w:rPr>
-          <w:t>https://www.vajirarama.lk/wp-content/uploads/pic-004.jpg</w:t>
-        </w:r>
-      </w:hyperlink>
-    </w:p>
-    <w:p>
-      <w:pPr>
-        <w:pStyle w:val="ListBullet"/>
-      </w:pPr>
-      <w:r>
-        <w:t xml:space="preserve">Image (no caption/alt text supplied) — </w:t>
-      </w:r>
-      <w:hyperlink r:id="rId26">
-        <w:r>
-          <w:rPr>
-            <w:color w:val="0563C1"/>
-            <w:u w:val="single"/>
-          </w:rPr>
-          <w:t>https://www.vajirarama.lk/wp-content/uploads/photo-035.jpg</w:t>
-        </w:r>
-      </w:hyperlink>
-    </w:p>
-    <w:p>
-      <w:pPr>
-        <w:pStyle w:val="ListBullet"/>
-      </w:pPr>
-      <w:r>
-        <w:t xml:space="preserve">Image (no caption/alt text supplied) — </w:t>
-      </w:r>
-      <w:hyperlink r:id="rId27">
-        <w:r>
-          <w:rPr>
-            <w:color w:val="0563C1"/>
-            <w:u w:val="single"/>
-          </w:rPr>
-          <w:t>https://www.vajirarama.lk/wp-content/uploads/photo-060.jpg</w:t>
-        </w:r>
-      </w:hyperlink>
-    </w:p>
-    <w:p>
-      <w:pPr>
-        <w:pStyle w:val="ListBullet"/>
-      </w:pPr>
-      <w:r>
-        <w:t xml:space="preserve">Image (no caption/alt text supplied) — </w:t>
-      </w:r>
-      <w:hyperlink r:id="rId28">
-        <w:r>
-          <w:rPr>
-            <w:color w:val="0563C1"/>
-            <w:u w:val="single"/>
-          </w:rPr>
-          <w:t>https://www.vajirarama.lk/wp-content/uploads/photo-127.jpg</w:t>
-        </w:r>
-      </w:hyperlink>
-    </w:p>
-    <w:p>
-      <w:pPr>
-        <w:pStyle w:val="ListBullet"/>
-      </w:pPr>
-      <w:r>
-        <w:t xml:space="preserve">Image (no caption/alt text supplied) — </w:t>
-      </w:r>
-      <w:hyperlink r:id="rId29">
-        <w:r>
-          <w:rPr>
-            <w:color w:val="0563C1"/>
-            <w:u w:val="single"/>
-          </w:rPr>
-          <w:t>https://www.vajirarama.lk/wp-content/uploads/photo-137.jpg</w:t>
-        </w:r>
-      </w:hyperlink>
-    </w:p>
-    <w:p>
-      <w:pPr>
-        <w:pStyle w:val="ListBullet"/>
-      </w:pPr>
-      <w:r>
-        <w:t xml:space="preserve">Image (no caption/alt text supplied) — </w:t>
-      </w:r>
-      <w:hyperlink r:id="rId30">
-        <w:r>
-          <w:rPr>
-            <w:color w:val="0563C1"/>
-            <w:u w:val="single"/>
-          </w:rPr>
-          <w:t>https://www.vajirarama.lk/wp-content/uploads/photo-128.jpg</w:t>
-        </w:r>
-      </w:hyperlink>
-    </w:p>
-    <w:p>
-      <w:pPr>
-        <w:pStyle w:val="ListBullet"/>
-      </w:pPr>
-      <w:r>
-        <w:t xml:space="preserve">reno-monks-vajiragnana — </w:t>
-      </w:r>
-      <w:hyperlink r:id="rId31">
-        <w:r>
-          <w:rPr>
-            <w:color w:val="0563C1"/>
-            <w:u w:val="single"/>
-          </w:rPr>
-          <w:t>https://vajirarama.lk/wp-content/uploads/reno-monks-vajiragnana-82x82.jpg</w:t>
-        </w:r>
-      </w:hyperlink>
-    </w:p>
-    <w:p>
-      <w:pPr>
-        <w:pStyle w:val="ListBullet"/>
-      </w:pPr>
-      <w:r>
-        <w:t xml:space="preserve">reno-monks-narada — </w:t>
-      </w:r>
-      <w:hyperlink r:id="rId32">
-        <w:r>
-          <w:rPr>
-            <w:color w:val="0563C1"/>
-            <w:u w:val="single"/>
-          </w:rPr>
-          <w:t>https://vajirarama.lk/wp-content/uploads/reno-monks-narada-82x82.jpg</w:t>
-        </w:r>
-      </w:hyperlink>
-    </w:p>
-    <w:p>
-      <w:pPr>
-        <w:pStyle w:val="ListBullet"/>
-      </w:pPr>
-      <w:r>
-        <w:t xml:space="preserve">reno-monks-piyadassi — </w:t>
-      </w:r>
-      <w:hyperlink r:id="rId33">
-        <w:r>
-          <w:rPr>
-            <w:color w:val="0563C1"/>
-            <w:u w:val="single"/>
-          </w:rPr>
-          <w:t>https://vajirarama.lk/wp-content/uploads/reno-monks-piyadassi-82x82.jpg</w:t>
-        </w:r>
-      </w:hyperlink>
-    </w:p>
-    <w:p>
-      <w:pPr>
-        <w:pStyle w:val="ListBullet"/>
-      </w:pPr>
-      <w:r>
-        <w:t xml:space="preserve">reno-monks-madihe — </w:t>
-      </w:r>
-      <w:hyperlink r:id="rId34">
-        <w:r>
-          <w:rPr>
-            <w:color w:val="0563C1"/>
-            <w:u w:val="single"/>
-          </w:rPr>
-          <w:t>https://vajirarama.lk/wp-content/uploads/reno-monks-madihe-82x82.jpg</w:t>
-        </w:r>
-      </w:hyperlink>
-    </w:p>
-    <w:p>
-      <w:pPr>
-        <w:pStyle w:val="ListBullet"/>
-      </w:pPr>
-      <w:r>
-        <w:t xml:space="preserve">reno-monks-d-mahinda — </w:t>
-      </w:r>
-      <w:hyperlink r:id="rId35">
-        <w:r>
-          <w:rPr>
-            <w:color w:val="0563C1"/>
-            <w:u w:val="single"/>
-          </w:rPr>
-          <w:t>https://vajirarama.lk/wp-content/uploads/reno-monks-d-mahinda-e1514530479337-82x82.jpg</w:t>
-        </w:r>
-      </w:hyperlink>
-    </w:p>
-    <w:p>
-      <w:pPr>
-        <w:pStyle w:val="ListBullet"/>
-      </w:pPr>
-      <w:r>
-        <w:t xml:space="preserve">reno-monks-soma — </w:t>
-      </w:r>
-      <w:hyperlink r:id="rId36">
-        <w:r>
-          <w:rPr>
-            <w:color w:val="0563C1"/>
-            <w:u w:val="single"/>
-          </w:rPr>
-          <w:t>https://vajirarama.lk/wp-content/uploads/reno-monks-soma-82x82.jpg</w:t>
-        </w:r>
-      </w:hyperlink>
-    </w:p>
-    <w:p>
-      <w:pPr>
-        <w:pStyle w:val="ListBullet"/>
-      </w:pPr>
-      <w:r>
-        <w:t xml:space="preserve">photo-022 — </w:t>
-      </w:r>
-      <w:hyperlink r:id="rId71">
-        <w:r>
-          <w:rPr>
-            <w:color w:val="0563C1"/>
-            <w:u w:val="single"/>
-          </w:rPr>
-          <w:t>https://vajirarama.lk/wp-content/uploads/photo-022-832x450.jpg</w:t>
-        </w:r>
-      </w:hyperlink>
-    </w:p>
-    <w:p>
-      <w:pPr>
-        <w:pStyle w:val="ListBullet"/>
-      </w:pPr>
-      <w:r>
-        <w:t xml:space="preserve">Image (no caption/alt text supplied) — </w:t>
-      </w:r>
-      <w:hyperlink r:id="rId47">
-        <w:r>
-          <w:rPr>
-            <w:color w:val="0563C1"/>
-            <w:u w:val="single"/>
-          </w:rPr>
-          <w:t>https://vajirarama.lk/wp-content/uploads/logo320x100-2.png</w:t>
-        </w:r>
-      </w:hyperlink>
-    </w:p>
-    <w:p>
-      <w:pPr>
-        <w:pStyle w:val="ListBullet"/>
-      </w:pPr>
-      <w:r>
-        <w:t xml:space="preserve">news-2022_06_14 — </w:t>
-      </w:r>
-      <w:hyperlink r:id="rId48">
-        <w:r>
-          <w:rPr>
-            <w:color w:val="0563C1"/>
-            <w:u w:val="single"/>
-          </w:rPr>
-          <w:t>https://vajirarama.lk/wp-content/uploads/news-2022_06_14-75x75.jpg</w:t>
-        </w:r>
-      </w:hyperlink>
-    </w:p>
-    <w:p>
-      <w:pPr>
-        <w:pStyle w:val="ListBullet"/>
-      </w:pPr>
-      <w:r>
-        <w:t xml:space="preserve">news-2022_06_12 — </w:t>
-      </w:r>
-      <w:hyperlink r:id="rId49">
-        <w:r>
-          <w:rPr>
-            <w:color w:val="0563C1"/>
-            <w:u w:val="single"/>
-          </w:rPr>
-          <w:t>https://vajirarama.lk/wp-content/uploads/news-2022_06_12-75x75.jpg</w:t>
-        </w:r>
-      </w:hyperlink>
-    </w:p>
-    <w:p>
-      <w:pPr>
-        <w:pStyle w:val="ListBullet"/>
-      </w:pPr>
-      <w:r>
-        <w:t xml:space="preserve">news-2022_06_11 — </w:t>
-      </w:r>
-      <w:hyperlink r:id="rId50">
-        <w:r>
-          <w:rPr>
-            <w:color w:val="0563C1"/>
-            <w:u w:val="single"/>
-          </w:rPr>
-          <w:t>https://vajirarama.lk/wp-content/uploads/news-2022_06_11-75x75.jpg</w:t>
-        </w:r>
-      </w:hyperlink>
-    </w:p>
-    <w:p>
-      <w:pPr>
-        <w:pStyle w:val="ListBullet"/>
-      </w:pPr>
-      <w:r>
-        <w:t xml:space="preserve">news-2020_09_06 — </w:t>
-      </w:r>
-      <w:hyperlink r:id="rId51">
-        <w:r>
-          <w:rPr>
-            <w:color w:val="0563C1"/>
-            <w:u w:val="single"/>
-          </w:rPr>
-          <w:t>https://vajirarama.lk/wp-content/uploads/news-2020_09_06-75x75.jpg</w:t>
-        </w:r>
-      </w:hyperlink>
-    </w:p>
-    <w:p>
-      <w:pPr>
-        <w:pStyle w:val="ListBullet"/>
-      </w:pPr>
-      <w:r>
-        <w:t xml:space="preserve">news-2020_09_05 — </w:t>
-      </w:r>
-      <w:hyperlink r:id="rId52">
-        <w:r>
-          <w:rPr>
-            <w:color w:val="0563C1"/>
-            <w:u w:val="single"/>
-          </w:rPr>
-          <w:t>https://vajirarama.lk/wp-content/uploads/news-2020_09_05-75x75.jpg</w:t>
-        </w:r>
-      </w:hyperlink>
-    </w:p>
-    <w:p>
-      <w:pPr>
-        <w:pStyle w:val="ListBullet"/>
-      </w:pPr>
-      <w:r>
-        <w:t xml:space="preserve">news-2020_08_30 — </w:t>
-      </w:r>
-      <w:hyperlink r:id="rId53">
-        <w:r>
-          <w:rPr>
-            <w:color w:val="0563C1"/>
-            <w:u w:val="single"/>
-          </w:rPr>
-          <w:t>https://vajirarama.lk/wp-content/uploads/news-2020_08_30-75x75.jpg</w:t>
-        </w:r>
-      </w:hyperlink>
-    </w:p>
-    <w:p>
-      <w:r>
-        <w:br w:type="page"/>
-      </w:r>
-    </w:p>
-    <w:p>
-      <w:pPr>
-        <w:pStyle w:val="Heading1"/>
-      </w:pPr>
-      <w:r>
-        <w:t>Most Ven. Thrikunamale Ananda Maha Nayaka Thero</w:t>
-      </w:r>
-    </w:p>
-    <w:p>
-      <w:r>
-        <w:rPr>
-          <w:b/>
-        </w:rPr>
-        <w:t xml:space="preserve">Source URL: </w:t>
-      </w:r>
-      <w:hyperlink r:id="rId13">
-        <w:r>
-          <w:rPr>
-            <w:color w:val="0563C1"/>
-            <w:u w:val="single"/>
-          </w:rPr>
-          <w:t>https://vajirarama.lk/about-us-2/ven-thrikunamale-ananda-thero/</w:t>
-        </w:r>
-      </w:hyperlink>
-    </w:p>
-    <w:p>
-      <w:pPr>
-        <w:pStyle w:val="ListBullet"/>
-      </w:pPr>
-      <w:r>
-        <w:t>ABOUT BEGINNINGS MISSIONARY WORK VAJIRARAMA TRADITION RENOWNED MONKS MOST VEN. THRIKUNAMALE ANANDA MAHA THERO READ MORE BRANCHERS SOCIETIES THE BOSAT NOTICEBOARD</w:t>
-      </w:r>
-    </w:p>
-    <w:p>
-      <w:pPr>
-        <w:pStyle w:val="ListBullet"/>
-      </w:pPr>
-      <w:r>
-        <w:t>BEGINNINGS</w:t>
-      </w:r>
-    </w:p>
-    <w:p>
-      <w:pPr>
-        <w:pStyle w:val="ListBullet"/>
-      </w:pPr>
-      <w:r>
-        <w:t>MISSIONARY WORK</w:t>
-      </w:r>
-    </w:p>
-    <w:p>
-      <w:pPr>
-        <w:pStyle w:val="ListBullet"/>
-      </w:pPr>
-      <w:r>
-        <w:t>VAJIRARAMA TRADITION</w:t>
-      </w:r>
-    </w:p>
-    <w:p>
-      <w:pPr>
-        <w:pStyle w:val="ListBullet"/>
-      </w:pPr>
-      <w:r>
-        <w:t>RENOWNED MONKS</w:t>
-      </w:r>
-    </w:p>
-    <w:p>
-      <w:pPr>
-        <w:pStyle w:val="ListBullet"/>
-      </w:pPr>
-      <w:r>
-        <w:t>MOST VEN. THRIKUNAMALE ANANDA MAHA THERO READ MORE</w:t>
-      </w:r>
-    </w:p>
-    <w:p>
-      <w:pPr>
-        <w:pStyle w:val="ListBullet"/>
-      </w:pPr>
-      <w:r>
-        <w:t>BRANCHERS</w:t>
-      </w:r>
-    </w:p>
-    <w:p>
-      <w:pPr>
-        <w:pStyle w:val="ListBullet"/>
-      </w:pPr>
-      <w:r>
-        <w:t>SOCIETIES</w:t>
-      </w:r>
-    </w:p>
-    <w:p>
-      <w:pPr>
-        <w:pStyle w:val="ListBullet"/>
-      </w:pPr>
-      <w:r>
-        <w:t>THE BOSAT</w:t>
-      </w:r>
-    </w:p>
-    <w:p>
-      <w:pPr>
-        <w:pStyle w:val="ListBullet"/>
-      </w:pPr>
-      <w:r>
-        <w:t>NOTICEBOARD</w:t>
-      </w:r>
-    </w:p>
-    <w:p>
-      <w:pPr>
-        <w:pStyle w:val="ListBullet"/>
-      </w:pPr>
-      <w:r>
-        <w:t>LIBRARY</w:t>
-      </w:r>
-    </w:p>
-    <w:p>
-      <w:pPr>
-        <w:pStyle w:val="ListBullet"/>
-      </w:pPr>
-      <w:r>
-        <w:t>DHAMMA SCHOOL HISTORY STAFF PREFECTS FACILITIES PROGRAMS AND ACTIVITIES NOTICEBOARD</w:t>
-      </w:r>
-    </w:p>
-    <w:p>
-      <w:pPr>
-        <w:pStyle w:val="ListBullet"/>
-      </w:pPr>
-      <w:r>
-        <w:t>HISTORY</w:t>
-      </w:r>
-    </w:p>
-    <w:p>
-      <w:pPr>
-        <w:pStyle w:val="ListBullet"/>
-      </w:pPr>
-      <w:r>
-        <w:t>STAFF</w:t>
-      </w:r>
-    </w:p>
-    <w:p>
-      <w:pPr>
-        <w:pStyle w:val="ListBullet"/>
-      </w:pPr>
-      <w:r>
-        <w:t>PREFECTS</w:t>
-      </w:r>
-    </w:p>
-    <w:p>
-      <w:pPr>
-        <w:pStyle w:val="ListBullet"/>
-      </w:pPr>
-      <w:r>
-        <w:t>FACILITIES</w:t>
-      </w:r>
-    </w:p>
-    <w:p>
-      <w:pPr>
-        <w:pStyle w:val="ListBullet"/>
-      </w:pPr>
-      <w:r>
-        <w:t>PROGRAMS AND ACTIVITIES</w:t>
-      </w:r>
-    </w:p>
-    <w:p>
-      <w:pPr>
-        <w:pStyle w:val="ListBullet"/>
-      </w:pPr>
-      <w:r>
-        <w:t>NOTICEBOARD</w:t>
-      </w:r>
-    </w:p>
-    <w:p>
-      <w:pPr>
-        <w:pStyle w:val="ListBullet"/>
-      </w:pPr>
-      <w:r>
-        <w:t>NEWS MAHA NAYAKA THERO</w:t>
-      </w:r>
-    </w:p>
-    <w:p>
-      <w:pPr>
-        <w:pStyle w:val="ListBullet"/>
-      </w:pPr>
-      <w:r>
-        <w:t>MAHA NAYAKA THERO</w:t>
-      </w:r>
-    </w:p>
-    <w:p>
-      <w:pPr>
-        <w:pStyle w:val="ListBullet"/>
-      </w:pPr>
-      <w:r>
-        <w:t>PROJECTS</w:t>
-      </w:r>
-    </w:p>
-    <w:p>
-      <w:pPr>
-        <w:pStyle w:val="ListBullet"/>
-      </w:pPr>
-      <w:r>
-        <w:t>SERVICES DHAMMA DESHANA PUBLICATIONS OTHER PUBLICATIONS</w:t>
-      </w:r>
-    </w:p>
-    <w:p>
-      <w:pPr>
-        <w:pStyle w:val="ListBullet"/>
-      </w:pPr>
-      <w:r>
-        <w:t>DHAMMA DESHANA</w:t>
-      </w:r>
-    </w:p>
-    <w:p>
-      <w:pPr>
-        <w:pStyle w:val="ListBullet"/>
-      </w:pPr>
-      <w:r>
-        <w:t>PUBLICATIONS</w:t>
-      </w:r>
-    </w:p>
-    <w:p>
-      <w:pPr>
-        <w:pStyle w:val="ListBullet"/>
-      </w:pPr>
-      <w:r>
-        <w:t>OTHER PUBLICATIONS</w:t>
-      </w:r>
-    </w:p>
-    <w:p>
-      <w:pPr>
-        <w:pStyle w:val="ListBullet"/>
-      </w:pPr>
-      <w:r>
-        <w:t>GALLERY</w:t>
-      </w:r>
-    </w:p>
-    <w:p>
-      <w:pPr>
-        <w:pStyle w:val="ListBullet"/>
-      </w:pPr>
-      <w:r>
-        <w:t>CONTACT</w:t>
-      </w:r>
-    </w:p>
-    <w:p>
-      <w:pPr>
-        <w:pStyle w:val="Heading2"/>
-      </w:pPr>
-      <w:r>
-        <w:t>Most Ven. Thrikunamale Ananda Maha Nayaka Thero</w:t>
-      </w:r>
-    </w:p>
-    <w:p>
-      <w:pPr>
-        <w:pStyle w:val="Heading4"/>
-      </w:pPr>
-      <w:r>
-        <w:t>ABOUT —————————</w:t>
-      </w:r>
-    </w:p>
-    <w:p>
-      <w:pPr>
-        <w:pStyle w:val="ListBullet"/>
-      </w:pPr>
-      <w:r>
-        <w:t>About Us Beginnings Renowned Monks Most Ven. Thrikunamale Ananda Maha Nayaka Thero Missionary Work Vajirarama Tradition</w:t>
-      </w:r>
-    </w:p>
-    <w:p>
-      <w:pPr>
-        <w:pStyle w:val="ListBullet"/>
-      </w:pPr>
-      <w:r>
-        <w:t>Beginnings</w:t>
-      </w:r>
-    </w:p>
-    <w:p>
-      <w:pPr>
-        <w:pStyle w:val="ListBullet"/>
-      </w:pPr>
-      <w:r>
-        <w:t>Renowned Monks</w:t>
-      </w:r>
-    </w:p>
-    <w:p>
-      <w:pPr>
-        <w:pStyle w:val="ListBullet"/>
-      </w:pPr>
-      <w:r>
-        <w:t>Most Ven. Thrikunamale Ananda Maha Nayaka Thero</w:t>
-      </w:r>
-    </w:p>
-    <w:p>
-      <w:pPr>
-        <w:pStyle w:val="ListBullet"/>
-      </w:pPr>
-      <w:r>
-        <w:t>Missionary Work</w:t>
-      </w:r>
-    </w:p>
-    <w:p>
-      <w:pPr>
-        <w:pStyle w:val="ListBullet"/>
-      </w:pPr>
-      <w:r>
-        <w:t>Vajirarama Tradition</w:t>
-      </w:r>
-    </w:p>
-    <w:p>
-      <w:r>
-        <w:t>RENOWNED MONKS</w:t>
-      </w:r>
-    </w:p>
-    <w:p>
-      <w:pPr>
-        <w:pStyle w:val="Heading4"/>
-      </w:pPr>
-      <w:r>
-        <w:t>CONTACT INFO</w:t>
-      </w:r>
-    </w:p>
-    <w:p>
-      <w:pPr>
-        <w:pStyle w:val="Heading2"/>
-      </w:pPr>
-      <w:r>
-        <w:t>Most Ven. Thrikunamale Ananda Maha Nayaka Thero</w:t>
-      </w:r>
-    </w:p>
-    <w:p>
-      <w:r>
-        <w:t>Siri Vajiraramaya is arguably the best known Sri Lankan Buddhist temple throughout the world due to the renowned resident monks who spread the teaching of the Buddha worldwide.</w:t>
-      </w:r>
-    </w:p>
-    <w:p>
-      <w:pPr>
-        <w:pStyle w:val="Heading4"/>
-      </w:pPr>
-      <w:r>
-        <w:t>Media Gallery</w:t>
-      </w:r>
-    </w:p>
-    <w:p>
-      <w:pPr>
-        <w:pStyle w:val="Heading4"/>
-      </w:pPr>
-      <w:r>
-        <w:t>Contact</w:t>
-      </w:r>
-    </w:p>
-    <w:p>
-      <w:pPr>
-        <w:pStyle w:val="Heading4"/>
-      </w:pPr>
-      <w:r>
-        <w:t>E-Mail Newsletter</w:t>
-      </w:r>
-    </w:p>
-    <w:p>
-      <w:pPr>
-        <w:pStyle w:val="Heading2"/>
-      </w:pPr>
-      <w:r>
-        <w:t>Images referenced on this page</w:t>
-      </w:r>
-    </w:p>
-    <w:p>
-      <w:pPr>
-        <w:pStyle w:val="ListBullet"/>
-      </w:pPr>
-      <w:r>
-        <w:t xml:space="preserve">Image (no caption/alt text supplied) — </w:t>
-      </w:r>
-      <w:hyperlink r:id="rId16">
-        <w:r>
-          <w:rPr>
-            <w:color w:val="0563C1"/>
-            <w:u w:val="single"/>
-          </w:rPr>
-          <w:t>https://vajirarama.lk/wp-content/uploads/logo-02.png</w:t>
-        </w:r>
-      </w:hyperlink>
-    </w:p>
-    <w:p>
-      <w:pPr>
-        <w:pStyle w:val="ListBullet"/>
-      </w:pPr>
-      <w:r>
-        <w:t xml:space="preserve">Image (no caption/alt text supplied) — </w:t>
-      </w:r>
-      <w:hyperlink r:id="rId17">
-        <w:r>
-          <w:rPr>
-            <w:color w:val="0563C1"/>
-            <w:u w:val="single"/>
-          </w:rPr>
-          <w:t>https://www.vajirarama.lk/wp-content/uploads/photo-140.jpg</w:t>
-        </w:r>
-      </w:hyperlink>
-    </w:p>
-    <w:p>
-      <w:pPr>
-        <w:pStyle w:val="ListBullet"/>
-      </w:pPr>
-      <w:r>
-        <w:t xml:space="preserve">Image (no caption/alt text supplied) — </w:t>
-      </w:r>
-      <w:hyperlink r:id="rId18">
-        <w:r>
-          <w:rPr>
-            <w:color w:val="0563C1"/>
-            <w:u w:val="single"/>
-          </w:rPr>
-          <w:t>https://www.vajirarama.lk/wp-content/uploads/photo-022.jpg</w:t>
-        </w:r>
-      </w:hyperlink>
-    </w:p>
-    <w:p>
-      <w:pPr>
-        <w:pStyle w:val="ListBullet"/>
-      </w:pPr>
-      <w:r>
-        <w:t xml:space="preserve">Image (no caption/alt text supplied) — </w:t>
-      </w:r>
-      <w:hyperlink r:id="rId19">
-        <w:r>
-          <w:rPr>
-            <w:color w:val="0563C1"/>
-            <w:u w:val="single"/>
-          </w:rPr>
-          <w:t>https://www.vajirarama.lk/wp-content/uploads/photo-139.jpg</w:t>
-        </w:r>
-      </w:hyperlink>
-    </w:p>
-    <w:p>
-      <w:pPr>
-        <w:pStyle w:val="ListBullet"/>
-      </w:pPr>
-      <w:r>
-        <w:t xml:space="preserve">Image (no caption/alt text supplied) — </w:t>
-      </w:r>
-      <w:hyperlink r:id="rId20">
-        <w:r>
-          <w:rPr>
-            <w:color w:val="0563C1"/>
-            <w:u w:val="single"/>
-          </w:rPr>
-          <w:t>https://www.vajirarama.lk/wp-content/uploads/photo-138.jpg</w:t>
-        </w:r>
-      </w:hyperlink>
-    </w:p>
-    <w:p>
-      <w:pPr>
-        <w:pStyle w:val="ListBullet"/>
-      </w:pPr>
-      <w:r>
-        <w:t xml:space="preserve">Image (no caption/alt text supplied) — </w:t>
-      </w:r>
-      <w:hyperlink r:id="rId21">
-        <w:r>
-          <w:rPr>
-            <w:color w:val="0563C1"/>
-            <w:u w:val="single"/>
-          </w:rPr>
-          <w:t>https://www.vajirarama.lk/wp-content/uploads/pic-007-e1515243001489.jpg</w:t>
-        </w:r>
-      </w:hyperlink>
-    </w:p>
-    <w:p>
-      <w:pPr>
-        <w:pStyle w:val="ListBullet"/>
-      </w:pPr>
-      <w:r>
-        <w:t xml:space="preserve">Image (no caption/alt text supplied) — </w:t>
-      </w:r>
-      <w:hyperlink r:id="rId22">
-        <w:r>
-          <w:rPr>
-            <w:color w:val="0563C1"/>
-            <w:u w:val="single"/>
-          </w:rPr>
-          <w:t>https://vajirarama.lk/wp-content/uploads/branchers-set-001.jpg</w:t>
-        </w:r>
-      </w:hyperlink>
-    </w:p>
-    <w:p>
-      <w:pPr>
-        <w:pStyle w:val="ListBullet"/>
-      </w:pPr>
-      <w:r>
-        <w:t xml:space="preserve">Image (no caption/alt text supplied) — </w:t>
-      </w:r>
-      <w:hyperlink r:id="rId23">
-        <w:r>
-          <w:rPr>
-            <w:color w:val="0563C1"/>
-            <w:u w:val="single"/>
-          </w:rPr>
-          <w:t>https://www.vajirarama.lk/wp-content/uploads/news-2015.06.23-01.jpg</w:t>
-        </w:r>
-      </w:hyperlink>
-    </w:p>
-    <w:p>
-      <w:pPr>
-        <w:pStyle w:val="ListBullet"/>
-      </w:pPr>
-      <w:r>
-        <w:t xml:space="preserve">Image (no caption/alt text supplied) — </w:t>
-      </w:r>
-      <w:hyperlink r:id="rId24">
-        <w:r>
-          <w:rPr>
-            <w:color w:val="0563C1"/>
-            <w:u w:val="single"/>
-          </w:rPr>
-          <w:t>https://www.vajirarama.lk/wp-content/uploads/pic-008.jpg</w:t>
-        </w:r>
-      </w:hyperlink>
-    </w:p>
-    <w:p>
-      <w:pPr>
-        <w:pStyle w:val="ListBullet"/>
-      </w:pPr>
-      <w:r>
-        <w:t xml:space="preserve">Image (no caption/alt text supplied) — </w:t>
-      </w:r>
-      <w:hyperlink r:id="rId25">
-        <w:r>
-          <w:rPr>
-            <w:color w:val="0563C1"/>
-            <w:u w:val="single"/>
-          </w:rPr>
-          <w:t>https://www.vajirarama.lk/wp-content/uploads/pic-004.jpg</w:t>
-        </w:r>
-      </w:hyperlink>
-    </w:p>
-    <w:p>
-      <w:pPr>
-        <w:pStyle w:val="ListBullet"/>
-      </w:pPr>
-      <w:r>
-        <w:t xml:space="preserve">Image (no caption/alt text supplied) — </w:t>
-      </w:r>
-      <w:hyperlink r:id="rId26">
-        <w:r>
-          <w:rPr>
-            <w:color w:val="0563C1"/>
-            <w:u w:val="single"/>
-          </w:rPr>
-          <w:t>https://www.vajirarama.lk/wp-content/uploads/photo-035.jpg</w:t>
-        </w:r>
-      </w:hyperlink>
-    </w:p>
-    <w:p>
-      <w:pPr>
-        <w:pStyle w:val="ListBullet"/>
-      </w:pPr>
-      <w:r>
-        <w:t xml:space="preserve">Image (no caption/alt text supplied) — </w:t>
-      </w:r>
-      <w:hyperlink r:id="rId27">
-        <w:r>
-          <w:rPr>
-            <w:color w:val="0563C1"/>
-            <w:u w:val="single"/>
-          </w:rPr>
-          <w:t>https://www.vajirarama.lk/wp-content/uploads/photo-060.jpg</w:t>
-        </w:r>
-      </w:hyperlink>
-    </w:p>
-    <w:p>
-      <w:pPr>
-        <w:pStyle w:val="ListBullet"/>
-      </w:pPr>
-      <w:r>
-        <w:t xml:space="preserve">Image (no caption/alt text supplied) — </w:t>
-      </w:r>
-      <w:hyperlink r:id="rId28">
-        <w:r>
-          <w:rPr>
-            <w:color w:val="0563C1"/>
-            <w:u w:val="single"/>
-          </w:rPr>
-          <w:t>https://www.vajirarama.lk/wp-content/uploads/photo-127.jpg</w:t>
-        </w:r>
-      </w:hyperlink>
-    </w:p>
-    <w:p>
-      <w:pPr>
-        <w:pStyle w:val="ListBullet"/>
-      </w:pPr>
-      <w:r>
-        <w:t xml:space="preserve">Image (no caption/alt text supplied) — </w:t>
-      </w:r>
-      <w:hyperlink r:id="rId29">
-        <w:r>
-          <w:rPr>
-            <w:color w:val="0563C1"/>
-            <w:u w:val="single"/>
-          </w:rPr>
-          <w:t>https://www.vajirarama.lk/wp-content/uploads/photo-137.jpg</w:t>
-        </w:r>
-      </w:hyperlink>
-    </w:p>
-    <w:p>
-      <w:pPr>
-        <w:pStyle w:val="ListBullet"/>
-      </w:pPr>
-      <w:r>
-        <w:t xml:space="preserve">Image (no caption/alt text supplied) — </w:t>
-      </w:r>
-      <w:hyperlink r:id="rId30">
-        <w:r>
-          <w:rPr>
-            <w:color w:val="0563C1"/>
-            <w:u w:val="single"/>
-          </w:rPr>
-          <w:t>https://www.vajirarama.lk/wp-content/uploads/photo-128.jpg</w:t>
-        </w:r>
-      </w:hyperlink>
-    </w:p>
-    <w:p>
-      <w:pPr>
-        <w:pStyle w:val="ListBullet"/>
-      </w:pPr>
-      <w:r>
-        <w:t xml:space="preserve">reno-monks-vajiragnana — </w:t>
-      </w:r>
-      <w:hyperlink r:id="rId31">
-        <w:r>
-          <w:rPr>
-            <w:color w:val="0563C1"/>
-            <w:u w:val="single"/>
-          </w:rPr>
-          <w:t>https://vajirarama.lk/wp-content/uploads/reno-monks-vajiragnana-82x82.jpg</w:t>
-        </w:r>
-      </w:hyperlink>
-    </w:p>
-    <w:p>
-      <w:pPr>
-        <w:pStyle w:val="ListBullet"/>
-      </w:pPr>
-      <w:r>
-        <w:t xml:space="preserve">reno-monks-narada — </w:t>
-      </w:r>
-      <w:hyperlink r:id="rId32">
-        <w:r>
-          <w:rPr>
-            <w:color w:val="0563C1"/>
-            <w:u w:val="single"/>
-          </w:rPr>
-          <w:t>https://vajirarama.lk/wp-content/uploads/reno-monks-narada-82x82.jpg</w:t>
-        </w:r>
-      </w:hyperlink>
-    </w:p>
-    <w:p>
-      <w:pPr>
-        <w:pStyle w:val="ListBullet"/>
-      </w:pPr>
-      <w:r>
-        <w:t xml:space="preserve">reno-monks-piyadassi — </w:t>
-      </w:r>
-      <w:hyperlink r:id="rId33">
-        <w:r>
-          <w:rPr>
-            <w:color w:val="0563C1"/>
-            <w:u w:val="single"/>
-          </w:rPr>
-          <w:t>https://vajirarama.lk/wp-content/uploads/reno-monks-piyadassi-82x82.jpg</w:t>
-        </w:r>
-      </w:hyperlink>
-    </w:p>
-    <w:p>
-      <w:pPr>
-        <w:pStyle w:val="ListBullet"/>
-      </w:pPr>
-      <w:r>
-        <w:t xml:space="preserve">reno-monks-madihe — </w:t>
-      </w:r>
-      <w:hyperlink r:id="rId34">
-        <w:r>
-          <w:rPr>
-            <w:color w:val="0563C1"/>
-            <w:u w:val="single"/>
-          </w:rPr>
-          <w:t>https://vajirarama.lk/wp-content/uploads/reno-monks-madihe-82x82.jpg</w:t>
-        </w:r>
-      </w:hyperlink>
-    </w:p>
-    <w:p>
-      <w:pPr>
-        <w:pStyle w:val="ListBullet"/>
-      </w:pPr>
-      <w:r>
-        <w:t xml:space="preserve">reno-monks-d-mahinda — </w:t>
-      </w:r>
-      <w:hyperlink r:id="rId35">
-        <w:r>
-          <w:rPr>
-            <w:color w:val="0563C1"/>
-            <w:u w:val="single"/>
-          </w:rPr>
-          <w:t>https://vajirarama.lk/wp-content/uploads/reno-monks-d-mahinda-e1514530479337-82x82.jpg</w:t>
-        </w:r>
-      </w:hyperlink>
-    </w:p>
-    <w:p>
-      <w:pPr>
-        <w:pStyle w:val="ListBullet"/>
-      </w:pPr>
-      <w:r>
-        <w:t xml:space="preserve">reno-monks-soma — </w:t>
-      </w:r>
-      <w:hyperlink r:id="rId36">
-        <w:r>
-          <w:rPr>
-            <w:color w:val="0563C1"/>
-            <w:u w:val="single"/>
-          </w:rPr>
-          <w:t>https://vajirarama.lk/wp-content/uploads/reno-monks-soma-82x82.jpg</w:t>
-        </w:r>
-      </w:hyperlink>
-    </w:p>
-    <w:p>
-      <w:pPr>
-        <w:pStyle w:val="ListBullet"/>
-      </w:pPr>
-      <w:r>
-        <w:t xml:space="preserve">Image (no caption/alt text supplied) — </w:t>
-      </w:r>
-      <w:hyperlink r:id="rId72">
-        <w:r>
-          <w:rPr>
-            <w:color w:val="0563C1"/>
-            <w:u w:val="single"/>
-          </w:rPr>
-          <w:t>https://vajirarama.lk/wp-content/uploads/photo-set-06-1.jpg</w:t>
-        </w:r>
-      </w:hyperlink>
-    </w:p>
-    <w:p>
-      <w:pPr>
-        <w:pStyle w:val="ListBullet"/>
-      </w:pPr>
-      <w:r>
-        <w:t xml:space="preserve">Image (no caption/alt text supplied) — </w:t>
-      </w:r>
-      <w:hyperlink r:id="rId73">
-        <w:r>
-          <w:rPr>
-            <w:color w:val="0563C1"/>
-            <w:u w:val="single"/>
-          </w:rPr>
-          <w:t>https://vajirarama.lk/wp-content/uploads/1265215_451071115005505_35487851_o9.jpg</w:t>
-        </w:r>
-      </w:hyperlink>
-    </w:p>
-    <w:p>
-      <w:pPr>
-        <w:pStyle w:val="ListBullet"/>
-      </w:pPr>
-      <w:r>
-        <w:t xml:space="preserve">Image (no caption/alt text supplied) — </w:t>
-      </w:r>
-      <w:hyperlink r:id="rId74">
-        <w:r>
-          <w:rPr>
-            <w:color w:val="0563C1"/>
-            <w:u w:val="single"/>
-          </w:rPr>
-          <w:t>https://vajirarama.lk/wp-content/uploads/photo-025.jpg</w:t>
-        </w:r>
-      </w:hyperlink>
-    </w:p>
-    <w:p>
-      <w:pPr>
-        <w:pStyle w:val="ListBullet"/>
-      </w:pPr>
-      <w:r>
-        <w:t xml:space="preserve">Image (no caption/alt text supplied) — </w:t>
-      </w:r>
-      <w:hyperlink r:id="rId75">
-        <w:r>
-          <w:rPr>
-            <w:color w:val="0563C1"/>
-            <w:u w:val="single"/>
-          </w:rPr>
-          <w:t>https://vajirarama.lk/wp-content/uploads/photo-124.jpg</w:t>
-        </w:r>
-      </w:hyperlink>
-    </w:p>
-    <w:p>
-      <w:pPr>
-        <w:pStyle w:val="ListBullet"/>
-      </w:pPr>
-      <w:r>
-        <w:t xml:space="preserve">Image (no caption/alt text supplied) — </w:t>
-      </w:r>
-      <w:hyperlink r:id="rId76">
-        <w:r>
-          <w:rPr>
-            <w:color w:val="0563C1"/>
-            <w:u w:val="single"/>
-          </w:rPr>
-          <w:t>https://vajirarama.lk/wp-content/uploads/news-2017_11_06-04.jpg</w:t>
-        </w:r>
-      </w:hyperlink>
-    </w:p>
-    <w:p>
-      <w:pPr>
-        <w:pStyle w:val="ListBullet"/>
-      </w:pPr>
-      <w:r>
-        <w:t xml:space="preserve">Image (no caption/alt text supplied) — </w:t>
-      </w:r>
-      <w:hyperlink r:id="rId77">
-        <w:r>
-          <w:rPr>
-            <w:color w:val="0563C1"/>
-            <w:u w:val="single"/>
-          </w:rPr>
-          <w:t>https://vajirarama.lk/wp-content/uploads/14311204_993016954144249_647530735196150280_o.jpg</w:t>
-        </w:r>
-      </w:hyperlink>
-    </w:p>
-    <w:p>
-      <w:pPr>
-        <w:pStyle w:val="ListBullet"/>
-      </w:pPr>
-      <w:r>
-        <w:t xml:space="preserve">Image (no caption/alt text supplied) — </w:t>
-      </w:r>
-      <w:hyperlink r:id="rId78">
-        <w:r>
-          <w:rPr>
-            <w:color w:val="0563C1"/>
-            <w:u w:val="single"/>
-          </w:rPr>
-          <w:t>https://vajirarama.lk/wp-content/uploads/photo-061.jpg</w:t>
-        </w:r>
-      </w:hyperlink>
-    </w:p>
-    <w:p>
-      <w:pPr>
-        <w:pStyle w:val="ListBullet"/>
-      </w:pPr>
-      <w:r>
-        <w:t xml:space="preserve">Image (no caption/alt text supplied) — </w:t>
-      </w:r>
-      <w:hyperlink r:id="rId47">
-        <w:r>
-          <w:rPr>
-            <w:color w:val="0563C1"/>
-            <w:u w:val="single"/>
-          </w:rPr>
-          <w:t>https://vajirarama.lk/wp-content/uploads/logo320x100-2.png</w:t>
-        </w:r>
-      </w:hyperlink>
-    </w:p>
-    <w:p>
-      <w:pPr>
-        <w:pStyle w:val="ListBullet"/>
-      </w:pPr>
-      <w:r>
-        <w:t xml:space="preserve">news-2022_06_14 — </w:t>
-      </w:r>
-      <w:hyperlink r:id="rId48">
-        <w:r>
-          <w:rPr>
-            <w:color w:val="0563C1"/>
-            <w:u w:val="single"/>
-          </w:rPr>
-          <w:t>https://vajirarama.lk/wp-content/uploads/news-2022_06_14-75x75.jpg</w:t>
-        </w:r>
-      </w:hyperlink>
-    </w:p>
-    <w:p>
-      <w:pPr>
-        <w:pStyle w:val="ListBullet"/>
-      </w:pPr>
-      <w:r>
-        <w:t xml:space="preserve">news-2022_06_12 — </w:t>
-      </w:r>
-      <w:hyperlink r:id="rId49">
-        <w:r>
-          <w:rPr>
-            <w:color w:val="0563C1"/>
-            <w:u w:val="single"/>
-          </w:rPr>
-          <w:t>https://vajirarama.lk/wp-content/uploads/news-2022_06_12-75x75.jpg</w:t>
-        </w:r>
-      </w:hyperlink>
-    </w:p>
-    <w:p>
-      <w:pPr>
-        <w:pStyle w:val="ListBullet"/>
-      </w:pPr>
-      <w:r>
-        <w:t xml:space="preserve">news-2022_06_11 — </w:t>
-      </w:r>
-      <w:hyperlink r:id="rId50">
-        <w:r>
-          <w:rPr>
-            <w:color w:val="0563C1"/>
-            <w:u w:val="single"/>
-          </w:rPr>
-          <w:t>https://vajirarama.lk/wp-content/uploads/news-2022_06_11-75x75.jpg</w:t>
-        </w:r>
-      </w:hyperlink>
-    </w:p>
-    <w:p>
-      <w:pPr>
-        <w:pStyle w:val="ListBullet"/>
-      </w:pPr>
-      <w:r>
-        <w:t xml:space="preserve">news-2020_09_06 — </w:t>
-      </w:r>
-      <w:hyperlink r:id="rId51">
-        <w:r>
-          <w:rPr>
-            <w:color w:val="0563C1"/>
-            <w:u w:val="single"/>
-          </w:rPr>
-          <w:t>https://vajirarama.lk/wp-content/uploads/news-2020_09_06-75x75.jpg</w:t>
-        </w:r>
-      </w:hyperlink>
-    </w:p>
-    <w:p>
-      <w:pPr>
-        <w:pStyle w:val="ListBullet"/>
-      </w:pPr>
-      <w:r>
-        <w:t xml:space="preserve">news-2020_09_05 — </w:t>
-      </w:r>
-      <w:hyperlink r:id="rId52">
-        <w:r>
-          <w:rPr>
-            <w:color w:val="0563C1"/>
-            <w:u w:val="single"/>
-          </w:rPr>
-          <w:t>https://vajirarama.lk/wp-content/uploads/news-2020_09_05-75x75.jpg</w:t>
-        </w:r>
-      </w:hyperlink>
-    </w:p>
-    <w:p>
-      <w:pPr>
-        <w:pStyle w:val="ListBullet"/>
-      </w:pPr>
-      <w:r>
-        <w:t xml:space="preserve">news-2020_08_30 — </w:t>
-      </w:r>
-      <w:hyperlink r:id="rId53">
-        <w:r>
-          <w:rPr>
-            <w:color w:val="0563C1"/>
-            <w:u w:val="single"/>
-          </w:rPr>
-          <w:t>https://vajirarama.lk/wp-content/uploads/news-2020_08_30-75x75.jpg</w:t>
-        </w:r>
-      </w:hyperlink>
-    </w:p>
-    <w:p>
-      <w:r>
-        <w:br w:type="page"/>
-      </w:r>
-    </w:p>
-    <w:p>
-      <w:pPr>
-        <w:pStyle w:val="Heading1"/>
-      </w:pPr>
-      <w:r>
-        <w:t>Renowned Monks</w:t>
-      </w:r>
-    </w:p>
-    <w:p>
-      <w:r>
-        <w:rPr>
-          <w:b/>
-        </w:rPr>
-        <w:t xml:space="preserve">Source URL: </w:t>
-      </w:r>
-      <w:hyperlink r:id="rId14">
-        <w:r>
-          <w:rPr>
-            <w:color w:val="0563C1"/>
-            <w:u w:val="single"/>
-          </w:rPr>
-          <w:t>https://vajirarama.lk/about-us-2/renowned-monks/</w:t>
-        </w:r>
-      </w:hyperlink>
-    </w:p>
-    <w:p>
-      <w:pPr>
-        <w:pStyle w:val="ListBullet"/>
-      </w:pPr>
-      <w:r>
-        <w:t>ABOUT BEGINNINGS MISSIONARY WORK VAJIRARAMA TRADITION RENOWNED MONKS MOST VEN. THRIKUNAMALE ANANDA MAHA THERO READ MORE BRANCHERS SOCIETIES THE BOSAT NOTICEBOARD</w:t>
-      </w:r>
-    </w:p>
-    <w:p>
-      <w:pPr>
-        <w:pStyle w:val="ListBullet"/>
-      </w:pPr>
-      <w:r>
-        <w:t>BEGINNINGS</w:t>
-      </w:r>
-    </w:p>
-    <w:p>
-      <w:pPr>
-        <w:pStyle w:val="ListBullet"/>
-      </w:pPr>
-      <w:r>
-        <w:t>MISSIONARY WORK</w:t>
-      </w:r>
-    </w:p>
-    <w:p>
-      <w:pPr>
-        <w:pStyle w:val="ListBullet"/>
-      </w:pPr>
-      <w:r>
-        <w:t>VAJIRARAMA TRADITION</w:t>
-      </w:r>
-    </w:p>
-    <w:p>
-      <w:pPr>
-        <w:pStyle w:val="ListBullet"/>
-      </w:pPr>
-      <w:r>
-        <w:t>RENOWNED MONKS</w:t>
-      </w:r>
-    </w:p>
-    <w:p>
-      <w:pPr>
-        <w:pStyle w:val="ListBullet"/>
-      </w:pPr>
-      <w:r>
-        <w:t>MOST VEN. THRIKUNAMALE ANANDA MAHA THERO READ MORE</w:t>
-      </w:r>
-    </w:p>
-    <w:p>
-      <w:pPr>
-        <w:pStyle w:val="ListBullet"/>
-      </w:pPr>
-      <w:r>
-        <w:t>BRANCHERS</w:t>
-      </w:r>
-    </w:p>
-    <w:p>
-      <w:pPr>
-        <w:pStyle w:val="ListBullet"/>
-      </w:pPr>
-      <w:r>
-        <w:t>SOCIETIES</w:t>
-      </w:r>
-    </w:p>
-    <w:p>
-      <w:pPr>
-        <w:pStyle w:val="ListBullet"/>
-      </w:pPr>
-      <w:r>
-        <w:t>THE BOSAT</w:t>
-      </w:r>
-    </w:p>
-    <w:p>
-      <w:pPr>
-        <w:pStyle w:val="ListBullet"/>
-      </w:pPr>
-      <w:r>
-        <w:t>NOTICEBOARD</w:t>
-      </w:r>
-    </w:p>
-    <w:p>
-      <w:pPr>
-        <w:pStyle w:val="ListBullet"/>
-      </w:pPr>
-      <w:r>
-        <w:t>LIBRARY</w:t>
-      </w:r>
-    </w:p>
-    <w:p>
-      <w:pPr>
-        <w:pStyle w:val="ListBullet"/>
-      </w:pPr>
-      <w:r>
-        <w:t>DHAMMA SCHOOL HISTORY STAFF PREFECTS FACILITIES PROGRAMS AND ACTIVITIES NOTICEBOARD</w:t>
-      </w:r>
-    </w:p>
-    <w:p>
-      <w:pPr>
-        <w:pStyle w:val="ListBullet"/>
-      </w:pPr>
-      <w:r>
-        <w:t>HISTORY</w:t>
-      </w:r>
-    </w:p>
-    <w:p>
-      <w:pPr>
-        <w:pStyle w:val="ListBullet"/>
-      </w:pPr>
-      <w:r>
-        <w:t>STAFF</w:t>
-      </w:r>
-    </w:p>
-    <w:p>
-      <w:pPr>
-        <w:pStyle w:val="ListBullet"/>
-      </w:pPr>
-      <w:r>
-        <w:t>PREFECTS</w:t>
-      </w:r>
-    </w:p>
-    <w:p>
-      <w:pPr>
-        <w:pStyle w:val="ListBullet"/>
-      </w:pPr>
-      <w:r>
-        <w:t>FACILITIES</w:t>
-      </w:r>
-    </w:p>
-    <w:p>
-      <w:pPr>
-        <w:pStyle w:val="ListBullet"/>
-      </w:pPr>
-      <w:r>
-        <w:t>PROGRAMS AND ACTIVITIES</w:t>
-      </w:r>
-    </w:p>
-    <w:p>
-      <w:pPr>
-        <w:pStyle w:val="ListBullet"/>
-      </w:pPr>
-      <w:r>
-        <w:t>NOTICEBOARD</w:t>
-      </w:r>
-    </w:p>
-    <w:p>
-      <w:pPr>
-        <w:pStyle w:val="ListBullet"/>
-      </w:pPr>
-      <w:r>
-        <w:t>NEWS MAHA NAYAKA THERO</w:t>
-      </w:r>
-    </w:p>
-    <w:p>
-      <w:pPr>
-        <w:pStyle w:val="ListBullet"/>
-      </w:pPr>
-      <w:r>
-        <w:t>MAHA NAYAKA THERO</w:t>
-      </w:r>
-    </w:p>
-    <w:p>
-      <w:pPr>
-        <w:pStyle w:val="ListBullet"/>
-      </w:pPr>
-      <w:r>
-        <w:t>PROJECTS</w:t>
-      </w:r>
-    </w:p>
-    <w:p>
-      <w:pPr>
-        <w:pStyle w:val="ListBullet"/>
-      </w:pPr>
-      <w:r>
-        <w:t>SERVICES DHAMMA DESHANA PUBLICATIONS OTHER PUBLICATIONS</w:t>
-      </w:r>
-    </w:p>
-    <w:p>
-      <w:pPr>
-        <w:pStyle w:val="ListBullet"/>
-      </w:pPr>
-      <w:r>
-        <w:t>DHAMMA DESHANA</w:t>
-      </w:r>
-    </w:p>
-    <w:p>
-      <w:pPr>
-        <w:pStyle w:val="ListBullet"/>
-      </w:pPr>
-      <w:r>
-        <w:t>PUBLICATIONS</w:t>
-      </w:r>
-    </w:p>
-    <w:p>
-      <w:pPr>
-        <w:pStyle w:val="ListBullet"/>
-      </w:pPr>
-      <w:r>
-        <w:t>OTHER PUBLICATIONS</w:t>
-      </w:r>
-    </w:p>
-    <w:p>
-      <w:pPr>
-        <w:pStyle w:val="ListBullet"/>
-      </w:pPr>
-      <w:r>
-        <w:t>GALLERY</w:t>
-      </w:r>
-    </w:p>
-    <w:p>
-      <w:pPr>
-        <w:pStyle w:val="ListBullet"/>
-      </w:pPr>
-      <w:r>
-        <w:t>CONTACT</w:t>
-      </w:r>
-    </w:p>
-    <w:p>
-      <w:pPr>
-        <w:pStyle w:val="Heading2"/>
-      </w:pPr>
-      <w:r>
-        <w:t>Renowned Monks</w:t>
-      </w:r>
-    </w:p>
-    <w:p>
-      <w:pPr>
-        <w:pStyle w:val="Heading4"/>
-      </w:pPr>
-      <w:r>
-        <w:t>ABOUT —————————</w:t>
-      </w:r>
-    </w:p>
-    <w:p>
-      <w:pPr>
-        <w:pStyle w:val="ListBullet"/>
-      </w:pPr>
-      <w:r>
-        <w:t>About Us Beginnings Renowned Monks Most Ven. Thrikunamale Ananda Maha Nayaka Thero Missionary Work Vajirarama Tradition</w:t>
-      </w:r>
-    </w:p>
-    <w:p>
-      <w:pPr>
-        <w:pStyle w:val="ListBullet"/>
-      </w:pPr>
-      <w:r>
-        <w:t>Beginnings</w:t>
-      </w:r>
-    </w:p>
-    <w:p>
-      <w:pPr>
-        <w:pStyle w:val="ListBullet"/>
-      </w:pPr>
-      <w:r>
-        <w:t>Renowned Monks</w:t>
-      </w:r>
-    </w:p>
-    <w:p>
-      <w:pPr>
-        <w:pStyle w:val="ListBullet"/>
-      </w:pPr>
-      <w:r>
-        <w:t>Most Ven. Thrikunamale Ananda Maha Nayaka Thero</w:t>
-      </w:r>
-    </w:p>
-    <w:p>
-      <w:pPr>
-        <w:pStyle w:val="ListBullet"/>
-      </w:pPr>
-      <w:r>
-        <w:t>Missionary Work</w:t>
-      </w:r>
-    </w:p>
-    <w:p>
-      <w:pPr>
-        <w:pStyle w:val="ListBullet"/>
-      </w:pPr>
-      <w:r>
-        <w:t>Vajirarama Tradition</w:t>
-      </w:r>
-    </w:p>
-    <w:p>
-      <w:r>
-        <w:t>RENOWNED MONKS</w:t>
-      </w:r>
-    </w:p>
-    <w:p>
-      <w:pPr>
-        <w:pStyle w:val="Heading4"/>
-      </w:pPr>
-      <w:r>
-        <w:t>CONTACT INFO</w:t>
-      </w:r>
-    </w:p>
-    <w:p>
-      <w:pPr>
-        <w:pStyle w:val="Quote"/>
-      </w:pPr>
-      <w:r>
-        <w:t>ඔබ බඳු උදු සුපිළිපන් යතිඳුන් වීම – සුබයකි රට දැයට ගෙන දෙන සැනසීම දුබල වැ වැටෙන මෙ දැයට අද අතදීම – බඹ ලොව සිට ද කරනු ය, හිමි හැමදා ම – කලාසූරී අරීසෙන් අහුබුදු සූරීන්</w:t>
-      </w:r>
-    </w:p>
-    <w:p>
-      <w:r>
-        <w:t>ඔබ බඳු උදු සුපිළිපන් යතිඳුන් වීම – සුබයකි රට දැයට ගෙන දෙන සැනසීම දුබල වැ වැටෙන මෙ දැයට අද අතදීම – බඹ ලොව සිට ද කරනු ය, හිමි හැමදා ම</w:t>
-      </w:r>
-    </w:p>
-    <w:p>
-      <w:r>
-        <w:t>– කලාසූරී අරීසෙන් අහුබුදු සූරීන්</w:t>
-      </w:r>
-    </w:p>
-    <w:p>
-      <w:pPr>
-        <w:pStyle w:val="Heading4"/>
-      </w:pPr>
-      <w:r>
-        <w:t>MOST VEN. PELENE SIRI VAJIRAGNANA MAHA NAYAKA THERO</w:t>
-      </w:r>
-    </w:p>
-    <w:p>
-      <w:r>
-        <w:t>Maha Nayaka – Amarapura Sri Dharmarakshitha Nikaya, Siri Vajiraramadhipathi</w:t>
-      </w:r>
-    </w:p>
-    <w:p>
-      <w:pPr>
-        <w:pStyle w:val="Heading4"/>
-      </w:pPr>
-      <w:r>
-        <w:t>VEN. NARADA MAHA THERO</w:t>
-      </w:r>
-    </w:p>
-    <w:p>
-      <w:r>
-        <w:t>Siri Vajiraramadhipathi</w:t>
-      </w:r>
-    </w:p>
-    <w:p>
-      <w:pPr>
-        <w:pStyle w:val="Heading4"/>
-      </w:pPr>
-      <w:r>
-        <w:t>VEN. PIYADASSEE MAHA THERO</w:t>
-      </w:r>
-    </w:p>
-    <w:p>
-      <w:r>
-        <w:t>Siri Vajiraramadhipathi</w:t>
-      </w:r>
-    </w:p>
-    <w:p>
-      <w:pPr>
-        <w:pStyle w:val="Heading4"/>
-      </w:pPr>
-      <w:r>
-        <w:t>MOST VEN. MADIHE PAGNASEEHA MAHA NAYAKA THERO</w:t>
-      </w:r>
-    </w:p>
-    <w:p>
-      <w:r>
-        <w:t>Maha Nayaka – Amarapura Sanga Sabhawa, Siri Vajiraramadhipathi</w:t>
-      </w:r>
-    </w:p>
-    <w:p>
-      <w:pPr>
-        <w:pStyle w:val="Heading4"/>
-      </w:pPr>
-      <w:r>
-        <w:t>VEN. DIKWALLE MAHINDA THERO</w:t>
-      </w:r>
-    </w:p>
-    <w:p>
-      <w:r>
-        <w:t>Siri Vajiraramaya</w:t>
-      </w:r>
-    </w:p>
-    <w:p>
-      <w:pPr>
-        <w:pStyle w:val="Heading4"/>
-      </w:pPr>
-      <w:r>
-        <w:t>VEN. GANGODAWILA SOMA THERO</w:t>
-      </w:r>
-    </w:p>
-    <w:p>
-      <w:r>
-        <w:t>Siri Vajirarama Adyakshaka</w:t>
-      </w:r>
-    </w:p>
-    <w:p>
-      <w:r>
-        <w:t>Siri Vajiraramaya is arguably the best known Sri Lankan Buddhist temple throughout the world due to the renowned resident monks who spread the teaching of the Buddha worldwide.</w:t>
-      </w:r>
-    </w:p>
-    <w:p>
-      <w:pPr>
-        <w:pStyle w:val="Heading4"/>
-      </w:pPr>
-      <w:r>
-        <w:t>Media Gallery</w:t>
-      </w:r>
-    </w:p>
-    <w:p>
-      <w:pPr>
-        <w:pStyle w:val="Heading4"/>
-      </w:pPr>
-      <w:r>
-        <w:t>Contact</w:t>
-      </w:r>
-    </w:p>
-    <w:p>
-      <w:pPr>
-        <w:pStyle w:val="Heading4"/>
-      </w:pPr>
-      <w:r>
-        <w:t>E-Mail Newsletter</w:t>
-      </w:r>
-    </w:p>
-    <w:p>
-      <w:pPr>
-        <w:pStyle w:val="Heading2"/>
-      </w:pPr>
-      <w:r>
-        <w:t>Images referenced on this page</w:t>
-      </w:r>
-    </w:p>
-    <w:p>
-      <w:pPr>
-        <w:pStyle w:val="ListBullet"/>
-      </w:pPr>
-      <w:r>
-        <w:t xml:space="preserve">Image (no caption/alt text supplied) — </w:t>
-      </w:r>
-      <w:hyperlink r:id="rId16">
-        <w:r>
-          <w:rPr>
-            <w:color w:val="0563C1"/>
-            <w:u w:val="single"/>
-          </w:rPr>
-          <w:t>https://vajirarama.lk/wp-content/uploads/logo-02.png</w:t>
-        </w:r>
-      </w:hyperlink>
-    </w:p>
-    <w:p>
-      <w:pPr>
-        <w:pStyle w:val="ListBullet"/>
-      </w:pPr>
-      <w:r>
-        <w:t xml:space="preserve">Image (no caption/alt text supplied) — </w:t>
-      </w:r>
-      <w:hyperlink r:id="rId17">
-        <w:r>
-          <w:rPr>
-            <w:color w:val="0563C1"/>
-            <w:u w:val="single"/>
-          </w:rPr>
-          <w:t>https://www.vajirarama.lk/wp-content/uploads/photo-140.jpg</w:t>
-        </w:r>
-      </w:hyperlink>
-    </w:p>
-    <w:p>
-      <w:pPr>
-        <w:pStyle w:val="ListBullet"/>
-      </w:pPr>
-      <w:r>
-        <w:t xml:space="preserve">Image (no caption/alt text supplied) — </w:t>
-      </w:r>
-      <w:hyperlink r:id="rId18">
-        <w:r>
-          <w:rPr>
-            <w:color w:val="0563C1"/>
-            <w:u w:val="single"/>
-          </w:rPr>
-          <w:t>https://www.vajirarama.lk/wp-content/uploads/photo-022.jpg</w:t>
-        </w:r>
-      </w:hyperlink>
-    </w:p>
-    <w:p>
-      <w:pPr>
-        <w:pStyle w:val="ListBullet"/>
-      </w:pPr>
-      <w:r>
-        <w:t xml:space="preserve">Image (no caption/alt text supplied) — </w:t>
-      </w:r>
-      <w:hyperlink r:id="rId19">
-        <w:r>
-          <w:rPr>
-            <w:color w:val="0563C1"/>
-            <w:u w:val="single"/>
-          </w:rPr>
-          <w:t>https://www.vajirarama.lk/wp-content/uploads/photo-139.jpg</w:t>
-        </w:r>
-      </w:hyperlink>
-    </w:p>
-    <w:p>
-      <w:pPr>
-        <w:pStyle w:val="ListBullet"/>
-      </w:pPr>
-      <w:r>
-        <w:t xml:space="preserve">Image (no caption/alt text supplied) — </w:t>
-      </w:r>
-      <w:hyperlink r:id="rId20">
-        <w:r>
-          <w:rPr>
-            <w:color w:val="0563C1"/>
-            <w:u w:val="single"/>
-          </w:rPr>
-          <w:t>https://www.vajirarama.lk/wp-content/uploads/photo-138.jpg</w:t>
-        </w:r>
-      </w:hyperlink>
-    </w:p>
-    <w:p>
-      <w:pPr>
-        <w:pStyle w:val="ListBullet"/>
-      </w:pPr>
-      <w:r>
-        <w:t xml:space="preserve">Image (no caption/alt text supplied) — </w:t>
-      </w:r>
-      <w:hyperlink r:id="rId21">
-        <w:r>
-          <w:rPr>
-            <w:color w:val="0563C1"/>
-            <w:u w:val="single"/>
-          </w:rPr>
-          <w:t>https://www.vajirarama.lk/wp-content/uploads/pic-007-e1515243001489.jpg</w:t>
-        </w:r>
-      </w:hyperlink>
-    </w:p>
-    <w:p>
-      <w:pPr>
-        <w:pStyle w:val="ListBullet"/>
-      </w:pPr>
-      <w:r>
-        <w:t xml:space="preserve">Image (no caption/alt text supplied) — </w:t>
-      </w:r>
-      <w:hyperlink r:id="rId22">
-        <w:r>
-          <w:rPr>
-            <w:color w:val="0563C1"/>
-            <w:u w:val="single"/>
-          </w:rPr>
-          <w:t>https://vajirarama.lk/wp-content/uploads/branchers-set-001.jpg</w:t>
-        </w:r>
-      </w:hyperlink>
-    </w:p>
-    <w:p>
-      <w:pPr>
-        <w:pStyle w:val="ListBullet"/>
-      </w:pPr>
-      <w:r>
-        <w:t xml:space="preserve">Image (no caption/alt text supplied) — </w:t>
-      </w:r>
-      <w:hyperlink r:id="rId23">
-        <w:r>
-          <w:rPr>
-            <w:color w:val="0563C1"/>
-            <w:u w:val="single"/>
-          </w:rPr>
-          <w:t>https://www.vajirarama.lk/wp-content/uploads/news-2015.06.23-01.jpg</w:t>
-        </w:r>
-      </w:hyperlink>
-    </w:p>
-    <w:p>
-      <w:pPr>
-        <w:pStyle w:val="ListBullet"/>
-      </w:pPr>
-      <w:r>
-        <w:t xml:space="preserve">Image (no caption/alt text supplied) — </w:t>
-      </w:r>
-      <w:hyperlink r:id="rId24">
-        <w:r>
-          <w:rPr>
-            <w:color w:val="0563C1"/>
-            <w:u w:val="single"/>
-          </w:rPr>
-          <w:t>https://www.vajirarama.lk/wp-content/uploads/pic-008.jpg</w:t>
-        </w:r>
-      </w:hyperlink>
-    </w:p>
-    <w:p>
-      <w:pPr>
-        <w:pStyle w:val="ListBullet"/>
-      </w:pPr>
-      <w:r>
-        <w:t xml:space="preserve">Image (no caption/alt text supplied) — </w:t>
-      </w:r>
-      <w:hyperlink r:id="rId25">
-        <w:r>
-          <w:rPr>
-            <w:color w:val="0563C1"/>
-            <w:u w:val="single"/>
-          </w:rPr>
-          <w:t>https://www.vajirarama.lk/wp-content/uploads/pic-004.jpg</w:t>
-        </w:r>
-      </w:hyperlink>
-    </w:p>
-    <w:p>
-      <w:pPr>
-        <w:pStyle w:val="ListBullet"/>
-      </w:pPr>
-      <w:r>
-        <w:t xml:space="preserve">Image (no caption/alt text supplied) — </w:t>
-      </w:r>
-      <w:hyperlink r:id="rId26">
-        <w:r>
-          <w:rPr>
-            <w:color w:val="0563C1"/>
-            <w:u w:val="single"/>
-          </w:rPr>
-          <w:t>https://www.vajirarama.lk/wp-content/uploads/photo-035.jpg</w:t>
-        </w:r>
-      </w:hyperlink>
-    </w:p>
-    <w:p>
-      <w:pPr>
-        <w:pStyle w:val="ListBullet"/>
-      </w:pPr>
-      <w:r>
-        <w:t xml:space="preserve">Image (no caption/alt text supplied) — </w:t>
-      </w:r>
-      <w:hyperlink r:id="rId27">
-        <w:r>
-          <w:rPr>
-            <w:color w:val="0563C1"/>
-            <w:u w:val="single"/>
-          </w:rPr>
-          <w:t>https://www.vajirarama.lk/wp-content/uploads/photo-060.jpg</w:t>
-        </w:r>
-      </w:hyperlink>
-    </w:p>
-    <w:p>
-      <w:pPr>
-        <w:pStyle w:val="ListBullet"/>
-      </w:pPr>
-      <w:r>
-        <w:t xml:space="preserve">Image (no caption/alt text supplied) — </w:t>
-      </w:r>
-      <w:hyperlink r:id="rId28">
-        <w:r>
-          <w:rPr>
-            <w:color w:val="0563C1"/>
-            <w:u w:val="single"/>
-          </w:rPr>
-          <w:t>https://www.vajirarama.lk/wp-content/uploads/photo-127.jpg</w:t>
-        </w:r>
-      </w:hyperlink>
-    </w:p>
-    <w:p>
-      <w:pPr>
-        <w:pStyle w:val="ListBullet"/>
-      </w:pPr>
-      <w:r>
-        <w:t xml:space="preserve">Image (no caption/alt text supplied) — </w:t>
-      </w:r>
-      <w:hyperlink r:id="rId29">
-        <w:r>
-          <w:rPr>
-            <w:color w:val="0563C1"/>
-            <w:u w:val="single"/>
-          </w:rPr>
-          <w:t>https://www.vajirarama.lk/wp-content/uploads/photo-137.jpg</w:t>
-        </w:r>
-      </w:hyperlink>
-    </w:p>
-    <w:p>
-      <w:pPr>
-        <w:pStyle w:val="ListBullet"/>
-      </w:pPr>
-      <w:r>
-        <w:t xml:space="preserve">Image (no caption/alt text supplied) — </w:t>
-      </w:r>
-      <w:hyperlink r:id="rId30">
-        <w:r>
-          <w:rPr>
-            <w:color w:val="0563C1"/>
-            <w:u w:val="single"/>
-          </w:rPr>
-          <w:t>https://www.vajirarama.lk/wp-content/uploads/photo-128.jpg</w:t>
-        </w:r>
-      </w:hyperlink>
-    </w:p>
-    <w:p>
-      <w:pPr>
-        <w:pStyle w:val="ListBullet"/>
-      </w:pPr>
-      <w:r>
-        <w:t xml:space="preserve">reno-monks-vajiragnana — </w:t>
-      </w:r>
-      <w:hyperlink r:id="rId31">
-        <w:r>
-          <w:rPr>
-            <w:color w:val="0563C1"/>
-            <w:u w:val="single"/>
-          </w:rPr>
-          <w:t>https://vajirarama.lk/wp-content/uploads/reno-monks-vajiragnana-82x82.jpg</w:t>
-        </w:r>
-      </w:hyperlink>
-    </w:p>
-    <w:p>
-      <w:pPr>
-        <w:pStyle w:val="ListBullet"/>
-      </w:pPr>
-      <w:r>
-        <w:t xml:space="preserve">reno-monks-narada — </w:t>
-      </w:r>
-      <w:hyperlink r:id="rId32">
-        <w:r>
-          <w:rPr>
-            <w:color w:val="0563C1"/>
-            <w:u w:val="single"/>
-          </w:rPr>
-          <w:t>https://vajirarama.lk/wp-content/uploads/reno-monks-narada-82x82.jpg</w:t>
-        </w:r>
-      </w:hyperlink>
-    </w:p>
-    <w:p>
-      <w:pPr>
-        <w:pStyle w:val="ListBullet"/>
-      </w:pPr>
-      <w:r>
-        <w:t xml:space="preserve">reno-monks-piyadassi — </w:t>
-      </w:r>
-      <w:hyperlink r:id="rId33">
-        <w:r>
-          <w:rPr>
-            <w:color w:val="0563C1"/>
-            <w:u w:val="single"/>
-          </w:rPr>
-          <w:t>https://vajirarama.lk/wp-content/uploads/reno-monks-piyadassi-82x82.jpg</w:t>
-        </w:r>
-      </w:hyperlink>
-    </w:p>
-    <w:p>
-      <w:pPr>
-        <w:pStyle w:val="ListBullet"/>
-      </w:pPr>
-      <w:r>
-        <w:t xml:space="preserve">reno-monks-madihe — </w:t>
-      </w:r>
-      <w:hyperlink r:id="rId34">
-        <w:r>
-          <w:rPr>
-            <w:color w:val="0563C1"/>
-            <w:u w:val="single"/>
-          </w:rPr>
-          <w:t>https://vajirarama.lk/wp-content/uploads/reno-monks-madihe-82x82.jpg</w:t>
-        </w:r>
-      </w:hyperlink>
-    </w:p>
-    <w:p>
-      <w:pPr>
-        <w:pStyle w:val="ListBullet"/>
-      </w:pPr>
-      <w:r>
-        <w:t xml:space="preserve">reno-monks-d-mahinda — </w:t>
-      </w:r>
-      <w:hyperlink r:id="rId35">
-        <w:r>
-          <w:rPr>
-            <w:color w:val="0563C1"/>
-            <w:u w:val="single"/>
-          </w:rPr>
-          <w:t>https://vajirarama.lk/wp-content/uploads/reno-monks-d-mahinda-e1514530479337-82x82.jpg</w:t>
-        </w:r>
-      </w:hyperlink>
-    </w:p>
-    <w:p>
-      <w:pPr>
-        <w:pStyle w:val="ListBullet"/>
-      </w:pPr>
-      <w:r>
-        <w:t xml:space="preserve">reno-monks-soma — </w:t>
-      </w:r>
-      <w:hyperlink r:id="rId36">
-        <w:r>
-          <w:rPr>
-            <w:color w:val="0563C1"/>
-            <w:u w:val="single"/>
-          </w:rPr>
-          <w:t>https://vajirarama.lk/wp-content/uploads/reno-monks-soma-82x82.jpg</w:t>
-        </w:r>
-      </w:hyperlink>
-    </w:p>
-    <w:p>
-      <w:pPr>
-        <w:pStyle w:val="ListBullet"/>
-      </w:pPr>
-      <w:r>
-        <w:t xml:space="preserve">photo-001 — </w:t>
-      </w:r>
-      <w:hyperlink r:id="rId79">
-        <w:r>
-          <w:rPr>
-            <w:color w:val="0563C1"/>
-            <w:u w:val="single"/>
-          </w:rPr>
-          <w:t>https://vajirarama.lk/wp-content/uploads/photo-001-1-840x240.jpg</w:t>
-        </w:r>
-      </w:hyperlink>
-    </w:p>
-    <w:p>
-      <w:pPr>
-        <w:pStyle w:val="ListBullet"/>
-      </w:pPr>
-      <w:r>
-        <w:t xml:space="preserve">Image (no caption/alt text supplied) — </w:t>
-      </w:r>
-      <w:hyperlink r:id="rId80">
-        <w:r>
-          <w:rPr>
-            <w:color w:val="0563C1"/>
-            <w:u w:val="single"/>
-          </w:rPr>
-          <w:t>https://vajirarama.lk/wp-content/uploads/reno-monks-vajiragnana.jpg</w:t>
-        </w:r>
-      </w:hyperlink>
-    </w:p>
-    <w:p>
-      <w:pPr>
-        <w:pStyle w:val="ListBullet"/>
-      </w:pPr>
-      <w:r>
-        <w:t xml:space="preserve">Image (no caption/alt text supplied) — </w:t>
-      </w:r>
-      <w:hyperlink r:id="rId81">
-        <w:r>
-          <w:rPr>
-            <w:color w:val="0563C1"/>
-            <w:u w:val="single"/>
-          </w:rPr>
-          <w:t>https://vajirarama.lk/wp-content/uploads/reno-monks-narada.jpg</w:t>
-        </w:r>
-      </w:hyperlink>
-    </w:p>
-    <w:p>
-      <w:pPr>
-        <w:pStyle w:val="ListBullet"/>
-      </w:pPr>
-      <w:r>
-        <w:t xml:space="preserve">Image (no caption/alt text supplied) — </w:t>
-      </w:r>
-      <w:hyperlink r:id="rId82">
-        <w:r>
-          <w:rPr>
-            <w:color w:val="0563C1"/>
-            <w:u w:val="single"/>
-          </w:rPr>
-          <w:t>https://vajirarama.lk/wp-content/uploads/reno-monks-piyadassi.jpg</w:t>
-        </w:r>
-      </w:hyperlink>
-    </w:p>
-    <w:p>
-      <w:pPr>
-        <w:pStyle w:val="ListBullet"/>
-      </w:pPr>
-      <w:r>
-        <w:t xml:space="preserve">Image (no caption/alt text supplied) — </w:t>
-      </w:r>
-      <w:hyperlink r:id="rId83">
-        <w:r>
-          <w:rPr>
-            <w:color w:val="0563C1"/>
-            <w:u w:val="single"/>
-          </w:rPr>
-          <w:t>https://vajirarama.lk/wp-content/uploads/reno-monks-madihe.jpg</w:t>
-        </w:r>
-      </w:hyperlink>
-    </w:p>
-    <w:p>
-      <w:pPr>
-        <w:pStyle w:val="ListBullet"/>
-      </w:pPr>
-      <w:r>
-        <w:t xml:space="preserve">Image (no caption/alt text supplied) — </w:t>
-      </w:r>
-      <w:hyperlink r:id="rId84">
-        <w:r>
-          <w:rPr>
-            <w:color w:val="0563C1"/>
-            <w:u w:val="single"/>
-          </w:rPr>
-          <w:t>https://vajirarama.lk/wp-content/uploads/reno-monks-d-mahinda-e1514530479337.jpg</w:t>
-        </w:r>
-      </w:hyperlink>
-    </w:p>
-    <w:p>
-      <w:pPr>
-        <w:pStyle w:val="ListBullet"/>
-      </w:pPr>
-      <w:r>
-        <w:t xml:space="preserve">Image (no caption/alt text supplied) — </w:t>
-      </w:r>
-      <w:hyperlink r:id="rId85">
-        <w:r>
-          <w:rPr>
-            <w:color w:val="0563C1"/>
-            <w:u w:val="single"/>
-          </w:rPr>
-          <w:t>https://vajirarama.lk/wp-content/uploads/reno-monks-soma.jpg</w:t>
-        </w:r>
-      </w:hyperlink>
-    </w:p>
-    <w:p>
-      <w:pPr>
-        <w:pStyle w:val="ListBullet"/>
-      </w:pPr>
-      <w:r>
-        <w:t xml:space="preserve">Image (no caption/alt text supplied) — </w:t>
-      </w:r>
-      <w:hyperlink r:id="rId47">
-        <w:r>
-          <w:rPr>
-            <w:color w:val="0563C1"/>
-            <w:u w:val="single"/>
-          </w:rPr>
-          <w:t>https://vajirarama.lk/wp-content/uploads/logo320x100-2.png</w:t>
-        </w:r>
-      </w:hyperlink>
-    </w:p>
-    <w:p>
-      <w:pPr>
-        <w:pStyle w:val="ListBullet"/>
-      </w:pPr>
-      <w:r>
-        <w:t xml:space="preserve">news-2022_06_14 — </w:t>
-      </w:r>
-      <w:hyperlink r:id="rId48">
-        <w:r>
-          <w:rPr>
-            <w:color w:val="0563C1"/>
-            <w:u w:val="single"/>
-          </w:rPr>
-          <w:t>https://vajirarama.lk/wp-content/uploads/news-2022_06_14-75x75.jpg</w:t>
-        </w:r>
-      </w:hyperlink>
-    </w:p>
-    <w:p>
-      <w:pPr>
-        <w:pStyle w:val="ListBullet"/>
-      </w:pPr>
-      <w:r>
-        <w:t xml:space="preserve">news-2022_06_12 — </w:t>
-      </w:r>
-      <w:hyperlink r:id="rId49">
-        <w:r>
-          <w:rPr>
-            <w:color w:val="0563C1"/>
-            <w:u w:val="single"/>
-          </w:rPr>
-          <w:t>https://vajirarama.lk/wp-content/uploads/news-2022_06_12-75x75.jpg</w:t>
-        </w:r>
-      </w:hyperlink>
-    </w:p>
-    <w:p>
-      <w:pPr>
-        <w:pStyle w:val="ListBullet"/>
-      </w:pPr>
-      <w:r>
-        <w:t xml:space="preserve">news-2022_06_11 — </w:t>
-      </w:r>
-      <w:hyperlink r:id="rId50">
-        <w:r>
-          <w:rPr>
-            <w:color w:val="0563C1"/>
-            <w:u w:val="single"/>
-          </w:rPr>
-          <w:t>https://vajirarama.lk/wp-content/uploads/news-2022_06_11-75x75.jpg</w:t>
-        </w:r>
-      </w:hyperlink>
-    </w:p>
-    <w:p>
-      <w:pPr>
-        <w:pStyle w:val="ListBullet"/>
-      </w:pPr>
-      <w:r>
-        <w:t xml:space="preserve">news-2020_09_06 — </w:t>
-      </w:r>
-      <w:hyperlink r:id="rId51">
-        <w:r>
-          <w:rPr>
-            <w:color w:val="0563C1"/>
-            <w:u w:val="single"/>
-          </w:rPr>
-          <w:t>https://vajirarama.lk/wp-content/uploads/news-2020_09_06-75x75.jpg</w:t>
-        </w:r>
-      </w:hyperlink>
-    </w:p>
-    <w:p>
-      <w:pPr>
-        <w:pStyle w:val="ListBullet"/>
-      </w:pPr>
-      <w:r>
-        <w:t xml:space="preserve">news-2020_09_05 — </w:t>
-      </w:r>
-      <w:hyperlink r:id="rId52">
-        <w:r>
-          <w:rPr>
-            <w:color w:val="0563C1"/>
-            <w:u w:val="single"/>
-          </w:rPr>
-          <w:t>https://vajirarama.lk/wp-content/uploads/news-2020_09_05-75x75.jpg</w:t>
-        </w:r>
-      </w:hyperlink>
-    </w:p>
-    <w:p>
-      <w:pPr>
-        <w:pStyle w:val="ListBullet"/>
-      </w:pPr>
-      <w:r>
-        <w:t xml:space="preserve">news-2020_08_30 — </w:t>
-      </w:r>
-      <w:hyperlink r:id="rId53">
-        <w:r>
-          <w:rPr>
-            <w:color w:val="0563C1"/>
-            <w:u w:val="single"/>
-          </w:rPr>
-          <w:t>https://vajirarama.lk/wp-content/uploads/news-2020_08_30-75x75.jpg</w:t>
-        </w:r>
-      </w:hyperlink>
-    </w:p>
-    <w:p>
-      <w:r>
-        <w:br w:type="page"/>
-      </w:r>
-    </w:p>
-    <w:p>
-      <w:pPr>
-        <w:pStyle w:val="Heading1"/>
-      </w:pPr>
-      <w:r>
-        <w:t>Vajirarama Tradition</w:t>
-      </w:r>
-    </w:p>
-    <w:p>
-      <w:r>
-        <w:rPr>
-          <w:b/>
-        </w:rPr>
-        <w:t xml:space="preserve">Source URL: </w:t>
-      </w:r>
-      <w:hyperlink r:id="rId15">
-        <w:r>
-          <w:rPr>
-            <w:color w:val="0563C1"/>
-            <w:u w:val="single"/>
-          </w:rPr>
-          <w:t>https://vajirarama.lk/about-us-2/vajirarama-tradition/</w:t>
-        </w:r>
-      </w:hyperlink>
-    </w:p>
-    <w:p>
-      <w:pPr>
-        <w:pStyle w:val="ListBullet"/>
-      </w:pPr>
-      <w:r>
-        <w:t>ABOUT BEGINNINGS MISSIONARY WORK VAJIRARAMA TRADITION RENOWNED MONKS MOST VEN. THRIKUNAMALE ANANDA MAHA THERO READ MORE BRANCHERS SOCIETIES THE BOSAT NOTICEBOARD</w:t>
-      </w:r>
-    </w:p>
-    <w:p>
-      <w:pPr>
-        <w:pStyle w:val="ListBullet"/>
-      </w:pPr>
-      <w:r>
-        <w:t>BEGINNINGS</w:t>
-      </w:r>
-    </w:p>
-    <w:p>
-      <w:pPr>
-        <w:pStyle w:val="ListBullet"/>
-      </w:pPr>
-      <w:r>
-        <w:t>MISSIONARY WORK</w:t>
-      </w:r>
-    </w:p>
-    <w:p>
-      <w:pPr>
-        <w:pStyle w:val="ListBullet"/>
-      </w:pPr>
-      <w:r>
-        <w:t>VAJIRARAMA TRADITION</w:t>
-      </w:r>
-    </w:p>
-    <w:p>
-      <w:pPr>
-        <w:pStyle w:val="ListBullet"/>
-      </w:pPr>
-      <w:r>
-        <w:t>RENOWNED MONKS</w:t>
-      </w:r>
-    </w:p>
-    <w:p>
-      <w:pPr>
-        <w:pStyle w:val="ListBullet"/>
-      </w:pPr>
-      <w:r>
-        <w:t>MOST VEN. THRIKUNAMALE ANANDA MAHA THERO READ MORE</w:t>
-      </w:r>
-    </w:p>
-    <w:p>
-      <w:pPr>
-        <w:pStyle w:val="ListBullet"/>
-      </w:pPr>
-      <w:r>
-        <w:t>BRANCHERS</w:t>
-      </w:r>
-    </w:p>
-    <w:p>
-      <w:pPr>
-        <w:pStyle w:val="ListBullet"/>
-      </w:pPr>
-      <w:r>
-        <w:t>SOCIETIES</w:t>
-      </w:r>
-    </w:p>
-    <w:p>
-      <w:pPr>
-        <w:pStyle w:val="ListBullet"/>
-      </w:pPr>
-      <w:r>
-        <w:t>THE BOSAT</w:t>
-      </w:r>
-    </w:p>
-    <w:p>
-      <w:pPr>
-        <w:pStyle w:val="ListBullet"/>
-      </w:pPr>
-      <w:r>
-        <w:t>NOTICEBOARD</w:t>
-      </w:r>
-    </w:p>
-    <w:p>
-      <w:pPr>
-        <w:pStyle w:val="ListBullet"/>
-      </w:pPr>
-      <w:r>
-        <w:t>LIBRARY</w:t>
-      </w:r>
-    </w:p>
-    <w:p>
-      <w:pPr>
-        <w:pStyle w:val="ListBullet"/>
-      </w:pPr>
-      <w:r>
-        <w:t>DHAMMA SCHOOL HISTORY STAFF PREFECTS FACILITIES PROGRAMS AND ACTIVITIES NOTICEBOARD</w:t>
-      </w:r>
-    </w:p>
-    <w:p>
-      <w:pPr>
-        <w:pStyle w:val="ListBullet"/>
-      </w:pPr>
-      <w:r>
-        <w:t>HISTORY</w:t>
-      </w:r>
-    </w:p>
-    <w:p>
-      <w:pPr>
-        <w:pStyle w:val="ListBullet"/>
-      </w:pPr>
-      <w:r>
-        <w:t>STAFF</w:t>
-      </w:r>
-    </w:p>
-    <w:p>
-      <w:pPr>
-        <w:pStyle w:val="ListBullet"/>
-      </w:pPr>
-      <w:r>
-        <w:t>PREFECTS</w:t>
-      </w:r>
-    </w:p>
-    <w:p>
-      <w:pPr>
-        <w:pStyle w:val="ListBullet"/>
-      </w:pPr>
-      <w:r>
-        <w:t>FACILITIES</w:t>
-      </w:r>
-    </w:p>
-    <w:p>
-      <w:pPr>
-        <w:pStyle w:val="ListBullet"/>
-      </w:pPr>
-      <w:r>
-        <w:t>PROGRAMS AND ACTIVITIES</w:t>
-      </w:r>
-    </w:p>
-    <w:p>
-      <w:pPr>
-        <w:pStyle w:val="ListBullet"/>
-      </w:pPr>
-      <w:r>
-        <w:t>NOTICEBOARD</w:t>
-      </w:r>
-    </w:p>
-    <w:p>
-      <w:pPr>
-        <w:pStyle w:val="ListBullet"/>
-      </w:pPr>
-      <w:r>
-        <w:t>NEWS MAHA NAYAKA THERO</w:t>
-      </w:r>
-    </w:p>
-    <w:p>
-      <w:pPr>
-        <w:pStyle w:val="ListBullet"/>
-      </w:pPr>
-      <w:r>
-        <w:t>MAHA NAYAKA THERO</w:t>
-      </w:r>
-    </w:p>
-    <w:p>
-      <w:pPr>
-        <w:pStyle w:val="ListBullet"/>
-      </w:pPr>
-      <w:r>
-        <w:t>PROJECTS</w:t>
-      </w:r>
-    </w:p>
-    <w:p>
-      <w:pPr>
-        <w:pStyle w:val="ListBullet"/>
-      </w:pPr>
-      <w:r>
-        <w:t>SERVICES DHAMMA DESHANA PUBLICATIONS OTHER PUBLICATIONS</w:t>
-      </w:r>
-    </w:p>
-    <w:p>
-      <w:pPr>
-        <w:pStyle w:val="ListBullet"/>
-      </w:pPr>
-      <w:r>
-        <w:t>DHAMMA DESHANA</w:t>
-      </w:r>
-    </w:p>
-    <w:p>
-      <w:pPr>
-        <w:pStyle w:val="ListBullet"/>
-      </w:pPr>
-      <w:r>
-        <w:t>PUBLICATIONS</w:t>
-      </w:r>
-    </w:p>
-    <w:p>
-      <w:pPr>
-        <w:pStyle w:val="ListBullet"/>
-      </w:pPr>
-      <w:r>
-        <w:t>OTHER PUBLICATIONS</w:t>
-      </w:r>
-    </w:p>
-    <w:p>
-      <w:pPr>
-        <w:pStyle w:val="ListBullet"/>
-      </w:pPr>
-      <w:r>
-        <w:t>GALLERY</w:t>
-      </w:r>
-    </w:p>
-    <w:p>
-      <w:pPr>
-        <w:pStyle w:val="ListBullet"/>
-      </w:pPr>
-      <w:r>
-        <w:t>CONTACT</w:t>
-      </w:r>
-    </w:p>
-    <w:p>
-      <w:pPr>
-        <w:pStyle w:val="Heading2"/>
-      </w:pPr>
-      <w:r>
-        <w:t>Vajirarama Tradition</w:t>
-      </w:r>
-    </w:p>
-    <w:p>
-      <w:pPr>
-        <w:pStyle w:val="Heading4"/>
-      </w:pPr>
-      <w:r>
-        <w:t>ABOUT —————————</w:t>
-      </w:r>
-    </w:p>
-    <w:p>
-      <w:pPr>
-        <w:pStyle w:val="ListBullet"/>
-      </w:pPr>
-      <w:r>
-        <w:t>About Us Beginnings Renowned Monks Most Ven. Thrikunamale Ananda Maha Nayaka Thero Missionary Work Vajirarama Tradition</w:t>
-      </w:r>
-    </w:p>
-    <w:p>
-      <w:pPr>
-        <w:pStyle w:val="ListBullet"/>
-      </w:pPr>
-      <w:r>
-        <w:t>Beginnings</w:t>
-      </w:r>
-    </w:p>
-    <w:p>
-      <w:pPr>
-        <w:pStyle w:val="ListBullet"/>
-      </w:pPr>
-      <w:r>
-        <w:t>Renowned Monks</w:t>
-      </w:r>
-    </w:p>
-    <w:p>
-      <w:pPr>
-        <w:pStyle w:val="ListBullet"/>
-      </w:pPr>
-      <w:r>
-        <w:t>Most Ven. Thrikunamale Ananda Maha Nayaka Thero</w:t>
-      </w:r>
-    </w:p>
-    <w:p>
-      <w:pPr>
-        <w:pStyle w:val="ListBullet"/>
-      </w:pPr>
-      <w:r>
-        <w:t>Missionary Work</w:t>
-      </w:r>
-    </w:p>
-    <w:p>
-      <w:pPr>
-        <w:pStyle w:val="ListBullet"/>
-      </w:pPr>
-      <w:r>
-        <w:t>Vajirarama Tradition</w:t>
-      </w:r>
-    </w:p>
-    <w:p>
-      <w:r>
-        <w:t>RENOWNED MONKS</w:t>
-      </w:r>
-    </w:p>
-    <w:p>
-      <w:pPr>
-        <w:pStyle w:val="Heading4"/>
-      </w:pPr>
-      <w:r>
-        <w:t>CONTACT INFO</w:t>
-      </w:r>
-    </w:p>
-    <w:p>
-      <w:pPr>
-        <w:pStyle w:val="Heading3"/>
-      </w:pPr>
-      <w:r>
-        <w:t>Ven. Pelene Mahanayaka Thero and the Vajirarama Tradition</w:t>
-      </w:r>
-    </w:p>
-    <w:p>
-      <w:r>
-        <w:t>This year (2009) Vajiraramaya, Bambalapitiya completes its one hundred years of service to the Sasana. The monastery enters into its second century with the able leadership of the Venerable Tirikunamale Ananda Maha-nayaka Thera, a pupil of the late Venerable Madihe Pannasiha Mahanayaka Thera. It is appropriate that we reflect on the path of trodden by the Vajirarama monks at this memorable juncture of the history of the monastery.</w:t>
-      </w:r>
-    </w:p>
-    <w:p>
-      <w:r>
-        <w:t>The silent revolution brought about by the Venerable Pelene Vajiranana Mahanayaka Thera, with Vajiraramaya as its base, may be described as ‘the Vajirarama tradition’. One might even feel that to say that one single Vihara provided the base for a revolution in the Sasana is an exaggeration. What in fact happened was rather a renewal of the ancient tradition than inauguration of one anew. But the ancient and correct tradition was long lost to the society that many felt the act of renewing the ancient tradition to be an introduction of a new tradition.</w:t>
-      </w:r>
-    </w:p>
-    <w:p>
-      <w:r>
-        <w:t>Renewal of the ancient tradition as well as the determination of what is right in the face of the new changes in society are two outstanding features of the Mahanayaka Thera’s service to the Sasana. The unique feature of the latter activity was the amalgamation of modernity with antiquity. In other words, within the Vajirarama tradition both antiquity and modernity co-existed harmoniously. The aim of this paper is to make an overview of the Vajirarama tradition, or the ‘Vajirarama mark’ of the contemporary Sasana.</w:t>
-      </w:r>
-    </w:p>
-    <w:p>
-      <w:pPr>
-        <w:pStyle w:val="Heading4"/>
-      </w:pPr>
-      <w:r>
-        <w:t>Beginnings</w:t>
-      </w:r>
-    </w:p>
-    <w:p>
-      <w:r>
-        <w:t>The Venerable Pelene Mahanayaka Thera, born in Pelena near Matara received initial entrance to the monkhood from the Most Venerable Veragampita Siri Revata Thera, came to Colombo in order to attend well-known Vidyodaya Pirivena for his higher studies. In 1900 he completed his Pirivena studies with distinction, and started living at the place called ‘dharma-sala’ – a building the people in the surrounding area had built for their religious functions, which later became ‘Vajiraramaya’. This was in 1901, and the only available room in the building was reserved for Vajiranana Maha Thera and the rest of the monks had make-shift rooms with partitions made using robes. The monastery with these simple beginnings became Vajirarama proper when Muhandiram P.J. Kulatilake built the library with two rooms and donated it to the Sangha. This happened in 1909.</w:t>
-      </w:r>
-    </w:p>
-    <w:p>
-      <w:pPr>
-        <w:pStyle w:val="Heading4"/>
-      </w:pPr>
-      <w:r>
-        <w:t>Vajirarama Monks</w:t>
-      </w:r>
-    </w:p>
-    <w:p>
-      <w:r>
-        <w:t>The graceful public behaviour of the Pelene Mahanayaka Thera and his pupils was winning the hearts of people not only in Colombo but also outside of Colombo. Gradually the monastery became the centre of religious activities in Colombo. Pelene Mahanayaka Thera did not send his pupils outside for their studies. He attended to this need of his pupils by himself, aided at times by some visiting erudite monks. Gradually a group of young and energetic monks endowed with knowledge and vision emerged from Vajirarama. Some of these monks were known both nationally and internationally, and among them were the following great Theras: Narada , Madihe Pannasiha, Mahanama, Piyadassi, Denipitiye Sumanasiri, Rohana, Metteyya, Ampitiye Rahula, Soma, Kheminda, Valgama Sugatananda, Vipassi, Urugamuve Senananda, Gunasiri, Kassapa, Siridhamma, and Nanamoli and Nanavira who were English nationals. There were also others like Kapugama Sumanawansa Thera and Veligama Nanaratana Thera who spent their formative years at Vajirarama under the guidance of Pelene Mahanayaka Thera.</w:t>
-      </w:r>
-    </w:p>
-    <w:p>
-      <w:r>
-        <w:t>This group of monks of Vajiraramaya became outstanding among the Buddhist monks in Sri Lanka from their graceful public demeanour as well as from their knowledge of the Dhamma and their skill in its communication. It must be reiterated that under the able guidance of Pelene Mahanayaka Thera the ancient monastic tradition of Sri Lanka received a new leaf of life. A prominent feature of this group of monks was their refine public conduct.</w:t>
-      </w:r>
-    </w:p>
-    <w:p>
-      <w:pPr>
-        <w:pStyle w:val="Heading4"/>
-      </w:pPr>
-      <w:r>
-        <w:t>Public Demeanour</w:t>
-      </w:r>
-    </w:p>
-    <w:p>
-      <w:r>
-        <w:t>At a time when even the leading members of the Sangha were not unanimous about the proper public conduct of the monks, Pelene Mahanayaka Thera did yeoman service by bringing into life through his own example and that of his pupils, the correct method of conduct appropriate for the Sangha. It is a known fact that the organization of the Sangha of Sri Lanka suffered a setback both morally and educationally with the arrival of colonialism in the country in the 16th century. It is said that people around Kandy did not know the meaning of a monk going from house to house on ‘pindapatha’ with his alms-bowl at mid-day when Asarana-sarana Saranankara Thera first did so. This was in the middle of 1700’s or in the 18th century. Thanks to the efforts of the Sangharaja Thera, the Sasana of the country started thriving. This, however, was not effective everywhere owing to human weaknesses of some of the members of the Sangha themselves. The Vajirarama tradition initiated by Pelene Mahanayaka Thera can be described as a crystallization of the movement initiated by the Venerable Sangharaja.</w:t>
-      </w:r>
-    </w:p>
-    <w:p>
-      <w:r>
-        <w:t>The monks of Vajirarama were outstanding among their counterparts. There was a clear difference in them in so far as their external behaviour was concerned. The visible difference was indicative of a deeper internal transformation. Pelene Mahanayaka Thera was known for his attention for details when it came to proper monastic conduct. While the basic Patimokkha rules (adi-brahmacariyaka-sila) received utmost care, the precepts associated with good conduct (abhisamacarika-sila) too were given equal emphasis. The result was that the monks of Vajirarama were easily identified in a group by their splendid external conduct. What follows are some unique features found in this group of monks:</w:t>
-      </w:r>
-    </w:p>
-    <w:p>
-      <w:pPr>
-        <w:pStyle w:val="ListBullet"/>
-      </w:pPr>
-      <w:r>
-        <w:t>shaving both head and beard together;</w:t>
-      </w:r>
-    </w:p>
-    <w:p>
-      <w:pPr>
-        <w:pStyle w:val="ListBullet"/>
-      </w:pPr>
-      <w:r>
-        <w:t>using the alms-bowl for eating and carrying it along with them in their journeys as a requisite of a monk; and</w:t>
-      </w:r>
-    </w:p>
-    <w:p>
-      <w:pPr>
-        <w:pStyle w:val="ListBullet"/>
-      </w:pPr>
-      <w:r>
-        <w:t>abstaining from robes with glairing colours, and using robes dyed with natural colours made by boiling root of jak trees and bark of banyan trees.</w:t>
-      </w:r>
-    </w:p>
-    <w:p>
-      <w:r>
-        <w:t>The colour of the robe of the Vajirarama monks was quite visible. This unique colour of the robe came to be known as the ‘Vajirarama-colour’, and the dye made by incorporating this colour was known ‘vajirarama-dye’. It is correct to say that the Vajirarama monks set the standard for monks in this country. Following the instruction of the Buddha that his disciples should have a way of conduct different from that of others (anno me akappo karaniyo) the members of the Vajirarama tradition distinguished themselves always from the rest of the monks.</w:t>
-      </w:r>
-    </w:p>
-    <w:p>
-      <w:pPr>
-        <w:pStyle w:val="Heading4"/>
-      </w:pPr>
-      <w:r>
-        <w:t>Tradition and Modernity</w:t>
-      </w:r>
-    </w:p>
-    <w:p>
-      <w:r>
-        <w:t>The pupils of Pelene Vajiranan a Mahanayaka Thera were not only well-disciplined but also were well educated and articulated. Although these monks did not receive the traditional Pirivena education, they had mastered the Dhamma and gained other forms of knowledge from Pelene Mahanayaka Thera, and from some other erudite monks who were resident of Vajirarama and also by their own efforts. Two things need to be mentioned here. One is the competence this group of monks had in order to present the teaching of the Buddha as applicable to the contemporary society. The other is the ability they possessed to communicate the teaching of the Buddha in English. Some of the students of Pelene Mahanayaka Thera such as Narada, Piyadassi, Soma, and Kheminda Theras had this latter ability already when they entered the Sangha. Some others had acquired it once they came to Vajirarama. This language tool enabled them to have easy access to other forms of knowledge such as science, philosophy and world literature. The library of Vajiraramaya was at that time one of the best modern libraries in Colombo with a large collection of Pali, Sanskrit, Sinhala and Burmese texts and in particular, English books on Buddhism as well as on other subjects. It was also open for visiting researchers.</w:t>
-      </w:r>
-    </w:p>
-    <w:p>
-      <w:r>
-        <w:t>Venerable Narada and Venerable Piyadassi were pioneers among the modern-day dharmadutas who took the message of the Buddha to the West. In addition, Venerable Narada was the first to take the Theravada tradition to South East Asian countries like Vietnam and Indonesia. Bhikkhus Soma and Kheminda translated the Vimuttimagga from a Chinese text into English (for the Pali version had not yet been discovered). The two English monks, Nanamoli and Nanawira did a great service by presenting Dhamma in English as well as by translating Pali texts into English. In particular, the former translated many Pali texts into English including the Visuddhimagga of Budhaghosa. The first Theravada Buddhist centre in the North America (Washington Buddhist Vihara) was established in 1964 under the guidance of the Venerable Madihe Pannasiha Mahanayaka Thera.</w:t>
-      </w:r>
-    </w:p>
-    <w:p>
-      <w:r>
-        <w:t>At a time when learning English by a monk was perceived as a sign of decadence, Pelene Mahanayaka Thera, otherwise a firm upholder of the tradition, showed remarkable openness for this skill. Among the Vajirarama monks, the knowledge of English which was a feature of modernity was balanced by strict adherence to the tradition of the Dhamma and the Vinaya. Both modernity and tradition found harmonious existence.</w:t>
-      </w:r>
-    </w:p>
-    <w:p>
-      <w:r>
-        <w:t>A particular service was rendered by the Vajirarama monks by taking the teaching of the Buddha to the urban intelligentsia of the country who were mostly Buddhist only by name not for their fault alone. The Dhamma was covered with a thick crust of tradition and was not accessible to those who had modern education. In order to carry the Dhamma to this group of people the Vajirarama monks had to ‘liberate’ Buddhism from mostly archaic phraseology and outdated modes of presentation. These monks were capable of explaining the Dhamma in a logical and scientific language familiar to the educated of the country. Clean and simple physical surroundings of Vajirarama may have provided an extra incentive for these urban Buddhists to restart visiting monasteries.</w:t>
-      </w:r>
-    </w:p>
-    <w:p>
-      <w:pPr>
-        <w:pStyle w:val="Heading4"/>
-      </w:pPr>
-      <w:r>
-        <w:t>New trends in Dhamma-communication</w:t>
-      </w:r>
-    </w:p>
-    <w:p>
-      <w:r>
-        <w:t>Although the monastic tradition of Sri Lanka was known in the ancient world for its very high standards of knowledge in the Dhamma (pariyatti), starting from the colonial period this seems to have deteriorated rapidly. One example that characterized this unfortunate condition is what is known as ‘pin vakyaya’ (statement of merit) recited at the conclusion of a meritorious deed (usually at a dana — an alms giving to the monks). This was to be remembered and recited out of memory at the end of meritorious deed, a device meant for those who did not have enough knowledge and ability to utter a few words on their own by way of thanking the donors. It was symbolic that the monks at Vajiraramaya rejected this practice for they had the ability to attend to lay people’s religious needs without resorting to reciting formulae prepared by others.</w:t>
-      </w:r>
-    </w:p>
-    <w:p>
-      <w:r>
-        <w:t>The Vajirarama tradition is responsible for introducing a new structure for the Dhamma sermons. Traditionally the preaching of the Dhamma had turned out to be an all-night affair in which finally a larger majority of people would end up falling asleep in the vicinity where the sermon took place. This was unacceptable not only because it took too much time but because listening to the Dhamma only to acquire merits did not serve the purpose of listening in order to practice.</w:t>
-      </w:r>
-    </w:p>
-    <w:p>
-      <w:r>
-        <w:t>The Dhamma sermons of one hour duration was an innovation by Vajirarama monks. The introduction of radio in the early last century too was instrumental for this change. The first Dhamma sermon through the radio was preached by Pelene Mahanayaka Thera. This was a new experience for the Buddhist public in the country, and one hour duration too was new to the people. At this early stage it is mostly the Vajirarama monks who conducted Dhamma sermons through radio. The full moon day sermon was the monopoly of Pelene Mahanayaka Thera during this early period. The Dhamma sermons of one hour duration organized according to a definite topic was an innovation for which we are indebted to the Vajirarama tradition.</w:t>
-      </w:r>
-    </w:p>
-    <w:p>
-      <w:r>
-        <w:t>In addition to this change in the structure, style and the content of Dhamma sermons, the practice of conducting the Poya-day religious observances according to a definite time-table too was popularized by Vajiraramaya. Before the full moon day was made a public holiday, the monks at Vajiraramaya conducted day-long programs of sil-observance on every last Saturday of the month. The practice started from Vajiraramaya gradually spread all over the country.</w:t>
-      </w:r>
-    </w:p>
-    <w:p>
-      <w:pPr>
-        <w:pStyle w:val="Heading4"/>
-      </w:pPr>
-      <w:r>
-        <w:t>Conclusion</w:t>
-      </w:r>
-    </w:p>
-    <w:p>
-      <w:r>
-        <w:t>It is clear that the Vajirarama tradition has played a crucial role in defining the Buddhist monk and in shaping the Buddhist religious practice of contemporary Sri Lanka. As I stressed at the beginning of this discussion, the Vajirarama tradition has to be understood as renewing an ancient tradition than introducing a new one. Accordingly, the appearance of a properly dressed monk with simultaneously shaven head and beard and pleasant demeanour is not a new tradition. It is how the early Buddhist tradition would define a monk. Likewise the Vajirarama tradition laid emphasis on such practices as the recital of the Patimokkha on Poya days, consuming uncooked food containing seeds only after the donors make such food ‘appropriate’ (kappiya), not accepting money, and using language appropriate to the Sangha, to the daily monastic life. It is clear that the Vajirarama tradition has set a precedence in bringing these age-old traditions into contemporary monastic life.</w:t>
-      </w:r>
-    </w:p>
-    <w:p>
-      <w:r>
-        <w:t>The Vajirarama tradition has been open to modern technology with which the Dhamma was communicated to the contemporary society, and also it has found ways and means of interpreting and presenting through new similes and metaphors the teachings of the Buddha to suit the needs of the modern world.</w:t>
-      </w:r>
-    </w:p>
-    <w:p>
-      <w:r>
-        <w:t>The contribution made by the Vajirarama tradition to the upliftment of the Buddhist religiousness in the contemporary Sri Lanka in particular and in the world in general is worth carrying to the future. It is hoped that one will not have to talk about this phenomenon in the past tense. The path cleared by the Venerable Pelene Vajiranana MahanayakaThera and the group of his illustrious disciples should serve as the path not only for the posterity of the Vajirarama tradition but also for the entirety of Sangha in the Theravada world.</w:t>
-      </w:r>
-    </w:p>
-    <w:p>
-      <w:r>
-        <w:t>Journal written by: – by Professor Asanga Tilakaratne</w:t>
-      </w:r>
-    </w:p>
-    <w:p>
-      <w:r>
-        <w:t>Siri Vajiraramaya is arguably the best known Sri Lankan Buddhist temple throughout the world due to the renowned resident monks who spread the teaching of the Buddha worldwide.</w:t>
-      </w:r>
-    </w:p>
-    <w:p>
-      <w:pPr>
-        <w:pStyle w:val="Heading4"/>
-      </w:pPr>
-      <w:r>
-        <w:t>Media Gallery</w:t>
-      </w:r>
-    </w:p>
-    <w:p>
-      <w:pPr>
-        <w:pStyle w:val="Heading4"/>
-      </w:pPr>
-      <w:r>
-        <w:t>Contact</w:t>
-      </w:r>
-    </w:p>
-    <w:p>
-      <w:pPr>
-        <w:pStyle w:val="Heading4"/>
-      </w:pPr>
-      <w:r>
-        <w:t>E-Mail Newsletter</w:t>
-      </w:r>
-    </w:p>
-    <w:p>
-      <w:pPr>
-        <w:pStyle w:val="Heading2"/>
-      </w:pPr>
-      <w:r>
-        <w:t>Images referenced on this page</w:t>
-      </w:r>
-    </w:p>
-    <w:p>
-      <w:pPr>
-        <w:pStyle w:val="ListBullet"/>
-      </w:pPr>
-      <w:r>
-        <w:t xml:space="preserve">Image (no caption/alt text supplied) — </w:t>
-      </w:r>
-      <w:hyperlink r:id="rId16">
-        <w:r>
-          <w:rPr>
-            <w:color w:val="0563C1"/>
-            <w:u w:val="single"/>
-          </w:rPr>
-          <w:t>https://vajirarama.lk/wp-content/uploads/logo-02.png</w:t>
-        </w:r>
-      </w:hyperlink>
-    </w:p>
-    <w:p>
-      <w:pPr>
-        <w:pStyle w:val="ListBullet"/>
-      </w:pPr>
-      <w:r>
-        <w:t xml:space="preserve">Image (no caption/alt text supplied) — </w:t>
-      </w:r>
-      <w:hyperlink r:id="rId17">
-        <w:r>
-          <w:rPr>
-            <w:color w:val="0563C1"/>
-            <w:u w:val="single"/>
-          </w:rPr>
-          <w:t>https://www.vajirarama.lk/wp-content/uploads/photo-140.jpg</w:t>
-        </w:r>
-      </w:hyperlink>
-    </w:p>
-    <w:p>
-      <w:pPr>
-        <w:pStyle w:val="ListBullet"/>
-      </w:pPr>
-      <w:r>
-        <w:t xml:space="preserve">Image (no caption/alt text supplied) — </w:t>
-      </w:r>
-      <w:hyperlink r:id="rId18">
-        <w:r>
-          <w:rPr>
-            <w:color w:val="0563C1"/>
-            <w:u w:val="single"/>
-          </w:rPr>
-          <w:t>https://www.vajirarama.lk/wp-content/uploads/photo-022.jpg</w:t>
-        </w:r>
-      </w:hyperlink>
-    </w:p>
-    <w:p>
-      <w:pPr>
-        <w:pStyle w:val="ListBullet"/>
-      </w:pPr>
-      <w:r>
-        <w:t xml:space="preserve">Image (no caption/alt text supplied) — </w:t>
-      </w:r>
-      <w:hyperlink r:id="rId19">
-        <w:r>
-          <w:rPr>
-            <w:color w:val="0563C1"/>
-            <w:u w:val="single"/>
-          </w:rPr>
-          <w:t>https://www.vajirarama.lk/wp-content/uploads/photo-139.jpg</w:t>
-        </w:r>
-      </w:hyperlink>
-    </w:p>
-    <w:p>
-      <w:pPr>
-        <w:pStyle w:val="ListBullet"/>
-      </w:pPr>
-      <w:r>
-        <w:t xml:space="preserve">Image (no caption/alt text supplied) — </w:t>
-      </w:r>
-      <w:hyperlink r:id="rId20">
-        <w:r>
-          <w:rPr>
-            <w:color w:val="0563C1"/>
-            <w:u w:val="single"/>
-          </w:rPr>
-          <w:t>https://www.vajirarama.lk/wp-content/uploads/photo-138.jpg</w:t>
-        </w:r>
-      </w:hyperlink>
-    </w:p>
-    <w:p>
-      <w:pPr>
-        <w:pStyle w:val="ListBullet"/>
-      </w:pPr>
-      <w:r>
-        <w:t xml:space="preserve">Image (no caption/alt text supplied) — </w:t>
-      </w:r>
-      <w:hyperlink r:id="rId21">
-        <w:r>
-          <w:rPr>
-            <w:color w:val="0563C1"/>
-            <w:u w:val="single"/>
-          </w:rPr>
-          <w:t>https://www.vajirarama.lk/wp-content/uploads/pic-007-e1515243001489.jpg</w:t>
-        </w:r>
-      </w:hyperlink>
-    </w:p>
-    <w:p>
-      <w:pPr>
-        <w:pStyle w:val="ListBullet"/>
-      </w:pPr>
-      <w:r>
-        <w:t xml:space="preserve">Image (no caption/alt text supplied) — </w:t>
-      </w:r>
-      <w:hyperlink r:id="rId22">
-        <w:r>
-          <w:rPr>
-            <w:color w:val="0563C1"/>
-            <w:u w:val="single"/>
-          </w:rPr>
-          <w:t>https://vajirarama.lk/wp-content/uploads/branchers-set-001.jpg</w:t>
-        </w:r>
-      </w:hyperlink>
-    </w:p>
-    <w:p>
-      <w:pPr>
-        <w:pStyle w:val="ListBullet"/>
-      </w:pPr>
-      <w:r>
-        <w:t xml:space="preserve">Image (no caption/alt text supplied) — </w:t>
-      </w:r>
-      <w:hyperlink r:id="rId23">
-        <w:r>
-          <w:rPr>
-            <w:color w:val="0563C1"/>
-            <w:u w:val="single"/>
-          </w:rPr>
-          <w:t>https://www.vajirarama.lk/wp-content/uploads/news-2015.06.23-01.jpg</w:t>
-        </w:r>
-      </w:hyperlink>
-    </w:p>
-    <w:p>
-      <w:pPr>
-        <w:pStyle w:val="ListBullet"/>
-      </w:pPr>
-      <w:r>
-        <w:t xml:space="preserve">Image (no caption/alt text supplied) — </w:t>
-      </w:r>
-      <w:hyperlink r:id="rId24">
-        <w:r>
-          <w:rPr>
-            <w:color w:val="0563C1"/>
-            <w:u w:val="single"/>
-          </w:rPr>
-          <w:t>https://www.vajirarama.lk/wp-content/uploads/pic-008.jpg</w:t>
-        </w:r>
-      </w:hyperlink>
-    </w:p>
-    <w:p>
-      <w:pPr>
-        <w:pStyle w:val="ListBullet"/>
-      </w:pPr>
-      <w:r>
-        <w:t xml:space="preserve">Image (no caption/alt text supplied) — </w:t>
-      </w:r>
-      <w:hyperlink r:id="rId25">
-        <w:r>
-          <w:rPr>
-            <w:color w:val="0563C1"/>
-            <w:u w:val="single"/>
-          </w:rPr>
-          <w:t>https://www.vajirarama.lk/wp-content/uploads/pic-004.jpg</w:t>
-        </w:r>
-      </w:hyperlink>
-    </w:p>
-    <w:p>
-      <w:pPr>
-        <w:pStyle w:val="ListBullet"/>
-      </w:pPr>
-      <w:r>
-        <w:t xml:space="preserve">Image (no caption/alt text supplied) — </w:t>
-      </w:r>
-      <w:hyperlink r:id="rId26">
-        <w:r>
-          <w:rPr>
-            <w:color w:val="0563C1"/>
-            <w:u w:val="single"/>
-          </w:rPr>
-          <w:t>https://www.vajirarama.lk/wp-content/uploads/photo-035.jpg</w:t>
-        </w:r>
-      </w:hyperlink>
-    </w:p>
-    <w:p>
-      <w:pPr>
-        <w:pStyle w:val="ListBullet"/>
-      </w:pPr>
-      <w:r>
-        <w:t xml:space="preserve">Image (no caption/alt text supplied) — </w:t>
-      </w:r>
-      <w:hyperlink r:id="rId27">
-        <w:r>
-          <w:rPr>
-            <w:color w:val="0563C1"/>
-            <w:u w:val="single"/>
-          </w:rPr>
-          <w:t>https://www.vajirarama.lk/wp-content/uploads/photo-060.jpg</w:t>
-        </w:r>
-      </w:hyperlink>
-    </w:p>
-    <w:p>
-      <w:pPr>
-        <w:pStyle w:val="ListBullet"/>
-      </w:pPr>
-      <w:r>
-        <w:t xml:space="preserve">Image (no caption/alt text supplied) — </w:t>
-      </w:r>
-      <w:hyperlink r:id="rId28">
-        <w:r>
-          <w:rPr>
-            <w:color w:val="0563C1"/>
-            <w:u w:val="single"/>
-          </w:rPr>
-          <w:t>https://www.vajirarama.lk/wp-content/uploads/photo-127.jpg</w:t>
-        </w:r>
-      </w:hyperlink>
-    </w:p>
-    <w:p>
-      <w:pPr>
-        <w:pStyle w:val="ListBullet"/>
-      </w:pPr>
-      <w:r>
-        <w:t xml:space="preserve">Image (no caption/alt text supplied) — </w:t>
-      </w:r>
-      <w:hyperlink r:id="rId29">
-        <w:r>
-          <w:rPr>
-            <w:color w:val="0563C1"/>
-            <w:u w:val="single"/>
-          </w:rPr>
-          <w:t>https://www.vajirarama.lk/wp-content/uploads/photo-137.jpg</w:t>
-        </w:r>
-      </w:hyperlink>
-    </w:p>
-    <w:p>
-      <w:pPr>
-        <w:pStyle w:val="ListBullet"/>
-      </w:pPr>
-      <w:r>
-        <w:t xml:space="preserve">Image (no caption/alt text supplied) — </w:t>
-      </w:r>
-      <w:hyperlink r:id="rId30">
-        <w:r>
-          <w:rPr>
-            <w:color w:val="0563C1"/>
-            <w:u w:val="single"/>
-          </w:rPr>
-          <w:t>https://www.vajirarama.lk/wp-content/uploads/photo-128.jpg</w:t>
-        </w:r>
-      </w:hyperlink>
-    </w:p>
-    <w:p>
-      <w:pPr>
-        <w:pStyle w:val="ListBullet"/>
-      </w:pPr>
-      <w:r>
-        <w:t xml:space="preserve">reno-monks-vajiragnana — </w:t>
-      </w:r>
-      <w:hyperlink r:id="rId31">
-        <w:r>
-          <w:rPr>
-            <w:color w:val="0563C1"/>
-            <w:u w:val="single"/>
-          </w:rPr>
-          <w:t>https://vajirarama.lk/wp-content/uploads/reno-monks-vajiragnana-82x82.jpg</w:t>
-        </w:r>
-      </w:hyperlink>
-    </w:p>
-    <w:p>
-      <w:pPr>
-        <w:pStyle w:val="ListBullet"/>
-      </w:pPr>
-      <w:r>
-        <w:t xml:space="preserve">reno-monks-narada — </w:t>
-      </w:r>
-      <w:hyperlink r:id="rId32">
-        <w:r>
-          <w:rPr>
-            <w:color w:val="0563C1"/>
-            <w:u w:val="single"/>
-          </w:rPr>
-          <w:t>https://vajirarama.lk/wp-content/uploads/reno-monks-narada-82x82.jpg</w:t>
-        </w:r>
-      </w:hyperlink>
-    </w:p>
-    <w:p>
-      <w:pPr>
-        <w:pStyle w:val="ListBullet"/>
-      </w:pPr>
-      <w:r>
-        <w:t xml:space="preserve">reno-monks-piyadassi — </w:t>
-      </w:r>
-      <w:hyperlink r:id="rId33">
-        <w:r>
-          <w:rPr>
-            <w:color w:val="0563C1"/>
-            <w:u w:val="single"/>
-          </w:rPr>
-          <w:t>https://vajirarama.lk/wp-content/uploads/reno-monks-piyadassi-82x82.jpg</w:t>
-        </w:r>
-      </w:hyperlink>
-    </w:p>
-    <w:p>
-      <w:pPr>
-        <w:pStyle w:val="ListBullet"/>
-      </w:pPr>
-      <w:r>
-        <w:t xml:space="preserve">reno-monks-madihe — </w:t>
-      </w:r>
-      <w:hyperlink r:id="rId34">
-        <w:r>
-          <w:rPr>
-            <w:color w:val="0563C1"/>
-            <w:u w:val="single"/>
-          </w:rPr>
-          <w:t>https://vajirarama.lk/wp-content/uploads/reno-monks-madihe-82x82.jpg</w:t>
-        </w:r>
-      </w:hyperlink>
-    </w:p>
-    <w:p>
-      <w:pPr>
-        <w:pStyle w:val="ListBullet"/>
-      </w:pPr>
-      <w:r>
-        <w:t xml:space="preserve">reno-monks-d-mahinda — </w:t>
-      </w:r>
-      <w:hyperlink r:id="rId35">
-        <w:r>
-          <w:rPr>
-            <w:color w:val="0563C1"/>
-            <w:u w:val="single"/>
-          </w:rPr>
-          <w:t>https://vajirarama.lk/wp-content/uploads/reno-monks-d-mahinda-e1514530479337-82x82.jpg</w:t>
-        </w:r>
-      </w:hyperlink>
-    </w:p>
-    <w:p>
-      <w:pPr>
-        <w:pStyle w:val="ListBullet"/>
-      </w:pPr>
-      <w:r>
-        <w:t xml:space="preserve">reno-monks-soma — </w:t>
-      </w:r>
-      <w:hyperlink r:id="rId36">
-        <w:r>
-          <w:rPr>
-            <w:color w:val="0563C1"/>
-            <w:u w:val="single"/>
-          </w:rPr>
-          <w:t>https://vajirarama.lk/wp-content/uploads/reno-monks-soma-82x82.jpg</w:t>
-        </w:r>
-      </w:hyperlink>
-    </w:p>
-    <w:p>
-      <w:pPr>
-        <w:pStyle w:val="ListBullet"/>
-      </w:pPr>
-      <w:r>
-        <w:t xml:space="preserve">Image (no caption/alt text supplied) — </w:t>
-      </w:r>
-      <w:hyperlink r:id="rId86">
-        <w:r>
-          <w:rPr>
-            <w:color w:val="0563C1"/>
-            <w:u w:val="single"/>
-          </w:rPr>
-          <w:t>https://www.vajirarama.lk/wp-content/uploads/im-big-h-01-235x300.jpg</w:t>
-        </w:r>
-      </w:hyperlink>
-    </w:p>
-    <w:p>
-      <w:pPr>
-        <w:pStyle w:val="ListBullet"/>
-      </w:pPr>
-      <w:r>
-        <w:t xml:space="preserve">Image (no caption/alt text supplied) — </w:t>
-      </w:r>
-      <w:hyperlink r:id="rId87">
-        <w:r>
-          <w:rPr>
-            <w:color w:val="0563C1"/>
-            <w:u w:val="single"/>
-          </w:rPr>
-          <w:t>https://www.vajirarama.lk/wp-content/uploads/reno-monks-revatha-300x214.jpg</w:t>
-        </w:r>
-      </w:hyperlink>
-    </w:p>
-    <w:p>
-      <w:pPr>
-        <w:pStyle w:val="ListBullet"/>
-      </w:pPr>
-      <w:r>
-        <w:t xml:space="preserve">Image (no caption/alt text supplied) — </w:t>
-      </w:r>
-      <w:hyperlink r:id="rId88">
-        <w:r>
-          <w:rPr>
-            <w:color w:val="0563C1"/>
-            <w:u w:val="single"/>
-          </w:rPr>
-          <w:t>https://www.vajirarama.lk/wp-content/uploads/photo-110-300x144.jpg</w:t>
-        </w:r>
-      </w:hyperlink>
-    </w:p>
-    <w:p>
-      <w:pPr>
-        <w:pStyle w:val="ListBullet"/>
-      </w:pPr>
-      <w:r>
-        <w:t xml:space="preserve">Image (no caption/alt text supplied) — </w:t>
-      </w:r>
-      <w:hyperlink r:id="rId89">
-        <w:r>
-          <w:rPr>
-            <w:color w:val="0563C1"/>
-            <w:u w:val="single"/>
-          </w:rPr>
-          <w:t>https://www.vajirarama.lk/wp-content/uploads/photo-021-300x144.jpg</w:t>
-        </w:r>
-      </w:hyperlink>
-    </w:p>
-    <w:p>
-      <w:pPr>
-        <w:pStyle w:val="ListBullet"/>
-      </w:pPr>
-      <w:r>
-        <w:t xml:space="preserve">Image (no caption/alt text supplied) — </w:t>
-      </w:r>
-      <w:hyperlink r:id="rId90">
-        <w:r>
-          <w:rPr>
-            <w:color w:val="0563C1"/>
-            <w:u w:val="single"/>
-          </w:rPr>
-          <w:t>https://www.vajirarama.lk/wp-content/uploads/news-2015.06.23-06-300x144.jpg</w:t>
-        </w:r>
-      </w:hyperlink>
-    </w:p>
-    <w:p>
-      <w:pPr>
-        <w:pStyle w:val="ListBullet"/>
-      </w:pPr>
-      <w:r>
-        <w:t xml:space="preserve">Image (no caption/alt text supplied) — </w:t>
-      </w:r>
-      <w:hyperlink r:id="rId91">
-        <w:r>
-          <w:rPr>
-            <w:color w:val="0563C1"/>
-            <w:u w:val="single"/>
-          </w:rPr>
-          <w:t>https://www.vajirarama.lk/wp-content/uploads/photo-111-300x144.jpg</w:t>
-        </w:r>
-      </w:hyperlink>
-    </w:p>
-    <w:p>
-      <w:pPr>
-        <w:pStyle w:val="ListBullet"/>
-      </w:pPr>
-      <w:r>
-        <w:t xml:space="preserve">Image (no caption/alt text supplied) — </w:t>
-      </w:r>
-      <w:hyperlink r:id="rId47">
-        <w:r>
-          <w:rPr>
-            <w:color w:val="0563C1"/>
-            <w:u w:val="single"/>
-          </w:rPr>
-          <w:t>https://vajirarama.lk/wp-content/uploads/logo320x100-2.png</w:t>
-        </w:r>
-      </w:hyperlink>
-    </w:p>
-    <w:p>
-      <w:pPr>
-        <w:pStyle w:val="ListBullet"/>
-      </w:pPr>
-      <w:r>
-        <w:t xml:space="preserve">news-2022_06_14 — </w:t>
-      </w:r>
-      <w:hyperlink r:id="rId48">
-        <w:r>
-          <w:rPr>
-            <w:color w:val="0563C1"/>
-            <w:u w:val="single"/>
-          </w:rPr>
-          <w:t>https://vajirarama.lk/wp-content/uploads/news-2022_06_14-75x75.jpg</w:t>
-        </w:r>
-      </w:hyperlink>
-    </w:p>
-    <w:p>
-      <w:pPr>
-        <w:pStyle w:val="ListBullet"/>
-      </w:pPr>
-      <w:r>
-        <w:t xml:space="preserve">news-2022_06_12 — </w:t>
-      </w:r>
-      <w:hyperlink r:id="rId49">
-        <w:r>
-          <w:rPr>
-            <w:color w:val="0563C1"/>
-            <w:u w:val="single"/>
-          </w:rPr>
-          <w:t>https://vajirarama.lk/wp-content/uploads/news-2022_06_12-75x75.jpg</w:t>
-        </w:r>
-      </w:hyperlink>
-    </w:p>
-    <w:p>
-      <w:pPr>
-        <w:pStyle w:val="ListBullet"/>
-      </w:pPr>
-      <w:r>
-        <w:t xml:space="preserve">news-2022_06_11 — </w:t>
-      </w:r>
-      <w:hyperlink r:id="rId50">
-        <w:r>
-          <w:rPr>
-            <w:color w:val="0563C1"/>
-            <w:u w:val="single"/>
-          </w:rPr>
-          <w:t>https://vajirarama.lk/wp-content/uploads/news-2022_06_11-75x75.jpg</w:t>
-        </w:r>
-      </w:hyperlink>
-    </w:p>
-    <w:p>
-      <w:pPr>
-        <w:pStyle w:val="ListBullet"/>
-      </w:pPr>
-      <w:r>
-        <w:t xml:space="preserve">news-2020_09_06 — </w:t>
-      </w:r>
-      <w:hyperlink r:id="rId51">
-        <w:r>
-          <w:rPr>
-            <w:color w:val="0563C1"/>
-            <w:u w:val="single"/>
-          </w:rPr>
-          <w:t>https://vajirarama.lk/wp-content/uploads/news-2020_09_06-75x75.jpg</w:t>
-        </w:r>
-      </w:hyperlink>
-    </w:p>
-    <w:p>
-      <w:pPr>
-        <w:pStyle w:val="ListBullet"/>
-      </w:pPr>
-      <w:r>
-        <w:t xml:space="preserve">news-2020_09_05 — </w:t>
-      </w:r>
-      <w:hyperlink r:id="rId52">
-        <w:r>
-          <w:rPr>
-            <w:color w:val="0563C1"/>
-            <w:u w:val="single"/>
-          </w:rPr>
-          <w:t>https://vajirarama.lk/wp-content/uploads/news-2020_09_05-75x75.jpg</w:t>
-        </w:r>
-      </w:hyperlink>
-    </w:p>
-    <w:p>
-      <w:pPr>
-        <w:pStyle w:val="ListBullet"/>
-      </w:pPr>
-      <w:r>
-        <w:t xml:space="preserve">news-2020_08_30 — </w:t>
-      </w:r>
-      <w:hyperlink r:id="rId53">
-        <w:r>
-          <w:rPr>
-            <w:color w:val="0563C1"/>
-            <w:u w:val="single"/>
-          </w:rPr>
-          <w:t>https://vajirarama.lk/wp-content/uploads/news-2020_08_30-75x75.jpg</w:t>
-        </w:r>
-      </w:hyperlink>
-    </w:p>
-    <w:p>
       <w:r>
         <w:br w:type="page"/>
       </w:r>
@@ -7457,7 +66,7 @@
     </w:p>
     <w:p>
       <w:r>
-        <w:t>Successfully collected pages: 7</w:t>
+        <w:t>Successfully collected pages: 0</w:t>
       </w:r>
     </w:p>
     <w:p>
@@ -7467,7 +76,7 @@
     </w:p>
     <w:p>
       <w:r>
-        <w:t>Scope: links under https://vajirarama.lk/about-us-2/ only. External links and the separate Bosat subdomain are not included by this About-section crawler.</w:t>
+        <w:t>Scope: links under https://lib.vajirarama.lk/ only. External links and the separate Bosat subdomain are not included by this About-section crawler.</w:t>
       </w:r>
     </w:p>
     <w:sectPr>
